--- a/clients/kelly_mulroy/Kelly_Mulroy_Travel_Plan.docx
+++ b/clients/kelly_mulroy/Kelly_Mulroy_Travel_Plan.docx
@@ -1954,7 +1954,7 @@
           <w:sz w:val="20"/>
           <w:szCs w:val="20"/>
         </w:rPr>
-        <w:t xml:space="preserve">110–110g/day</w:t>
+        <w:t xml:space="preserve">110g/day</w:t>
       </w:r>
       <w:r>
         <w:rPr>
@@ -1963,7 +1963,7 @@
           <w:sz w:val="15"/>
           <w:szCs w:val="15"/>
         </w:rPr>
-        <w:t xml:space="preserve">  (1.6–1.6 g/kg — active women general tier)  </w:t>
+        <w:t xml:space="preserve">  (1.6 g/kg — active women general tier)  </w:t>
       </w:r>
       <w:r>
         <w:rPr>
@@ -3489,7 +3489,7 @@
           <w:sz w:val="17"/>
           <w:szCs w:val="17"/>
         </w:rPr>
-        <w:t xml:space="preserve">60% day. Goblet squat at 30–35 lbs (below the 3RM range — focus is form, not load). Box squat to the hotel bench at 40–45 lbs, or the heaviest single dumbbell the rack offers if it stops short. Technique must be clean before load increases Thursday and Friday.</w:t>
+        <w:t xml:space="preserve">60% day. Goblet squat at 30–35 lbs (deliberately light — focus is form, not load). Box squat to the hotel bench at 40–45 lbs, or the heaviest single dumbbell the rack offers if it stops short. Technique must be clean before load increases Thursday and Friday.</w:t>
       </w:r>
     </w:p>
     <w:tbl>
@@ -15282,7 +15282,7 @@
                 <w:sz w:val="15"/>
                 <w:szCs w:val="15"/>
               </w:rPr>
-              <w:t xml:space="preserve">37–40 lbs</w:t>
+              <w:t xml:space="preserve">35–37.5 lbs</w:t>
             </w:r>
           </w:p>
         </w:tc>
@@ -15378,7 +15378,7 @@
                 <w:sz w:val="17"/>
                 <w:szCs w:val="17"/>
               </w:rPr>
-              <w:t xml:space="preserve">90% of the 40 lb 5RM baseline — this is the heaviest pull of the travel week, and it stands in for the pull-up machine. LEFT arm first. Full stretch, drive elbow to hip, no torso twist.</w:t>
+              <w:t xml:space="preserve">Just under the 40 lb 5RM baseline — the heaviest pull of the travel week, standing in for the pull-up machine. If the rack skips 37.5, stay at 35 and own the tempo. LEFT arm first. Full stretch, drive elbow to hip, no torso twist.</w:t>
             </w:r>
             <w:r>
               <w:rPr>

--- a/clients/kelly_mulroy/Kelly_Mulroy_Travel_Plan.docx
+++ b/clients/kelly_mulroy/Kelly_Mulroy_Travel_Plan.docx
@@ -1854,6 +1854,56 @@
           <w:szCs w:val="17"/>
         </w:rPr>
         <w:t xml:space="preserve">RIR (reps in reserve) governs every load decision in this plan, and while traveling you make every call yourself. The self-check: at the end of a working set, honestly ask how many clean reps were genuinely left. Primary lifts end at 2 in reserve; the marked accessory sets end at 1; corrective and technique work stays comfortably sub-maximal (3+). If you can’t tell, the set was too easy — if form broke, it went one rep too far. When in doubt, end the set earlier: on the road, the conservative call is always the right one.</w:t>
+      </w:r>
+    </w:p>
+    <w:p>
+      <w:pPr>
+        <w:spacing w:after="100"/>
+      </w:pPr>
+      <w:r>
+        <w:rPr>
+          <w:rFonts w:ascii="Arial" w:cs="Arial" w:eastAsia="Arial" w:hAnsi="Arial"/>
+          <w:b/>
+          <w:bCs/>
+          <w:color w:val="1565C0"/>
+          <w:sz w:val="17"/>
+          <w:szCs w:val="17"/>
+        </w:rPr>
+        <w:t xml:space="preserve">Planned Deload — Week 5, Directly After the Week 4 Strength Check:  </w:t>
+      </w:r>
+      <w:r>
+        <w:rPr>
+          <w:rFonts w:ascii="Arial" w:cs="Arial" w:eastAsia="Arial" w:hAnsi="Arial"/>
+          <w:color w:val="2C2C2C"/>
+          <w:sz w:val="17"/>
+          <w:szCs w:val="17"/>
+        </w:rPr>
+        <w:t xml:space="preserve">The program deliberately includes one lighter week — Week 5, immediately after the Week 4 strength reassessment — and it applies on the road exactly as at the studio. If a travel week lands on Week 5, run this same plan as a "reload": working sets roughly halved, loads at about 50–70% of the normal working weights, every set comfortably in the technique band (3 or more reps in reserve), no push-up max test that week. One light week costs no muscle and only a small, quickly-recovered edge of peak strength — with a lower back still re-earning the hinge pattern, it is how the plan banks its gains before Weeks 6–8 rebuild toward the 8-week targets.</w:t>
+      </w:r>
+    </w:p>
+    <w:p>
+      <w:pPr>
+        <w:spacing w:after="100"/>
+      </w:pPr>
+      <w:r>
+        <w:rPr>
+          <w:rFonts w:ascii="Arial" w:cs="Arial" w:eastAsia="Arial" w:hAnsi="Arial"/>
+          <w:b/>
+          <w:bCs/>
+          <w:color w:val="E65100"/>
+          <w:sz w:val="17"/>
+          <w:szCs w:val="17"/>
+        </w:rPr>
+        <w:t xml:space="preserve">Session Architecture — ICONS Block Method Restructure (8/19/2026, Mirrors Studio Doc):  </w:t>
+      </w:r>
+      <w:r>
+        <w:rPr>
+          <w:rFonts w:ascii="Arial" w:cs="Arial" w:eastAsia="Arial" w:hAnsi="Arial"/>
+          <w:color w:val="2C2C2C"/>
+          <w:sz w:val="17"/>
+          <w:szCs w:val="17"/>
+        </w:rPr>
+        <w:t xml:space="preserve">Restructured to the ICONS Block Method six-slot order at the same touch as scripts/kelly_mulroy_5day_plan.js, day for day — see that script's internal restructure note for the full mapping and rejected-options record. Travel-specific differences only: no Kieser or hex-bar references anywhere (studio-inventory-exempt by design — options menus list hotel-executable variants only: B-stance DB deadlift/slow-tempo DB deadlift for the hinge slot, paused floor press/low-incline press for the press slot, seated or single-arm DB press overhead); the carry keeps its "as the rack allows" travel rule rather than the studio's hex-bar handoff past 60 lbs/hand; the new TUE/THU integration closers use hotel DB loads (20–25 suitcase / 25–30 farmer) with the march-in-place fallback for tight floor space. Sunday AR untouched. Slot 4 omitted every day, same reasoning as the studio doc.</w:t>
       </w:r>
     </w:p>
     <w:p>
@@ -3460,11 +3510,1048 @@
           <w:rFonts w:ascii="Arial" w:cs="Arial" w:eastAsia="Arial" w:hAnsi="Arial"/>
           <w:b/>
           <w:bCs/>
+          <w:color w:val="E53935"/>
+          <w:sz w:val="17"/>
+          <w:szCs w:val="17"/>
+        </w:rPr>
+        <w:t xml:space="preserve">B — ANTI-VALGUS PROGRESSION</w:t>
+      </w:r>
+    </w:p>
+    <w:p>
+      <w:pPr>
+        <w:spacing w:after="80"/>
+      </w:pPr>
+      <w:r>
+        <w:rPr>
+          <w:rFonts w:ascii="Arial" w:cs="Arial" w:eastAsia="Arial" w:hAnsi="Arial"/>
+          <w:b/>
+          <w:bCs/>
+          <w:color w:val="E53935"/>
+          <w:sz w:val="17"/>
+          <w:szCs w:val="17"/>
+        </w:rPr>
+        <w:t xml:space="preserve">Why:  </w:t>
+      </w:r>
+      <w:r>
+        <w:rPr>
+          <w:rFonts w:ascii="Arial" w:cs="Arial" w:eastAsia="Arial" w:hAnsi="Arial"/>
+          <w:color w:val="2C2C2C"/>
+          <w:sz w:val="17"/>
+          <w:szCs w:val="17"/>
+        </w:rPr>
+        <w:t xml:space="preserve">The anti-valgus progression documented by Jason Bethea — already bodyweight and wall-based, so it travels unchanged. Wall support removes the balance demand so all of the attention goes to knee tracking. The pistol squat is the highest valgus-risk movement in this program — train it through its regression ladder (doorframe or wall assist → heel elevated → reduced range of motion) and never at full depth unassisted until the knee tracks cleanly. With no coach watching, hold each regression level one session longer than feels necessary before progressing. Run fresh, before any loaded squatting — tracking quality is the entire point.</w:t>
+      </w:r>
+    </w:p>
+    <w:tbl>
+      <w:tblPr>
+        <w:tblW w:type="dxa" w:w="10440"/>
+        <w:tblBorders>
+          <w:top w:val="none" w:color="FFFFFF" w:sz="0"/>
+          <w:left w:val="none" w:color="FFFFFF" w:sz="0"/>
+          <w:bottom w:val="none" w:color="FFFFFF" w:sz="0"/>
+          <w:right w:val="none" w:color="FFFFFF" w:sz="0"/>
+          <w:insideH w:val="single" w:color="auto" w:sz="4"/>
+          <w:insideV w:val="single" w:color="auto" w:sz="4"/>
+        </w:tblBorders>
+      </w:tblPr>
+      <w:tblGrid>
+        <w:gridCol w:w="2400"/>
+        <w:gridCol w:w="380"/>
+        <w:gridCol w:w="420"/>
+        <w:gridCol w:w="680"/>
+        <w:gridCol w:w="540"/>
+        <w:gridCol w:w="440"/>
+        <w:gridCol w:w="5580"/>
+      </w:tblGrid>
+      <w:tr>
+        <w:tc>
+          <w:tcPr>
+            <w:tcW w:type="dxa" w:w="2400"/>
+            <w:tcBorders>
+              <w:top w:val="none" w:color="FFFFFF" w:sz="0"/>
+              <w:left w:val="none" w:color="FFFFFF" w:sz="0"/>
+              <w:bottom w:val="none" w:color="FFFFFF" w:sz="0"/>
+              <w:right w:val="none" w:color="FFFFFF" w:sz="0"/>
+            </w:tcBorders>
+            <w:shd w:fill="FFEBEE" w:color="auto" w:val="clear"/>
+            <w:tcMar>
+              <w:top w:type="dxa" w:w="40"/>
+              <w:left w:type="dxa" w:w="80"/>
+              <w:bottom w:type="dxa" w:w="40"/>
+              <w:right w:type="dxa" w:w="80"/>
+            </w:tcMar>
+            <w:vAlign w:val="center"/>
+          </w:tcPr>
+          <w:p>
+            <w:pPr>
+              <w:jc w:val="left"/>
+            </w:pPr>
+            <w:r>
+              <w:rPr>
+                <w:rFonts w:ascii="Arial" w:cs="Arial" w:eastAsia="Arial" w:hAnsi="Arial"/>
+                <w:b/>
+                <w:bCs/>
+                <w:color w:val="E53935"/>
+                <w:sz w:val="15"/>
+                <w:szCs w:val="15"/>
+              </w:rPr>
+              <w:t xml:space="preserve">EXERCISE</w:t>
+            </w:r>
+          </w:p>
+        </w:tc>
+        <w:tc>
+          <w:tcPr>
+            <w:tcW w:type="dxa" w:w="380"/>
+            <w:tcBorders>
+              <w:top w:val="none" w:color="FFFFFF" w:sz="0"/>
+              <w:left w:val="none" w:color="FFFFFF" w:sz="0"/>
+              <w:bottom w:val="none" w:color="FFFFFF" w:sz="0"/>
+              <w:right w:val="none" w:color="FFFFFF" w:sz="0"/>
+            </w:tcBorders>
+            <w:shd w:fill="FFEBEE" w:color="auto" w:val="clear"/>
+            <w:tcMar>
+              <w:top w:type="dxa" w:w="40"/>
+              <w:left w:type="dxa" w:w="80"/>
+              <w:bottom w:type="dxa" w:w="40"/>
+              <w:right w:type="dxa" w:w="80"/>
+            </w:tcMar>
+            <w:vAlign w:val="center"/>
+          </w:tcPr>
+          <w:p>
+            <w:pPr>
+              <w:jc w:val="center"/>
+            </w:pPr>
+            <w:r>
+              <w:rPr>
+                <w:rFonts w:ascii="Arial" w:cs="Arial" w:eastAsia="Arial" w:hAnsi="Arial"/>
+                <w:b/>
+                <w:bCs/>
+                <w:color w:val="E53935"/>
+                <w:sz w:val="13"/>
+                <w:szCs w:val="13"/>
+              </w:rPr>
+              <w:t xml:space="preserve">SETS</w:t>
+            </w:r>
+          </w:p>
+        </w:tc>
+        <w:tc>
+          <w:tcPr>
+            <w:tcW w:type="dxa" w:w="420"/>
+            <w:tcBorders>
+              <w:top w:val="none" w:color="FFFFFF" w:sz="0"/>
+              <w:left w:val="none" w:color="FFFFFF" w:sz="0"/>
+              <w:bottom w:val="none" w:color="FFFFFF" w:sz="0"/>
+              <w:right w:val="none" w:color="FFFFFF" w:sz="0"/>
+            </w:tcBorders>
+            <w:shd w:fill="FFEBEE" w:color="auto" w:val="clear"/>
+            <w:tcMar>
+              <w:top w:type="dxa" w:w="40"/>
+              <w:left w:type="dxa" w:w="80"/>
+              <w:bottom w:type="dxa" w:w="40"/>
+              <w:right w:type="dxa" w:w="80"/>
+            </w:tcMar>
+            <w:vAlign w:val="center"/>
+          </w:tcPr>
+          <w:p>
+            <w:pPr>
+              <w:jc w:val="center"/>
+            </w:pPr>
+            <w:r>
+              <w:rPr>
+                <w:rFonts w:ascii="Arial" w:cs="Arial" w:eastAsia="Arial" w:hAnsi="Arial"/>
+                <w:b/>
+                <w:bCs/>
+                <w:color w:val="E53935"/>
+                <w:sz w:val="13"/>
+                <w:szCs w:val="13"/>
+              </w:rPr>
+              <w:t xml:space="preserve">REPS</w:t>
+            </w:r>
+          </w:p>
+        </w:tc>
+        <w:tc>
+          <w:tcPr>
+            <w:tcW w:type="dxa" w:w="680"/>
+            <w:tcBorders>
+              <w:top w:val="none" w:color="FFFFFF" w:sz="0"/>
+              <w:left w:val="none" w:color="FFFFFF" w:sz="0"/>
+              <w:bottom w:val="none" w:color="FFFFFF" w:sz="0"/>
+              <w:right w:val="none" w:color="FFFFFF" w:sz="0"/>
+            </w:tcBorders>
+            <w:shd w:fill="FFEBEE" w:color="auto" w:val="clear"/>
+            <w:tcMar>
+              <w:top w:type="dxa" w:w="40"/>
+              <w:left w:type="dxa" w:w="80"/>
+              <w:bottom w:type="dxa" w:w="40"/>
+              <w:right w:type="dxa" w:w="80"/>
+            </w:tcMar>
+            <w:vAlign w:val="center"/>
+          </w:tcPr>
+          <w:p>
+            <w:pPr>
+              <w:jc w:val="center"/>
+            </w:pPr>
+            <w:r>
+              <w:rPr>
+                <w:rFonts w:ascii="Arial" w:cs="Arial" w:eastAsia="Arial" w:hAnsi="Arial"/>
+                <w:b/>
+                <w:bCs/>
+                <w:color w:val="E53935"/>
+                <w:sz w:val="13"/>
+                <w:szCs w:val="13"/>
+              </w:rPr>
+              <w:t xml:space="preserve">LOAD</w:t>
+            </w:r>
+          </w:p>
+        </w:tc>
+        <w:tc>
+          <w:tcPr>
+            <w:tcW w:type="dxa" w:w="540"/>
+            <w:tcBorders>
+              <w:top w:val="none" w:color="FFFFFF" w:sz="0"/>
+              <w:left w:val="none" w:color="FFFFFF" w:sz="0"/>
+              <w:bottom w:val="none" w:color="FFFFFF" w:sz="0"/>
+              <w:right w:val="none" w:color="FFFFFF" w:sz="0"/>
+            </w:tcBorders>
+            <w:shd w:fill="FFEBEE" w:color="auto" w:val="clear"/>
+            <w:tcMar>
+              <w:top w:type="dxa" w:w="40"/>
+              <w:left w:type="dxa" w:w="80"/>
+              <w:bottom w:type="dxa" w:w="40"/>
+              <w:right w:type="dxa" w:w="80"/>
+            </w:tcMar>
+            <w:vAlign w:val="center"/>
+          </w:tcPr>
+          <w:p>
+            <w:pPr>
+              <w:jc w:val="center"/>
+            </w:pPr>
+            <w:r>
+              <w:rPr>
+                <w:rFonts w:ascii="Arial" w:cs="Arial" w:eastAsia="Arial" w:hAnsi="Arial"/>
+                <w:b/>
+                <w:bCs/>
+                <w:color w:val="E53935"/>
+                <w:sz w:val="13"/>
+                <w:szCs w:val="13"/>
+              </w:rPr>
+              <w:t xml:space="preserve">TEMPO</w:t>
+            </w:r>
+          </w:p>
+        </w:tc>
+        <w:tc>
+          <w:tcPr>
+            <w:tcW w:type="dxa" w:w="440"/>
+            <w:tcBorders>
+              <w:top w:val="none" w:color="FFFFFF" w:sz="0"/>
+              <w:left w:val="none" w:color="FFFFFF" w:sz="0"/>
+              <w:bottom w:val="none" w:color="FFFFFF" w:sz="0"/>
+              <w:right w:val="none" w:color="FFFFFF" w:sz="0"/>
+            </w:tcBorders>
+            <w:shd w:fill="FFEBEE" w:color="auto" w:val="clear"/>
+            <w:tcMar>
+              <w:top w:type="dxa" w:w="40"/>
+              <w:left w:type="dxa" w:w="80"/>
+              <w:bottom w:type="dxa" w:w="40"/>
+              <w:right w:type="dxa" w:w="80"/>
+            </w:tcMar>
+            <w:vAlign w:val="center"/>
+          </w:tcPr>
+          <w:p>
+            <w:pPr>
+              <w:jc w:val="center"/>
+            </w:pPr>
+            <w:r>
+              <w:rPr>
+                <w:rFonts w:ascii="Arial" w:cs="Arial" w:eastAsia="Arial" w:hAnsi="Arial"/>
+                <w:b/>
+                <w:bCs/>
+                <w:color w:val="E53935"/>
+                <w:sz w:val="13"/>
+                <w:szCs w:val="13"/>
+              </w:rPr>
+              <w:t xml:space="preserve">REST</w:t>
+            </w:r>
+          </w:p>
+        </w:tc>
+        <w:tc>
+          <w:tcPr>
+            <w:tcW w:type="dxa" w:w="5580"/>
+            <w:tcBorders>
+              <w:top w:val="none" w:color="FFFFFF" w:sz="0"/>
+              <w:left w:val="none" w:color="FFFFFF" w:sz="0"/>
+              <w:bottom w:val="none" w:color="FFFFFF" w:sz="0"/>
+              <w:right w:val="none" w:color="FFFFFF" w:sz="0"/>
+            </w:tcBorders>
+            <w:shd w:fill="FFEBEE" w:color="auto" w:val="clear"/>
+            <w:tcMar>
+              <w:top w:type="dxa" w:w="40"/>
+              <w:left w:type="dxa" w:w="80"/>
+              <w:bottom w:type="dxa" w:w="40"/>
+              <w:right w:type="dxa" w:w="80"/>
+            </w:tcMar>
+            <w:vAlign w:val="center"/>
+          </w:tcPr>
+          <w:p>
+            <w:pPr>
+              <w:jc w:val="left"/>
+            </w:pPr>
+            <w:r>
+              <w:rPr>
+                <w:rFonts w:ascii="Arial" w:cs="Arial" w:eastAsia="Arial" w:hAnsi="Arial"/>
+                <w:b/>
+                <w:bCs/>
+                <w:color w:val="E53935"/>
+                <w:sz w:val="15"/>
+                <w:szCs w:val="15"/>
+              </w:rPr>
+              <w:t xml:space="preserve">COACHING CUE</w:t>
+            </w:r>
+          </w:p>
+        </w:tc>
+      </w:tr>
+      <w:tr>
+        <w:tc>
+          <w:tcPr>
+            <w:tcW w:type="dxa" w:w="2400"/>
+            <w:tcBorders>
+              <w:top w:val="none" w:color="FFFFFF" w:sz="0"/>
+              <w:left w:val="none" w:color="FFFFFF" w:sz="0"/>
+              <w:bottom w:val="none" w:color="FFFFFF" w:sz="0"/>
+              <w:right w:val="none" w:color="FFFFFF" w:sz="0"/>
+            </w:tcBorders>
+            <w:shd w:fill="FFF5F5" w:color="auto" w:val="clear"/>
+            <w:tcMar>
+              <w:top w:type="dxa" w:w="40"/>
+              <w:left w:type="dxa" w:w="80"/>
+              <w:bottom w:type="dxa" w:w="40"/>
+              <w:right w:type="dxa" w:w="80"/>
+            </w:tcMar>
+            <w:vAlign w:val="center"/>
+          </w:tcPr>
+          <w:p>
+            <w:r>
+              <w:rPr>
+                <w:rFonts w:ascii="Arial" w:cs="Arial" w:eastAsia="Arial" w:hAnsi="Arial"/>
+                <w:b/>
+                <w:bCs/>
+                <w:color w:val="2C2C2C"/>
+                <w:sz w:val="18"/>
+                <w:szCs w:val="18"/>
+              </w:rPr>
+              <w:t xml:space="preserve">Reverse Wall Lunge with Calf Raise (Left Lead)</w:t>
+            </w:r>
+          </w:p>
+        </w:tc>
+        <w:tc>
+          <w:tcPr>
+            <w:tcW w:type="dxa" w:w="380"/>
+            <w:tcBorders>
+              <w:top w:val="none" w:color="FFFFFF" w:sz="0"/>
+              <w:left w:val="none" w:color="FFFFFF" w:sz="0"/>
+              <w:bottom w:val="none" w:color="FFFFFF" w:sz="0"/>
+              <w:right w:val="none" w:color="FFFFFF" w:sz="0"/>
+            </w:tcBorders>
+            <w:shd w:fill="FFF5F5" w:color="auto" w:val="clear"/>
+            <w:tcMar>
+              <w:top w:type="dxa" w:w="40"/>
+              <w:left w:type="dxa" w:w="80"/>
+              <w:bottom w:type="dxa" w:w="40"/>
+              <w:right w:type="dxa" w:w="80"/>
+            </w:tcMar>
+            <w:vAlign w:val="center"/>
+          </w:tcPr>
+          <w:p>
+            <w:pPr>
+              <w:jc w:val="center"/>
+            </w:pPr>
+            <w:r>
+              <w:rPr>
+                <w:rFonts w:ascii="Arial" w:cs="Arial" w:eastAsia="Arial" w:hAnsi="Arial"/>
+                <w:color w:val="6B6B6B"/>
+                <w:sz w:val="15"/>
+                <w:szCs w:val="15"/>
+              </w:rPr>
+              <w:t xml:space="preserve">3</w:t>
+            </w:r>
+          </w:p>
+        </w:tc>
+        <w:tc>
+          <w:tcPr>
+            <w:tcW w:type="dxa" w:w="420"/>
+            <w:tcBorders>
+              <w:top w:val="none" w:color="FFFFFF" w:sz="0"/>
+              <w:left w:val="none" w:color="FFFFFF" w:sz="0"/>
+              <w:bottom w:val="none" w:color="FFFFFF" w:sz="0"/>
+              <w:right w:val="none" w:color="FFFFFF" w:sz="0"/>
+            </w:tcBorders>
+            <w:shd w:fill="FFF5F5" w:color="auto" w:val="clear"/>
+            <w:tcMar>
+              <w:top w:type="dxa" w:w="40"/>
+              <w:left w:type="dxa" w:w="80"/>
+              <w:bottom w:type="dxa" w:w="40"/>
+              <w:right w:type="dxa" w:w="80"/>
+            </w:tcMar>
+            <w:vAlign w:val="center"/>
+          </w:tcPr>
+          <w:p>
+            <w:pPr>
+              <w:jc w:val="center"/>
+            </w:pPr>
+            <w:r>
+              <w:rPr>
+                <w:rFonts w:ascii="Arial" w:cs="Arial" w:eastAsia="Arial" w:hAnsi="Arial"/>
+                <w:color w:val="6B6B6B"/>
+                <w:sz w:val="15"/>
+                <w:szCs w:val="15"/>
+              </w:rPr>
+              <w:t xml:space="preserve">8 ea</w:t>
+            </w:r>
+          </w:p>
+        </w:tc>
+        <w:tc>
+          <w:tcPr>
+            <w:tcW w:type="dxa" w:w="680"/>
+            <w:tcBorders>
+              <w:top w:val="none" w:color="FFFFFF" w:sz="0"/>
+              <w:left w:val="none" w:color="FFFFFF" w:sz="0"/>
+              <w:bottom w:val="none" w:color="FFFFFF" w:sz="0"/>
+              <w:right w:val="none" w:color="FFFFFF" w:sz="0"/>
+            </w:tcBorders>
+            <w:shd w:fill="FFF5F5" w:color="auto" w:val="clear"/>
+            <w:tcMar>
+              <w:top w:type="dxa" w:w="40"/>
+              <w:left w:type="dxa" w:w="80"/>
+              <w:bottom w:type="dxa" w:w="40"/>
+              <w:right w:type="dxa" w:w="80"/>
+            </w:tcMar>
+            <w:vAlign w:val="center"/>
+          </w:tcPr>
+          <w:p>
+            <w:pPr>
+              <w:jc w:val="center"/>
+            </w:pPr>
+            <w:r>
+              <w:rPr>
+                <w:rFonts w:ascii="Arial" w:cs="Arial" w:eastAsia="Arial" w:hAnsi="Arial"/>
+                <w:color w:val="6B6B6B"/>
+                <w:sz w:val="15"/>
+                <w:szCs w:val="15"/>
+              </w:rPr>
+              <w:t xml:space="preserve">Bodyweight</w:t>
+            </w:r>
+          </w:p>
+        </w:tc>
+        <w:tc>
+          <w:tcPr>
+            <w:tcW w:type="dxa" w:w="540"/>
+            <w:tcBorders>
+              <w:top w:val="none" w:color="FFFFFF" w:sz="0"/>
+              <w:left w:val="none" w:color="FFFFFF" w:sz="0"/>
+              <w:bottom w:val="none" w:color="FFFFFF" w:sz="0"/>
+              <w:right w:val="none" w:color="FFFFFF" w:sz="0"/>
+            </w:tcBorders>
+            <w:shd w:fill="FFF5F5" w:color="auto" w:val="clear"/>
+            <w:tcMar>
+              <w:top w:type="dxa" w:w="40"/>
+              <w:left w:type="dxa" w:w="80"/>
+              <w:bottom w:type="dxa" w:w="40"/>
+              <w:right w:type="dxa" w:w="80"/>
+            </w:tcMar>
+            <w:vAlign w:val="center"/>
+          </w:tcPr>
+          <w:p>
+            <w:pPr>
+              <w:jc w:val="center"/>
+            </w:pPr>
+            <w:r>
+              <w:rPr>
+                <w:rFonts w:ascii="Arial" w:cs="Arial" w:eastAsia="Arial" w:hAnsi="Arial"/>
+                <w:color w:val="6B6B6B"/>
+                <w:sz w:val="15"/>
+                <w:szCs w:val="15"/>
+              </w:rPr>
+              <w:t xml:space="preserve">2-1-2</w:t>
+            </w:r>
+          </w:p>
+        </w:tc>
+        <w:tc>
+          <w:tcPr>
+            <w:tcW w:type="dxa" w:w="440"/>
+            <w:tcBorders>
+              <w:top w:val="none" w:color="FFFFFF" w:sz="0"/>
+              <w:left w:val="none" w:color="FFFFFF" w:sz="0"/>
+              <w:bottom w:val="none" w:color="FFFFFF" w:sz="0"/>
+              <w:right w:val="none" w:color="FFFFFF" w:sz="0"/>
+            </w:tcBorders>
+            <w:shd w:fill="FFF5F5" w:color="auto" w:val="clear"/>
+            <w:tcMar>
+              <w:top w:type="dxa" w:w="40"/>
+              <w:left w:type="dxa" w:w="80"/>
+              <w:bottom w:type="dxa" w:w="40"/>
+              <w:right w:type="dxa" w:w="80"/>
+            </w:tcMar>
+            <w:vAlign w:val="center"/>
+          </w:tcPr>
+          <w:p>
+            <w:pPr>
+              <w:jc w:val="center"/>
+            </w:pPr>
+            <w:r>
+              <w:rPr>
+                <w:rFonts w:ascii="Arial" w:cs="Arial" w:eastAsia="Arial" w:hAnsi="Arial"/>
+                <w:color w:val="6B6B6B"/>
+                <w:sz w:val="15"/>
+                <w:szCs w:val="15"/>
+              </w:rPr>
+              <w:t xml:space="preserve">45s</w:t>
+            </w:r>
+          </w:p>
+        </w:tc>
+        <w:tc>
+          <w:tcPr>
+            <w:tcW w:type="dxa" w:w="5580"/>
+            <w:tcBorders>
+              <w:top w:val="none" w:color="FFFFFF" w:sz="0"/>
+              <w:left w:val="none" w:color="FFFFFF" w:sz="0"/>
+              <w:bottom w:val="none" w:color="FFFFFF" w:sz="0"/>
+              <w:right w:val="none" w:color="FFFFFF" w:sz="0"/>
+            </w:tcBorders>
+            <w:shd w:fill="FFF5F5" w:color="auto" w:val="clear"/>
+            <w:tcMar>
+              <w:top w:type="dxa" w:w="40"/>
+              <w:left w:type="dxa" w:w="80"/>
+              <w:bottom w:type="dxa" w:w="40"/>
+              <w:right w:type="dxa" w:w="80"/>
+            </w:tcMar>
+            <w:vAlign w:val="center"/>
+          </w:tcPr>
+          <w:p>
+            <w:r>
+              <w:rPr>
+                <w:rFonts w:ascii="Arial" w:cs="Arial" w:eastAsia="Arial" w:hAnsi="Arial"/>
+                <w:color w:val="6B6B6B"/>
+                <w:sz w:val="17"/>
+                <w:szCs w:val="17"/>
+              </w:rPr>
+              <w:t xml:space="preserve">Hands on the wall for support. Step back, lower the trailing knee, drive up and finish with a calf raise. Front knee tracks over the second toe the whole way.</w:t>
+            </w:r>
+            <w:r>
+              <w:rPr>
+                <w:rFonts w:ascii="Arial" w:cs="Arial" w:eastAsia="Arial" w:hAnsi="Arial"/>
+                <w:i/>
+                <w:iCs/>
+                <w:color w:val="00695C"/>
+                <w:sz w:val="14"/>
+                <w:szCs w:val="14"/>
+              </w:rPr>
+              <w:t xml:space="preserve">  2 RIR — tracking quality first</w:t>
+            </w:r>
+          </w:p>
+        </w:tc>
+      </w:tr>
+      <w:tr>
+        <w:tc>
+          <w:tcPr>
+            <w:tcW w:type="dxa" w:w="2400"/>
+            <w:tcBorders>
+              <w:top w:val="none" w:color="FFFFFF" w:sz="0"/>
+              <w:left w:val="none" w:color="FFFFFF" w:sz="0"/>
+              <w:bottom w:val="none" w:color="FFFFFF" w:sz="0"/>
+              <w:right w:val="none" w:color="FFFFFF" w:sz="0"/>
+            </w:tcBorders>
+            <w:shd w:fill="FFFFFF" w:color="auto" w:val="clear"/>
+            <w:tcMar>
+              <w:top w:type="dxa" w:w="40"/>
+              <w:left w:type="dxa" w:w="80"/>
+              <w:bottom w:type="dxa" w:w="40"/>
+              <w:right w:type="dxa" w:w="80"/>
+            </w:tcMar>
+            <w:vAlign w:val="center"/>
+          </w:tcPr>
+          <w:p>
+            <w:r>
+              <w:rPr>
+                <w:rFonts w:ascii="Arial" w:cs="Arial" w:eastAsia="Arial" w:hAnsi="Arial"/>
+                <w:b/>
+                <w:bCs/>
+                <w:color w:val="2C2C2C"/>
+                <w:sz w:val="18"/>
+                <w:szCs w:val="18"/>
+              </w:rPr>
+              <w:t xml:space="preserve">Plank Position Leg Tap-Down</w:t>
+            </w:r>
+          </w:p>
+        </w:tc>
+        <w:tc>
+          <w:tcPr>
+            <w:tcW w:type="dxa" w:w="380"/>
+            <w:tcBorders>
+              <w:top w:val="none" w:color="FFFFFF" w:sz="0"/>
+              <w:left w:val="none" w:color="FFFFFF" w:sz="0"/>
+              <w:bottom w:val="none" w:color="FFFFFF" w:sz="0"/>
+              <w:right w:val="none" w:color="FFFFFF" w:sz="0"/>
+            </w:tcBorders>
+            <w:shd w:fill="FFFFFF" w:color="auto" w:val="clear"/>
+            <w:tcMar>
+              <w:top w:type="dxa" w:w="40"/>
+              <w:left w:type="dxa" w:w="80"/>
+              <w:bottom w:type="dxa" w:w="40"/>
+              <w:right w:type="dxa" w:w="80"/>
+            </w:tcMar>
+            <w:vAlign w:val="center"/>
+          </w:tcPr>
+          <w:p>
+            <w:pPr>
+              <w:jc w:val="center"/>
+            </w:pPr>
+            <w:r>
+              <w:rPr>
+                <w:rFonts w:ascii="Arial" w:cs="Arial" w:eastAsia="Arial" w:hAnsi="Arial"/>
+                <w:color w:val="6B6B6B"/>
+                <w:sz w:val="15"/>
+                <w:szCs w:val="15"/>
+              </w:rPr>
+              <w:t xml:space="preserve">2</w:t>
+            </w:r>
+          </w:p>
+        </w:tc>
+        <w:tc>
+          <w:tcPr>
+            <w:tcW w:type="dxa" w:w="420"/>
+            <w:tcBorders>
+              <w:top w:val="none" w:color="FFFFFF" w:sz="0"/>
+              <w:left w:val="none" w:color="FFFFFF" w:sz="0"/>
+              <w:bottom w:val="none" w:color="FFFFFF" w:sz="0"/>
+              <w:right w:val="none" w:color="FFFFFF" w:sz="0"/>
+            </w:tcBorders>
+            <w:shd w:fill="FFFFFF" w:color="auto" w:val="clear"/>
+            <w:tcMar>
+              <w:top w:type="dxa" w:w="40"/>
+              <w:left w:type="dxa" w:w="80"/>
+              <w:bottom w:type="dxa" w:w="40"/>
+              <w:right w:type="dxa" w:w="80"/>
+            </w:tcMar>
+            <w:vAlign w:val="center"/>
+          </w:tcPr>
+          <w:p>
+            <w:pPr>
+              <w:jc w:val="center"/>
+            </w:pPr>
+            <w:r>
+              <w:rPr>
+                <w:rFonts w:ascii="Arial" w:cs="Arial" w:eastAsia="Arial" w:hAnsi="Arial"/>
+                <w:color w:val="6B6B6B"/>
+                <w:sz w:val="15"/>
+                <w:szCs w:val="15"/>
+              </w:rPr>
+              <w:t xml:space="preserve">10 ea</w:t>
+            </w:r>
+          </w:p>
+        </w:tc>
+        <w:tc>
+          <w:tcPr>
+            <w:tcW w:type="dxa" w:w="680"/>
+            <w:tcBorders>
+              <w:top w:val="none" w:color="FFFFFF" w:sz="0"/>
+              <w:left w:val="none" w:color="FFFFFF" w:sz="0"/>
+              <w:bottom w:val="none" w:color="FFFFFF" w:sz="0"/>
+              <w:right w:val="none" w:color="FFFFFF" w:sz="0"/>
+            </w:tcBorders>
+            <w:shd w:fill="FFFFFF" w:color="auto" w:val="clear"/>
+            <w:tcMar>
+              <w:top w:type="dxa" w:w="40"/>
+              <w:left w:type="dxa" w:w="80"/>
+              <w:bottom w:type="dxa" w:w="40"/>
+              <w:right w:type="dxa" w:w="80"/>
+            </w:tcMar>
+            <w:vAlign w:val="center"/>
+          </w:tcPr>
+          <w:p>
+            <w:pPr>
+              <w:jc w:val="center"/>
+            </w:pPr>
+            <w:r>
+              <w:rPr>
+                <w:rFonts w:ascii="Arial" w:cs="Arial" w:eastAsia="Arial" w:hAnsi="Arial"/>
+                <w:color w:val="6B6B6B"/>
+                <w:sz w:val="15"/>
+                <w:szCs w:val="15"/>
+              </w:rPr>
+              <w:t xml:space="preserve">Bodyweight</w:t>
+            </w:r>
+          </w:p>
+        </w:tc>
+        <w:tc>
+          <w:tcPr>
+            <w:tcW w:type="dxa" w:w="540"/>
+            <w:tcBorders>
+              <w:top w:val="none" w:color="FFFFFF" w:sz="0"/>
+              <w:left w:val="none" w:color="FFFFFF" w:sz="0"/>
+              <w:bottom w:val="none" w:color="FFFFFF" w:sz="0"/>
+              <w:right w:val="none" w:color="FFFFFF" w:sz="0"/>
+            </w:tcBorders>
+            <w:shd w:fill="FFFFFF" w:color="auto" w:val="clear"/>
+            <w:tcMar>
+              <w:top w:type="dxa" w:w="40"/>
+              <w:left w:type="dxa" w:w="80"/>
+              <w:bottom w:type="dxa" w:w="40"/>
+              <w:right w:type="dxa" w:w="80"/>
+            </w:tcMar>
+            <w:vAlign w:val="center"/>
+          </w:tcPr>
+          <w:p>
+            <w:pPr>
+              <w:jc w:val="center"/>
+            </w:pPr>
+            <w:r>
+              <w:rPr>
+                <w:rFonts w:ascii="Arial" w:cs="Arial" w:eastAsia="Arial" w:hAnsi="Arial"/>
+                <w:color w:val="6B6B6B"/>
+                <w:sz w:val="15"/>
+                <w:szCs w:val="15"/>
+              </w:rPr>
+              <w:t xml:space="preserve">2-1-2</w:t>
+            </w:r>
+          </w:p>
+        </w:tc>
+        <w:tc>
+          <w:tcPr>
+            <w:tcW w:type="dxa" w:w="440"/>
+            <w:tcBorders>
+              <w:top w:val="none" w:color="FFFFFF" w:sz="0"/>
+              <w:left w:val="none" w:color="FFFFFF" w:sz="0"/>
+              <w:bottom w:val="none" w:color="FFFFFF" w:sz="0"/>
+              <w:right w:val="none" w:color="FFFFFF" w:sz="0"/>
+            </w:tcBorders>
+            <w:shd w:fill="FFFFFF" w:color="auto" w:val="clear"/>
+            <w:tcMar>
+              <w:top w:type="dxa" w:w="40"/>
+              <w:left w:type="dxa" w:w="80"/>
+              <w:bottom w:type="dxa" w:w="40"/>
+              <w:right w:type="dxa" w:w="80"/>
+            </w:tcMar>
+            <w:vAlign w:val="center"/>
+          </w:tcPr>
+          <w:p>
+            <w:pPr>
+              <w:jc w:val="center"/>
+            </w:pPr>
+            <w:r>
+              <w:rPr>
+                <w:rFonts w:ascii="Arial" w:cs="Arial" w:eastAsia="Arial" w:hAnsi="Arial"/>
+                <w:color w:val="6B6B6B"/>
+                <w:sz w:val="15"/>
+                <w:szCs w:val="15"/>
+              </w:rPr>
+              <w:t xml:space="preserve">30s</w:t>
+            </w:r>
+          </w:p>
+        </w:tc>
+        <w:tc>
+          <w:tcPr>
+            <w:tcW w:type="dxa" w:w="5580"/>
+            <w:tcBorders>
+              <w:top w:val="none" w:color="FFFFFF" w:sz="0"/>
+              <w:left w:val="none" w:color="FFFFFF" w:sz="0"/>
+              <w:bottom w:val="none" w:color="FFFFFF" w:sz="0"/>
+              <w:right w:val="none" w:color="FFFFFF" w:sz="0"/>
+            </w:tcBorders>
+            <w:shd w:fill="FFFFFF" w:color="auto" w:val="clear"/>
+            <w:tcMar>
+              <w:top w:type="dxa" w:w="40"/>
+              <w:left w:type="dxa" w:w="80"/>
+              <w:bottom w:type="dxa" w:w="40"/>
+              <w:right w:type="dxa" w:w="80"/>
+            </w:tcMar>
+            <w:vAlign w:val="center"/>
+          </w:tcPr>
+          <w:p>
+            <w:r>
+              <w:rPr>
+                <w:rFonts w:ascii="Arial" w:cs="Arial" w:eastAsia="Arial" w:hAnsi="Arial"/>
+                <w:color w:val="6B6B6B"/>
+                <w:sz w:val="17"/>
+                <w:szCs w:val="17"/>
+              </w:rPr>
+              <w:t xml:space="preserve">Plank on hands. Tap one knee lightly to the floor and drive straight back up. Hips stay square — no rotation, no sagging.</w:t>
+            </w:r>
+          </w:p>
+        </w:tc>
+      </w:tr>
+      <w:tr>
+        <w:tc>
+          <w:tcPr>
+            <w:tcW w:type="dxa" w:w="2400"/>
+            <w:tcBorders>
+              <w:top w:val="none" w:color="FFFFFF" w:sz="0"/>
+              <w:left w:val="none" w:color="FFFFFF" w:sz="0"/>
+              <w:bottom w:val="none" w:color="FFFFFF" w:sz="0"/>
+              <w:right w:val="none" w:color="FFFFFF" w:sz="0"/>
+            </w:tcBorders>
+            <w:shd w:fill="FFF5F5" w:color="auto" w:val="clear"/>
+            <w:tcMar>
+              <w:top w:type="dxa" w:w="40"/>
+              <w:left w:type="dxa" w:w="80"/>
+              <w:bottom w:type="dxa" w:w="40"/>
+              <w:right w:type="dxa" w:w="80"/>
+            </w:tcMar>
+            <w:vAlign w:val="center"/>
+          </w:tcPr>
+          <w:p>
+            <w:r>
+              <w:rPr>
+                <w:rFonts w:ascii="Arial" w:cs="Arial" w:eastAsia="Arial" w:hAnsi="Arial"/>
+                <w:b/>
+                <w:bCs/>
+                <w:color w:val="2C2C2C"/>
+                <w:sz w:val="18"/>
+                <w:szCs w:val="18"/>
+              </w:rPr>
+              <w:t xml:space="preserve">Single-Leg Pistol Squat (Assisted, Left Lead)</w:t>
+            </w:r>
+          </w:p>
+          <w:p>
+            <w:r>
+              <w:rPr>
+                <w:rFonts w:ascii="Arial" w:cs="Arial" w:eastAsia="Arial" w:hAnsi="Arial"/>
+                <w:i/>
+                <w:iCs/>
+                <w:color w:val="B71C1C"/>
+                <w:sz w:val="14"/>
+                <w:szCs w:val="14"/>
+              </w:rPr>
+              <w:t xml:space="preserve">High valgus risk — regress the moment the knee drifts inward.</w:t>
+            </w:r>
+          </w:p>
+        </w:tc>
+        <w:tc>
+          <w:tcPr>
+            <w:tcW w:type="dxa" w:w="380"/>
+            <w:tcBorders>
+              <w:top w:val="none" w:color="FFFFFF" w:sz="0"/>
+              <w:left w:val="none" w:color="FFFFFF" w:sz="0"/>
+              <w:bottom w:val="none" w:color="FFFFFF" w:sz="0"/>
+              <w:right w:val="none" w:color="FFFFFF" w:sz="0"/>
+            </w:tcBorders>
+            <w:shd w:fill="FFF5F5" w:color="auto" w:val="clear"/>
+            <w:tcMar>
+              <w:top w:type="dxa" w:w="40"/>
+              <w:left w:type="dxa" w:w="80"/>
+              <w:bottom w:type="dxa" w:w="40"/>
+              <w:right w:type="dxa" w:w="80"/>
+            </w:tcMar>
+            <w:vAlign w:val="center"/>
+          </w:tcPr>
+          <w:p>
+            <w:pPr>
+              <w:jc w:val="center"/>
+            </w:pPr>
+            <w:r>
+              <w:rPr>
+                <w:rFonts w:ascii="Arial" w:cs="Arial" w:eastAsia="Arial" w:hAnsi="Arial"/>
+                <w:color w:val="6B6B6B"/>
+                <w:sz w:val="15"/>
+                <w:szCs w:val="15"/>
+              </w:rPr>
+              <w:t xml:space="preserve">2</w:t>
+            </w:r>
+          </w:p>
+        </w:tc>
+        <w:tc>
+          <w:tcPr>
+            <w:tcW w:type="dxa" w:w="420"/>
+            <w:tcBorders>
+              <w:top w:val="none" w:color="FFFFFF" w:sz="0"/>
+              <w:left w:val="none" w:color="FFFFFF" w:sz="0"/>
+              <w:bottom w:val="none" w:color="FFFFFF" w:sz="0"/>
+              <w:right w:val="none" w:color="FFFFFF" w:sz="0"/>
+            </w:tcBorders>
+            <w:shd w:fill="FFF5F5" w:color="auto" w:val="clear"/>
+            <w:tcMar>
+              <w:top w:type="dxa" w:w="40"/>
+              <w:left w:type="dxa" w:w="80"/>
+              <w:bottom w:type="dxa" w:w="40"/>
+              <w:right w:type="dxa" w:w="80"/>
+            </w:tcMar>
+            <w:vAlign w:val="center"/>
+          </w:tcPr>
+          <w:p>
+            <w:pPr>
+              <w:jc w:val="center"/>
+            </w:pPr>
+            <w:r>
+              <w:rPr>
+                <w:rFonts w:ascii="Arial" w:cs="Arial" w:eastAsia="Arial" w:hAnsi="Arial"/>
+                <w:color w:val="6B6B6B"/>
+                <w:sz w:val="15"/>
+                <w:szCs w:val="15"/>
+              </w:rPr>
+              <w:t xml:space="preserve">5 ea</w:t>
+            </w:r>
+          </w:p>
+        </w:tc>
+        <w:tc>
+          <w:tcPr>
+            <w:tcW w:type="dxa" w:w="680"/>
+            <w:tcBorders>
+              <w:top w:val="none" w:color="FFFFFF" w:sz="0"/>
+              <w:left w:val="none" w:color="FFFFFF" w:sz="0"/>
+              <w:bottom w:val="none" w:color="FFFFFF" w:sz="0"/>
+              <w:right w:val="none" w:color="FFFFFF" w:sz="0"/>
+            </w:tcBorders>
+            <w:shd w:fill="FFF5F5" w:color="auto" w:val="clear"/>
+            <w:tcMar>
+              <w:top w:type="dxa" w:w="40"/>
+              <w:left w:type="dxa" w:w="80"/>
+              <w:bottom w:type="dxa" w:w="40"/>
+              <w:right w:type="dxa" w:w="80"/>
+            </w:tcMar>
+            <w:vAlign w:val="center"/>
+          </w:tcPr>
+          <w:p>
+            <w:pPr>
+              <w:jc w:val="center"/>
+            </w:pPr>
+            <w:r>
+              <w:rPr>
+                <w:rFonts w:ascii="Arial" w:cs="Arial" w:eastAsia="Arial" w:hAnsi="Arial"/>
+                <w:color w:val="6B6B6B"/>
+                <w:sz w:val="15"/>
+                <w:szCs w:val="15"/>
+              </w:rPr>
+              <w:t xml:space="preserve">Bodyweight + assist</w:t>
+            </w:r>
+          </w:p>
+        </w:tc>
+        <w:tc>
+          <w:tcPr>
+            <w:tcW w:type="dxa" w:w="540"/>
+            <w:tcBorders>
+              <w:top w:val="none" w:color="FFFFFF" w:sz="0"/>
+              <w:left w:val="none" w:color="FFFFFF" w:sz="0"/>
+              <w:bottom w:val="none" w:color="FFFFFF" w:sz="0"/>
+              <w:right w:val="none" w:color="FFFFFF" w:sz="0"/>
+            </w:tcBorders>
+            <w:shd w:fill="FFF5F5" w:color="auto" w:val="clear"/>
+            <w:tcMar>
+              <w:top w:type="dxa" w:w="40"/>
+              <w:left w:type="dxa" w:w="80"/>
+              <w:bottom w:type="dxa" w:w="40"/>
+              <w:right w:type="dxa" w:w="80"/>
+            </w:tcMar>
+            <w:vAlign w:val="center"/>
+          </w:tcPr>
+          <w:p>
+            <w:pPr>
+              <w:jc w:val="center"/>
+            </w:pPr>
+            <w:r>
+              <w:rPr>
+                <w:rFonts w:ascii="Arial" w:cs="Arial" w:eastAsia="Arial" w:hAnsi="Arial"/>
+                <w:color w:val="6B6B6B"/>
+                <w:sz w:val="15"/>
+                <w:szCs w:val="15"/>
+              </w:rPr>
+              <w:t xml:space="preserve">3-1-1</w:t>
+            </w:r>
+          </w:p>
+        </w:tc>
+        <w:tc>
+          <w:tcPr>
+            <w:tcW w:type="dxa" w:w="440"/>
+            <w:tcBorders>
+              <w:top w:val="none" w:color="FFFFFF" w:sz="0"/>
+              <w:left w:val="none" w:color="FFFFFF" w:sz="0"/>
+              <w:bottom w:val="none" w:color="FFFFFF" w:sz="0"/>
+              <w:right w:val="none" w:color="FFFFFF" w:sz="0"/>
+            </w:tcBorders>
+            <w:shd w:fill="FFF5F5" w:color="auto" w:val="clear"/>
+            <w:tcMar>
+              <w:top w:type="dxa" w:w="40"/>
+              <w:left w:type="dxa" w:w="80"/>
+              <w:bottom w:type="dxa" w:w="40"/>
+              <w:right w:type="dxa" w:w="80"/>
+            </w:tcMar>
+            <w:vAlign w:val="center"/>
+          </w:tcPr>
+          <w:p>
+            <w:pPr>
+              <w:jc w:val="center"/>
+            </w:pPr>
+            <w:r>
+              <w:rPr>
+                <w:rFonts w:ascii="Arial" w:cs="Arial" w:eastAsia="Arial" w:hAnsi="Arial"/>
+                <w:color w:val="6B6B6B"/>
+                <w:sz w:val="15"/>
+                <w:szCs w:val="15"/>
+              </w:rPr>
+              <w:t xml:space="preserve">60s</w:t>
+            </w:r>
+          </w:p>
+        </w:tc>
+        <w:tc>
+          <w:tcPr>
+            <w:tcW w:type="dxa" w:w="5580"/>
+            <w:tcBorders>
+              <w:top w:val="none" w:color="FFFFFF" w:sz="0"/>
+              <w:left w:val="none" w:color="FFFFFF" w:sz="0"/>
+              <w:bottom w:val="none" w:color="FFFFFF" w:sz="0"/>
+              <w:right w:val="none" w:color="FFFFFF" w:sz="0"/>
+            </w:tcBorders>
+            <w:shd w:fill="FFF5F5" w:color="auto" w:val="clear"/>
+            <w:tcMar>
+              <w:top w:type="dxa" w:w="40"/>
+              <w:left w:type="dxa" w:w="80"/>
+              <w:bottom w:type="dxa" w:w="40"/>
+              <w:right w:type="dxa" w:w="80"/>
+            </w:tcMar>
+            <w:vAlign w:val="center"/>
+          </w:tcPr>
+          <w:p>
+            <w:r>
+              <w:rPr>
+                <w:rFonts w:ascii="Arial" w:cs="Arial" w:eastAsia="Arial" w:hAnsi="Arial"/>
+                <w:color w:val="6B6B6B"/>
+                <w:sz w:val="17"/>
+                <w:szCs w:val="17"/>
+              </w:rPr>
+              <w:t xml:space="preserve">Regression ladder: doorframe or wall assist first, then heel elevated, then reduced depth. Stay at whichever level keeps the knee tracking clean.</w:t>
+            </w:r>
+            <w:r>
+              <w:rPr>
+                <w:rFonts w:ascii="Arial" w:cs="Arial" w:eastAsia="Arial" w:hAnsi="Arial"/>
+                <w:i/>
+                <w:iCs/>
+                <w:color w:val="00695C"/>
+                <w:sz w:val="14"/>
+                <w:szCs w:val="14"/>
+              </w:rPr>
+              <w:t xml:space="preserve">  3+ RIR — technique band</w:t>
+            </w:r>
+          </w:p>
+        </w:tc>
+      </w:tr>
+    </w:tbl>
+    <w:p>
+      <w:pPr>
+        <w:spacing w:after="100"/>
+      </w:pPr>
+    </w:p>
+    <w:p>
+      <w:pPr>
+        <w:spacing w:after="60" w:before="120"/>
+      </w:pPr>
+      <w:r>
+        <w:rPr>
+          <w:rFonts w:ascii="Arial" w:cs="Arial" w:eastAsia="Arial" w:hAnsi="Arial"/>
+          <w:b/>
+          <w:bCs/>
           <w:color w:val="00695C"/>
           <w:sz w:val="17"/>
           <w:szCs w:val="17"/>
         </w:rPr>
-        <w:t xml:space="preserve">B — PRIMARY SQUAT STRENGTH (60% EFFORT)</w:t>
+        <w:t xml:space="preserve">C — PRIMARY COMPOUND — SQUAT (60% EFFORT)</w:t>
       </w:r>
     </w:p>
     <w:p>
@@ -3489,7 +4576,7 @@
           <w:sz w:val="17"/>
           <w:szCs w:val="17"/>
         </w:rPr>
-        <w:t xml:space="preserve">60% day. Goblet squat at 30–35 lbs (deliberately light — focus is form, not load). Box squat to the hotel bench at 40–45 lbs, or the heaviest single dumbbell the rack offers if it stops short. Technique must be clean before load increases Thursday and Friday.</w:t>
+        <w:t xml:space="preserve">60% day. Goblet squat at 30–35 lbs (deliberately light — focus is form, not load). Box squat to the hotel bench at 40–45 lbs, or the heaviest single dumbbell the rack offers if it stops short. Technique must be clean before load increases Thursday and Friday. If the day calls for a variation, rotate between: a heels-elevated goblet squat (same tracking demand, friendlier depth) or a longer-pause box squat — every variant keeps the band above the knees and the same knee-tracking standard. The goblet squat stays the movement we track.</w:t>
       </w:r>
     </w:p>
     <w:tbl>
@@ -4488,7 +5575,7 @@
           <w:sz w:val="17"/>
           <w:szCs w:val="17"/>
         </w:rPr>
-        <w:t xml:space="preserve">C — VMO &amp; KNEE STABILITY</w:t>
+        <w:t xml:space="preserve">D — ACCESSORY — VMO &amp; KNEE STABILITY</w:t>
       </w:r>
     </w:p>
     <w:tbl>
@@ -5476,7 +6563,7 @@
           <w:sz w:val="17"/>
           <w:szCs w:val="17"/>
         </w:rPr>
-        <w:t xml:space="preserve">D — PUSH-UP PROTOCOL (UPDATED BASELINE)</w:t>
+        <w:t xml:space="preserve">E — SECONDARY COMPOUND — PUSH-UP PROTOCOL (UPDATED BASELINE)</w:t>
       </w:r>
     </w:p>
     <w:p>
@@ -5501,7 +6588,7 @@
           <w:sz w:val="17"/>
           <w:szCs w:val="17"/>
         </w:rPr>
-        <w:t xml:space="preserve">Baseline is 15 assisted reps. The progression runs anywhere there is a floor and a bench: incline push-ups (hands on the hotel bench) plus first attempts at floor push-ups. Goal is 5+ full reps by end of Week 2 — travel weeks count toward it.</w:t>
+        <w:t xml:space="preserve">Baseline is 15 assisted reps. The progression runs anywhere there is a floor and a bench: incline push-ups (hands on the hotel bench) plus first attempts at floor push-ups. Goal is 5+ full reps by end of Week 2 — travel weeks count toward it. This is the day's second compound pattern — pressing, rotated fully off the leg work above.</w:t>
       </w:r>
     </w:p>
     <w:tbl>
@@ -6267,11 +7354,11 @@
           <w:rFonts w:ascii="Arial" w:cs="Arial" w:eastAsia="Arial" w:hAnsi="Arial"/>
           <w:b/>
           <w:bCs/>
-          <w:color w:val="E53935"/>
+          <w:color w:val="C9A227"/>
           <w:sz w:val="17"/>
           <w:szCs w:val="17"/>
         </w:rPr>
-        <w:t xml:space="preserve">E — ANTI-VALGUS PROGRESSION</w:t>
+        <w:t xml:space="preserve">F — FULL-BODY INTEGRATION — SUITCASE CARRY (LEFT LEAD)</w:t>
       </w:r>
     </w:p>
     <w:p>
@@ -6283,7 +7370,7 @@
           <w:rFonts w:ascii="Arial" w:cs="Arial" w:eastAsia="Arial" w:hAnsi="Arial"/>
           <w:b/>
           <w:bCs/>
-          <w:color w:val="E53935"/>
+          <w:color w:val="C9A227"/>
           <w:sz w:val="17"/>
           <w:szCs w:val="17"/>
         </w:rPr>
@@ -6296,7 +7383,7 @@
           <w:sz w:val="17"/>
           <w:szCs w:val="17"/>
         </w:rPr>
-        <w:t xml:space="preserve">The anti-valgus progression documented by Jason Bethea — already bodyweight and wall-based, so it travels unchanged. Wall support removes the balance demand so all of the attention goes to knee tracking. The pistol squat is the highest valgus-risk movement in this program — train it through its regression ladder (doorframe or wall assist → heel elevated → reduced range of motion) and never at full depth unassisted until the knee tracks cleanly. With no coach watching, hold each regression level one session longer than feels necessary before progressing.</w:t>
+        <w:t xml:space="preserve">The session closes with one integrated movement: a light suitcase carry puts the day's knee-tracking and glute-med work to use under gait — the core resists the lean while the legs walk tall and the knees track straight. Left hand carries first, matching every unilateral prescription in this plan. Deliberately light: quality of carriage governs it, not load. Tight floor space? March in place under the load for 30–40 seconds instead.</w:t>
       </w:r>
     </w:p>
     <w:tbl>
@@ -6330,7 +7417,7 @@
               <w:bottom w:val="none" w:color="FFFFFF" w:sz="0"/>
               <w:right w:val="none" w:color="FFFFFF" w:sz="0"/>
             </w:tcBorders>
-            <w:shd w:fill="FFEBEE" w:color="auto" w:val="clear"/>
+            <w:shd w:fill="F5E8C0" w:color="auto" w:val="clear"/>
             <w:tcMar>
               <w:top w:type="dxa" w:w="40"/>
               <w:left w:type="dxa" w:w="80"/>
@@ -6348,7 +7435,7 @@
                 <w:rFonts w:ascii="Arial" w:cs="Arial" w:eastAsia="Arial" w:hAnsi="Arial"/>
                 <w:b/>
                 <w:bCs/>
-                <w:color w:val="E53935"/>
+                <w:color w:val="C9A227"/>
                 <w:sz w:val="15"/>
                 <w:szCs w:val="15"/>
               </w:rPr>
@@ -6365,25 +7452,25 @@
               <w:bottom w:val="none" w:color="FFFFFF" w:sz="0"/>
               <w:right w:val="none" w:color="FFFFFF" w:sz="0"/>
             </w:tcBorders>
-            <w:shd w:fill="FFEBEE" w:color="auto" w:val="clear"/>
-            <w:tcMar>
-              <w:top w:type="dxa" w:w="40"/>
-              <w:left w:type="dxa" w:w="80"/>
-              <w:bottom w:type="dxa" w:w="40"/>
-              <w:right w:type="dxa" w:w="80"/>
-            </w:tcMar>
-            <w:vAlign w:val="center"/>
-          </w:tcPr>
-          <w:p>
-            <w:pPr>
-              <w:jc w:val="center"/>
-            </w:pPr>
-            <w:r>
-              <w:rPr>
-                <w:rFonts w:ascii="Arial" w:cs="Arial" w:eastAsia="Arial" w:hAnsi="Arial"/>
-                <w:b/>
-                <w:bCs/>
-                <w:color w:val="E53935"/>
+            <w:shd w:fill="F5E8C0" w:color="auto" w:val="clear"/>
+            <w:tcMar>
+              <w:top w:type="dxa" w:w="40"/>
+              <w:left w:type="dxa" w:w="80"/>
+              <w:bottom w:type="dxa" w:w="40"/>
+              <w:right w:type="dxa" w:w="80"/>
+            </w:tcMar>
+            <w:vAlign w:val="center"/>
+          </w:tcPr>
+          <w:p>
+            <w:pPr>
+              <w:jc w:val="center"/>
+            </w:pPr>
+            <w:r>
+              <w:rPr>
+                <w:rFonts w:ascii="Arial" w:cs="Arial" w:eastAsia="Arial" w:hAnsi="Arial"/>
+                <w:b/>
+                <w:bCs/>
+                <w:color w:val="C9A227"/>
                 <w:sz w:val="13"/>
                 <w:szCs w:val="13"/>
               </w:rPr>
@@ -6400,25 +7487,25 @@
               <w:bottom w:val="none" w:color="FFFFFF" w:sz="0"/>
               <w:right w:val="none" w:color="FFFFFF" w:sz="0"/>
             </w:tcBorders>
-            <w:shd w:fill="FFEBEE" w:color="auto" w:val="clear"/>
-            <w:tcMar>
-              <w:top w:type="dxa" w:w="40"/>
-              <w:left w:type="dxa" w:w="80"/>
-              <w:bottom w:type="dxa" w:w="40"/>
-              <w:right w:type="dxa" w:w="80"/>
-            </w:tcMar>
-            <w:vAlign w:val="center"/>
-          </w:tcPr>
-          <w:p>
-            <w:pPr>
-              <w:jc w:val="center"/>
-            </w:pPr>
-            <w:r>
-              <w:rPr>
-                <w:rFonts w:ascii="Arial" w:cs="Arial" w:eastAsia="Arial" w:hAnsi="Arial"/>
-                <w:b/>
-                <w:bCs/>
-                <w:color w:val="E53935"/>
+            <w:shd w:fill="F5E8C0" w:color="auto" w:val="clear"/>
+            <w:tcMar>
+              <w:top w:type="dxa" w:w="40"/>
+              <w:left w:type="dxa" w:w="80"/>
+              <w:bottom w:type="dxa" w:w="40"/>
+              <w:right w:type="dxa" w:w="80"/>
+            </w:tcMar>
+            <w:vAlign w:val="center"/>
+          </w:tcPr>
+          <w:p>
+            <w:pPr>
+              <w:jc w:val="center"/>
+            </w:pPr>
+            <w:r>
+              <w:rPr>
+                <w:rFonts w:ascii="Arial" w:cs="Arial" w:eastAsia="Arial" w:hAnsi="Arial"/>
+                <w:b/>
+                <w:bCs/>
+                <w:color w:val="C9A227"/>
                 <w:sz w:val="13"/>
                 <w:szCs w:val="13"/>
               </w:rPr>
@@ -6435,25 +7522,25 @@
               <w:bottom w:val="none" w:color="FFFFFF" w:sz="0"/>
               <w:right w:val="none" w:color="FFFFFF" w:sz="0"/>
             </w:tcBorders>
-            <w:shd w:fill="FFEBEE" w:color="auto" w:val="clear"/>
-            <w:tcMar>
-              <w:top w:type="dxa" w:w="40"/>
-              <w:left w:type="dxa" w:w="80"/>
-              <w:bottom w:type="dxa" w:w="40"/>
-              <w:right w:type="dxa" w:w="80"/>
-            </w:tcMar>
-            <w:vAlign w:val="center"/>
-          </w:tcPr>
-          <w:p>
-            <w:pPr>
-              <w:jc w:val="center"/>
-            </w:pPr>
-            <w:r>
-              <w:rPr>
-                <w:rFonts w:ascii="Arial" w:cs="Arial" w:eastAsia="Arial" w:hAnsi="Arial"/>
-                <w:b/>
-                <w:bCs/>
-                <w:color w:val="E53935"/>
+            <w:shd w:fill="F5E8C0" w:color="auto" w:val="clear"/>
+            <w:tcMar>
+              <w:top w:type="dxa" w:w="40"/>
+              <w:left w:type="dxa" w:w="80"/>
+              <w:bottom w:type="dxa" w:w="40"/>
+              <w:right w:type="dxa" w:w="80"/>
+            </w:tcMar>
+            <w:vAlign w:val="center"/>
+          </w:tcPr>
+          <w:p>
+            <w:pPr>
+              <w:jc w:val="center"/>
+            </w:pPr>
+            <w:r>
+              <w:rPr>
+                <w:rFonts w:ascii="Arial" w:cs="Arial" w:eastAsia="Arial" w:hAnsi="Arial"/>
+                <w:b/>
+                <w:bCs/>
+                <w:color w:val="C9A227"/>
                 <w:sz w:val="13"/>
                 <w:szCs w:val="13"/>
               </w:rPr>
@@ -6470,25 +7557,25 @@
               <w:bottom w:val="none" w:color="FFFFFF" w:sz="0"/>
               <w:right w:val="none" w:color="FFFFFF" w:sz="0"/>
             </w:tcBorders>
-            <w:shd w:fill="FFEBEE" w:color="auto" w:val="clear"/>
-            <w:tcMar>
-              <w:top w:type="dxa" w:w="40"/>
-              <w:left w:type="dxa" w:w="80"/>
-              <w:bottom w:type="dxa" w:w="40"/>
-              <w:right w:type="dxa" w:w="80"/>
-            </w:tcMar>
-            <w:vAlign w:val="center"/>
-          </w:tcPr>
-          <w:p>
-            <w:pPr>
-              <w:jc w:val="center"/>
-            </w:pPr>
-            <w:r>
-              <w:rPr>
-                <w:rFonts w:ascii="Arial" w:cs="Arial" w:eastAsia="Arial" w:hAnsi="Arial"/>
-                <w:b/>
-                <w:bCs/>
-                <w:color w:val="E53935"/>
+            <w:shd w:fill="F5E8C0" w:color="auto" w:val="clear"/>
+            <w:tcMar>
+              <w:top w:type="dxa" w:w="40"/>
+              <w:left w:type="dxa" w:w="80"/>
+              <w:bottom w:type="dxa" w:w="40"/>
+              <w:right w:type="dxa" w:w="80"/>
+            </w:tcMar>
+            <w:vAlign w:val="center"/>
+          </w:tcPr>
+          <w:p>
+            <w:pPr>
+              <w:jc w:val="center"/>
+            </w:pPr>
+            <w:r>
+              <w:rPr>
+                <w:rFonts w:ascii="Arial" w:cs="Arial" w:eastAsia="Arial" w:hAnsi="Arial"/>
+                <w:b/>
+                <w:bCs/>
+                <w:color w:val="C9A227"/>
                 <w:sz w:val="13"/>
                 <w:szCs w:val="13"/>
               </w:rPr>
@@ -6505,25 +7592,25 @@
               <w:bottom w:val="none" w:color="FFFFFF" w:sz="0"/>
               <w:right w:val="none" w:color="FFFFFF" w:sz="0"/>
             </w:tcBorders>
-            <w:shd w:fill="FFEBEE" w:color="auto" w:val="clear"/>
-            <w:tcMar>
-              <w:top w:type="dxa" w:w="40"/>
-              <w:left w:type="dxa" w:w="80"/>
-              <w:bottom w:type="dxa" w:w="40"/>
-              <w:right w:type="dxa" w:w="80"/>
-            </w:tcMar>
-            <w:vAlign w:val="center"/>
-          </w:tcPr>
-          <w:p>
-            <w:pPr>
-              <w:jc w:val="center"/>
-            </w:pPr>
-            <w:r>
-              <w:rPr>
-                <w:rFonts w:ascii="Arial" w:cs="Arial" w:eastAsia="Arial" w:hAnsi="Arial"/>
-                <w:b/>
-                <w:bCs/>
-                <w:color w:val="E53935"/>
+            <w:shd w:fill="F5E8C0" w:color="auto" w:val="clear"/>
+            <w:tcMar>
+              <w:top w:type="dxa" w:w="40"/>
+              <w:left w:type="dxa" w:w="80"/>
+              <w:bottom w:type="dxa" w:w="40"/>
+              <w:right w:type="dxa" w:w="80"/>
+            </w:tcMar>
+            <w:vAlign w:val="center"/>
+          </w:tcPr>
+          <w:p>
+            <w:pPr>
+              <w:jc w:val="center"/>
+            </w:pPr>
+            <w:r>
+              <w:rPr>
+                <w:rFonts w:ascii="Arial" w:cs="Arial" w:eastAsia="Arial" w:hAnsi="Arial"/>
+                <w:b/>
+                <w:bCs/>
+                <w:color w:val="C9A227"/>
                 <w:sz w:val="13"/>
                 <w:szCs w:val="13"/>
               </w:rPr>
@@ -6540,7 +7627,7 @@
               <w:bottom w:val="none" w:color="FFFFFF" w:sz="0"/>
               <w:right w:val="none" w:color="FFFFFF" w:sz="0"/>
             </w:tcBorders>
-            <w:shd w:fill="FFEBEE" w:color="auto" w:val="clear"/>
+            <w:shd w:fill="F5E8C0" w:color="auto" w:val="clear"/>
             <w:tcMar>
               <w:top w:type="dxa" w:w="40"/>
               <w:left w:type="dxa" w:w="80"/>
@@ -6558,7 +7645,7 @@
                 <w:rFonts w:ascii="Arial" w:cs="Arial" w:eastAsia="Arial" w:hAnsi="Arial"/>
                 <w:b/>
                 <w:bCs/>
-                <w:color w:val="E53935"/>
+                <w:color w:val="C9A227"/>
                 <w:sz w:val="15"/>
                 <w:szCs w:val="15"/>
               </w:rPr>
@@ -6577,7 +7664,7 @@
               <w:bottom w:val="none" w:color="FFFFFF" w:sz="0"/>
               <w:right w:val="none" w:color="FFFFFF" w:sz="0"/>
             </w:tcBorders>
-            <w:shd w:fill="FFF5F5" w:color="auto" w:val="clear"/>
+            <w:shd w:fill="FAF3E0" w:color="auto" w:val="clear"/>
             <w:tcMar>
               <w:top w:type="dxa" w:w="40"/>
               <w:left w:type="dxa" w:w="80"/>
@@ -6596,7 +7683,7 @@
                 <w:sz w:val="18"/>
                 <w:szCs w:val="18"/>
               </w:rPr>
-              <w:t xml:space="preserve">Reverse Wall Lunge with Calf Raise (Left Lead)</w:t>
+              <w:t xml:space="preserve">Suitcase Carry (Left Lead)</w:t>
             </w:r>
           </w:p>
         </w:tc>
@@ -6609,27 +7696,27 @@
               <w:bottom w:val="none" w:color="FFFFFF" w:sz="0"/>
               <w:right w:val="none" w:color="FFFFFF" w:sz="0"/>
             </w:tcBorders>
-            <w:shd w:fill="FFF5F5" w:color="auto" w:val="clear"/>
-            <w:tcMar>
-              <w:top w:type="dxa" w:w="40"/>
-              <w:left w:type="dxa" w:w="80"/>
-              <w:bottom w:type="dxa" w:w="40"/>
-              <w:right w:type="dxa" w:w="80"/>
-            </w:tcMar>
-            <w:vAlign w:val="center"/>
-          </w:tcPr>
-          <w:p>
-            <w:pPr>
-              <w:jc w:val="center"/>
-            </w:pPr>
-            <w:r>
-              <w:rPr>
-                <w:rFonts w:ascii="Arial" w:cs="Arial" w:eastAsia="Arial" w:hAnsi="Arial"/>
-                <w:color w:val="6B6B6B"/>
-                <w:sz w:val="15"/>
-                <w:szCs w:val="15"/>
-              </w:rPr>
-              <w:t xml:space="preserve">3</w:t>
+            <w:shd w:fill="FAF3E0" w:color="auto" w:val="clear"/>
+            <w:tcMar>
+              <w:top w:type="dxa" w:w="40"/>
+              <w:left w:type="dxa" w:w="80"/>
+              <w:bottom w:type="dxa" w:w="40"/>
+              <w:right w:type="dxa" w:w="80"/>
+            </w:tcMar>
+            <w:vAlign w:val="center"/>
+          </w:tcPr>
+          <w:p>
+            <w:pPr>
+              <w:jc w:val="center"/>
+            </w:pPr>
+            <w:r>
+              <w:rPr>
+                <w:rFonts w:ascii="Arial" w:cs="Arial" w:eastAsia="Arial" w:hAnsi="Arial"/>
+                <w:color w:val="6B6B6B"/>
+                <w:sz w:val="15"/>
+                <w:szCs w:val="15"/>
+              </w:rPr>
+              <w:t xml:space="preserve">2</w:t>
             </w:r>
           </w:p>
         </w:tc>
@@ -6642,27 +7729,27 @@
               <w:bottom w:val="none" w:color="FFFFFF" w:sz="0"/>
               <w:right w:val="none" w:color="FFFFFF" w:sz="0"/>
             </w:tcBorders>
-            <w:shd w:fill="FFF5F5" w:color="auto" w:val="clear"/>
-            <w:tcMar>
-              <w:top w:type="dxa" w:w="40"/>
-              <w:left w:type="dxa" w:w="80"/>
-              <w:bottom w:type="dxa" w:w="40"/>
-              <w:right w:type="dxa" w:w="80"/>
-            </w:tcMar>
-            <w:vAlign w:val="center"/>
-          </w:tcPr>
-          <w:p>
-            <w:pPr>
-              <w:jc w:val="center"/>
-            </w:pPr>
-            <w:r>
-              <w:rPr>
-                <w:rFonts w:ascii="Arial" w:cs="Arial" w:eastAsia="Arial" w:hAnsi="Arial"/>
-                <w:color w:val="6B6B6B"/>
-                <w:sz w:val="15"/>
-                <w:szCs w:val="15"/>
-              </w:rPr>
-              <w:t xml:space="preserve">8 ea</w:t>
+            <w:shd w:fill="FAF3E0" w:color="auto" w:val="clear"/>
+            <w:tcMar>
+              <w:top w:type="dxa" w:w="40"/>
+              <w:left w:type="dxa" w:w="80"/>
+              <w:bottom w:type="dxa" w:w="40"/>
+              <w:right w:type="dxa" w:w="80"/>
+            </w:tcMar>
+            <w:vAlign w:val="center"/>
+          </w:tcPr>
+          <w:p>
+            <w:pPr>
+              <w:jc w:val="center"/>
+            </w:pPr>
+            <w:r>
+              <w:rPr>
+                <w:rFonts w:ascii="Arial" w:cs="Arial" w:eastAsia="Arial" w:hAnsi="Arial"/>
+                <w:color w:val="6B6B6B"/>
+                <w:sz w:val="15"/>
+                <w:szCs w:val="15"/>
+              </w:rPr>
+              <w:t xml:space="preserve">25 yds ea</w:t>
             </w:r>
           </w:p>
         </w:tc>
@@ -6675,27 +7762,27 @@
               <w:bottom w:val="none" w:color="FFFFFF" w:sz="0"/>
               <w:right w:val="none" w:color="FFFFFF" w:sz="0"/>
             </w:tcBorders>
-            <w:shd w:fill="FFF5F5" w:color="auto" w:val="clear"/>
-            <w:tcMar>
-              <w:top w:type="dxa" w:w="40"/>
-              <w:left w:type="dxa" w:w="80"/>
-              <w:bottom w:type="dxa" w:w="40"/>
-              <w:right w:type="dxa" w:w="80"/>
-            </w:tcMar>
-            <w:vAlign w:val="center"/>
-          </w:tcPr>
-          <w:p>
-            <w:pPr>
-              <w:jc w:val="center"/>
-            </w:pPr>
-            <w:r>
-              <w:rPr>
-                <w:rFonts w:ascii="Arial" w:cs="Arial" w:eastAsia="Arial" w:hAnsi="Arial"/>
-                <w:color w:val="6B6B6B"/>
-                <w:sz w:val="15"/>
-                <w:szCs w:val="15"/>
-              </w:rPr>
-              <w:t xml:space="preserve">Bodyweight</w:t>
+            <w:shd w:fill="FAF3E0" w:color="auto" w:val="clear"/>
+            <w:tcMar>
+              <w:top w:type="dxa" w:w="40"/>
+              <w:left w:type="dxa" w:w="80"/>
+              <w:bottom w:type="dxa" w:w="40"/>
+              <w:right w:type="dxa" w:w="80"/>
+            </w:tcMar>
+            <w:vAlign w:val="center"/>
+          </w:tcPr>
+          <w:p>
+            <w:pPr>
+              <w:jc w:val="center"/>
+            </w:pPr>
+            <w:r>
+              <w:rPr>
+                <w:rFonts w:ascii="Arial" w:cs="Arial" w:eastAsia="Arial" w:hAnsi="Arial"/>
+                <w:color w:val="6B6B6B"/>
+                <w:sz w:val="15"/>
+                <w:szCs w:val="15"/>
+              </w:rPr>
+              <w:t xml:space="preserve">20–25 lbs</w:t>
             </w:r>
           </w:p>
         </w:tc>
@@ -6708,27 +7795,27 @@
               <w:bottom w:val="none" w:color="FFFFFF" w:sz="0"/>
               <w:right w:val="none" w:color="FFFFFF" w:sz="0"/>
             </w:tcBorders>
-            <w:shd w:fill="FFF5F5" w:color="auto" w:val="clear"/>
-            <w:tcMar>
-              <w:top w:type="dxa" w:w="40"/>
-              <w:left w:type="dxa" w:w="80"/>
-              <w:bottom w:type="dxa" w:w="40"/>
-              <w:right w:type="dxa" w:w="80"/>
-            </w:tcMar>
-            <w:vAlign w:val="center"/>
-          </w:tcPr>
-          <w:p>
-            <w:pPr>
-              <w:jc w:val="center"/>
-            </w:pPr>
-            <w:r>
-              <w:rPr>
-                <w:rFonts w:ascii="Arial" w:cs="Arial" w:eastAsia="Arial" w:hAnsi="Arial"/>
-                <w:color w:val="6B6B6B"/>
-                <w:sz w:val="15"/>
-                <w:szCs w:val="15"/>
-              </w:rPr>
-              <w:t xml:space="preserve">2-1-2</w:t>
+            <w:shd w:fill="FAF3E0" w:color="auto" w:val="clear"/>
+            <w:tcMar>
+              <w:top w:type="dxa" w:w="40"/>
+              <w:left w:type="dxa" w:w="80"/>
+              <w:bottom w:type="dxa" w:w="40"/>
+              <w:right w:type="dxa" w:w="80"/>
+            </w:tcMar>
+            <w:vAlign w:val="center"/>
+          </w:tcPr>
+          <w:p>
+            <w:pPr>
+              <w:jc w:val="center"/>
+            </w:pPr>
+            <w:r>
+              <w:rPr>
+                <w:rFonts w:ascii="Arial" w:cs="Arial" w:eastAsia="Arial" w:hAnsi="Arial"/>
+                <w:color w:val="6B6B6B"/>
+                <w:sz w:val="15"/>
+                <w:szCs w:val="15"/>
+              </w:rPr>
+              <w:t xml:space="preserve">Controlled</w:t>
             </w:r>
           </w:p>
         </w:tc>
@@ -6741,27 +7828,27 @@
               <w:bottom w:val="none" w:color="FFFFFF" w:sz="0"/>
               <w:right w:val="none" w:color="FFFFFF" w:sz="0"/>
             </w:tcBorders>
-            <w:shd w:fill="FFF5F5" w:color="auto" w:val="clear"/>
-            <w:tcMar>
-              <w:top w:type="dxa" w:w="40"/>
-              <w:left w:type="dxa" w:w="80"/>
-              <w:bottom w:type="dxa" w:w="40"/>
-              <w:right w:type="dxa" w:w="80"/>
-            </w:tcMar>
-            <w:vAlign w:val="center"/>
-          </w:tcPr>
-          <w:p>
-            <w:pPr>
-              <w:jc w:val="center"/>
-            </w:pPr>
-            <w:r>
-              <w:rPr>
-                <w:rFonts w:ascii="Arial" w:cs="Arial" w:eastAsia="Arial" w:hAnsi="Arial"/>
-                <w:color w:val="6B6B6B"/>
-                <w:sz w:val="15"/>
-                <w:szCs w:val="15"/>
-              </w:rPr>
-              <w:t xml:space="preserve">45s</w:t>
+            <w:shd w:fill="FAF3E0" w:color="auto" w:val="clear"/>
+            <w:tcMar>
+              <w:top w:type="dxa" w:w="40"/>
+              <w:left w:type="dxa" w:w="80"/>
+              <w:bottom w:type="dxa" w:w="40"/>
+              <w:right w:type="dxa" w:w="80"/>
+            </w:tcMar>
+            <w:vAlign w:val="center"/>
+          </w:tcPr>
+          <w:p>
+            <w:pPr>
+              <w:jc w:val="center"/>
+            </w:pPr>
+            <w:r>
+              <w:rPr>
+                <w:rFonts w:ascii="Arial" w:cs="Arial" w:eastAsia="Arial" w:hAnsi="Arial"/>
+                <w:color w:val="6B6B6B"/>
+                <w:sz w:val="15"/>
+                <w:szCs w:val="15"/>
+              </w:rPr>
+              <w:t xml:space="preserve">60s</w:t>
             </w:r>
           </w:p>
         </w:tc>
@@ -6774,7 +7861,7 @@
               <w:bottom w:val="none" w:color="FFFFFF" w:sz="0"/>
               <w:right w:val="none" w:color="FFFFFF" w:sz="0"/>
             </w:tcBorders>
-            <w:shd w:fill="FFF5F5" w:color="auto" w:val="clear"/>
+            <w:shd w:fill="FAF3E0" w:color="auto" w:val="clear"/>
             <w:tcMar>
               <w:top w:type="dxa" w:w="40"/>
               <w:left w:type="dxa" w:w="80"/>
@@ -6791,500 +7878,7 @@
                 <w:sz w:val="17"/>
                 <w:szCs w:val="17"/>
               </w:rPr>
-              <w:t xml:space="preserve">Hands on the wall for support. Step back, lower the trailing knee, drive up and finish with a calf raise. Front knee tracks over the second toe the whole way.</w:t>
-            </w:r>
-            <w:r>
-              <w:rPr>
-                <w:rFonts w:ascii="Arial" w:cs="Arial" w:eastAsia="Arial" w:hAnsi="Arial"/>
-                <w:i/>
-                <w:iCs/>
-                <w:color w:val="00695C"/>
-                <w:sz w:val="14"/>
-                <w:szCs w:val="14"/>
-              </w:rPr>
-              <w:t xml:space="preserve">  2 RIR — tracking quality first</w:t>
-            </w:r>
-          </w:p>
-        </w:tc>
-      </w:tr>
-      <w:tr>
-        <w:tc>
-          <w:tcPr>
-            <w:tcW w:type="dxa" w:w="2400"/>
-            <w:tcBorders>
-              <w:top w:val="none" w:color="FFFFFF" w:sz="0"/>
-              <w:left w:val="none" w:color="FFFFFF" w:sz="0"/>
-              <w:bottom w:val="none" w:color="FFFFFF" w:sz="0"/>
-              <w:right w:val="none" w:color="FFFFFF" w:sz="0"/>
-            </w:tcBorders>
-            <w:shd w:fill="FFFFFF" w:color="auto" w:val="clear"/>
-            <w:tcMar>
-              <w:top w:type="dxa" w:w="40"/>
-              <w:left w:type="dxa" w:w="80"/>
-              <w:bottom w:type="dxa" w:w="40"/>
-              <w:right w:type="dxa" w:w="80"/>
-            </w:tcMar>
-            <w:vAlign w:val="center"/>
-          </w:tcPr>
-          <w:p>
-            <w:r>
-              <w:rPr>
-                <w:rFonts w:ascii="Arial" w:cs="Arial" w:eastAsia="Arial" w:hAnsi="Arial"/>
-                <w:b/>
-                <w:bCs/>
-                <w:color w:val="2C2C2C"/>
-                <w:sz w:val="18"/>
-                <w:szCs w:val="18"/>
-              </w:rPr>
-              <w:t xml:space="preserve">Plank Position Leg Tap-Down</w:t>
-            </w:r>
-          </w:p>
-        </w:tc>
-        <w:tc>
-          <w:tcPr>
-            <w:tcW w:type="dxa" w:w="380"/>
-            <w:tcBorders>
-              <w:top w:val="none" w:color="FFFFFF" w:sz="0"/>
-              <w:left w:val="none" w:color="FFFFFF" w:sz="0"/>
-              <w:bottom w:val="none" w:color="FFFFFF" w:sz="0"/>
-              <w:right w:val="none" w:color="FFFFFF" w:sz="0"/>
-            </w:tcBorders>
-            <w:shd w:fill="FFFFFF" w:color="auto" w:val="clear"/>
-            <w:tcMar>
-              <w:top w:type="dxa" w:w="40"/>
-              <w:left w:type="dxa" w:w="80"/>
-              <w:bottom w:type="dxa" w:w="40"/>
-              <w:right w:type="dxa" w:w="80"/>
-            </w:tcMar>
-            <w:vAlign w:val="center"/>
-          </w:tcPr>
-          <w:p>
-            <w:pPr>
-              <w:jc w:val="center"/>
-            </w:pPr>
-            <w:r>
-              <w:rPr>
-                <w:rFonts w:ascii="Arial" w:cs="Arial" w:eastAsia="Arial" w:hAnsi="Arial"/>
-                <w:color w:val="6B6B6B"/>
-                <w:sz w:val="15"/>
-                <w:szCs w:val="15"/>
-              </w:rPr>
-              <w:t xml:space="preserve">2</w:t>
-            </w:r>
-          </w:p>
-        </w:tc>
-        <w:tc>
-          <w:tcPr>
-            <w:tcW w:type="dxa" w:w="420"/>
-            <w:tcBorders>
-              <w:top w:val="none" w:color="FFFFFF" w:sz="0"/>
-              <w:left w:val="none" w:color="FFFFFF" w:sz="0"/>
-              <w:bottom w:val="none" w:color="FFFFFF" w:sz="0"/>
-              <w:right w:val="none" w:color="FFFFFF" w:sz="0"/>
-            </w:tcBorders>
-            <w:shd w:fill="FFFFFF" w:color="auto" w:val="clear"/>
-            <w:tcMar>
-              <w:top w:type="dxa" w:w="40"/>
-              <w:left w:type="dxa" w:w="80"/>
-              <w:bottom w:type="dxa" w:w="40"/>
-              <w:right w:type="dxa" w:w="80"/>
-            </w:tcMar>
-            <w:vAlign w:val="center"/>
-          </w:tcPr>
-          <w:p>
-            <w:pPr>
-              <w:jc w:val="center"/>
-            </w:pPr>
-            <w:r>
-              <w:rPr>
-                <w:rFonts w:ascii="Arial" w:cs="Arial" w:eastAsia="Arial" w:hAnsi="Arial"/>
-                <w:color w:val="6B6B6B"/>
-                <w:sz w:val="15"/>
-                <w:szCs w:val="15"/>
-              </w:rPr>
-              <w:t xml:space="preserve">10 ea</w:t>
-            </w:r>
-          </w:p>
-        </w:tc>
-        <w:tc>
-          <w:tcPr>
-            <w:tcW w:type="dxa" w:w="680"/>
-            <w:tcBorders>
-              <w:top w:val="none" w:color="FFFFFF" w:sz="0"/>
-              <w:left w:val="none" w:color="FFFFFF" w:sz="0"/>
-              <w:bottom w:val="none" w:color="FFFFFF" w:sz="0"/>
-              <w:right w:val="none" w:color="FFFFFF" w:sz="0"/>
-            </w:tcBorders>
-            <w:shd w:fill="FFFFFF" w:color="auto" w:val="clear"/>
-            <w:tcMar>
-              <w:top w:type="dxa" w:w="40"/>
-              <w:left w:type="dxa" w:w="80"/>
-              <w:bottom w:type="dxa" w:w="40"/>
-              <w:right w:type="dxa" w:w="80"/>
-            </w:tcMar>
-            <w:vAlign w:val="center"/>
-          </w:tcPr>
-          <w:p>
-            <w:pPr>
-              <w:jc w:val="center"/>
-            </w:pPr>
-            <w:r>
-              <w:rPr>
-                <w:rFonts w:ascii="Arial" w:cs="Arial" w:eastAsia="Arial" w:hAnsi="Arial"/>
-                <w:color w:val="6B6B6B"/>
-                <w:sz w:val="15"/>
-                <w:szCs w:val="15"/>
-              </w:rPr>
-              <w:t xml:space="preserve">Bodyweight</w:t>
-            </w:r>
-          </w:p>
-        </w:tc>
-        <w:tc>
-          <w:tcPr>
-            <w:tcW w:type="dxa" w:w="540"/>
-            <w:tcBorders>
-              <w:top w:val="none" w:color="FFFFFF" w:sz="0"/>
-              <w:left w:val="none" w:color="FFFFFF" w:sz="0"/>
-              <w:bottom w:val="none" w:color="FFFFFF" w:sz="0"/>
-              <w:right w:val="none" w:color="FFFFFF" w:sz="0"/>
-            </w:tcBorders>
-            <w:shd w:fill="FFFFFF" w:color="auto" w:val="clear"/>
-            <w:tcMar>
-              <w:top w:type="dxa" w:w="40"/>
-              <w:left w:type="dxa" w:w="80"/>
-              <w:bottom w:type="dxa" w:w="40"/>
-              <w:right w:type="dxa" w:w="80"/>
-            </w:tcMar>
-            <w:vAlign w:val="center"/>
-          </w:tcPr>
-          <w:p>
-            <w:pPr>
-              <w:jc w:val="center"/>
-            </w:pPr>
-            <w:r>
-              <w:rPr>
-                <w:rFonts w:ascii="Arial" w:cs="Arial" w:eastAsia="Arial" w:hAnsi="Arial"/>
-                <w:color w:val="6B6B6B"/>
-                <w:sz w:val="15"/>
-                <w:szCs w:val="15"/>
-              </w:rPr>
-              <w:t xml:space="preserve">2-1-2</w:t>
-            </w:r>
-          </w:p>
-        </w:tc>
-        <w:tc>
-          <w:tcPr>
-            <w:tcW w:type="dxa" w:w="440"/>
-            <w:tcBorders>
-              <w:top w:val="none" w:color="FFFFFF" w:sz="0"/>
-              <w:left w:val="none" w:color="FFFFFF" w:sz="0"/>
-              <w:bottom w:val="none" w:color="FFFFFF" w:sz="0"/>
-              <w:right w:val="none" w:color="FFFFFF" w:sz="0"/>
-            </w:tcBorders>
-            <w:shd w:fill="FFFFFF" w:color="auto" w:val="clear"/>
-            <w:tcMar>
-              <w:top w:type="dxa" w:w="40"/>
-              <w:left w:type="dxa" w:w="80"/>
-              <w:bottom w:type="dxa" w:w="40"/>
-              <w:right w:type="dxa" w:w="80"/>
-            </w:tcMar>
-            <w:vAlign w:val="center"/>
-          </w:tcPr>
-          <w:p>
-            <w:pPr>
-              <w:jc w:val="center"/>
-            </w:pPr>
-            <w:r>
-              <w:rPr>
-                <w:rFonts w:ascii="Arial" w:cs="Arial" w:eastAsia="Arial" w:hAnsi="Arial"/>
-                <w:color w:val="6B6B6B"/>
-                <w:sz w:val="15"/>
-                <w:szCs w:val="15"/>
-              </w:rPr>
-              <w:t xml:space="preserve">30s</w:t>
-            </w:r>
-          </w:p>
-        </w:tc>
-        <w:tc>
-          <w:tcPr>
-            <w:tcW w:type="dxa" w:w="5580"/>
-            <w:tcBorders>
-              <w:top w:val="none" w:color="FFFFFF" w:sz="0"/>
-              <w:left w:val="none" w:color="FFFFFF" w:sz="0"/>
-              <w:bottom w:val="none" w:color="FFFFFF" w:sz="0"/>
-              <w:right w:val="none" w:color="FFFFFF" w:sz="0"/>
-            </w:tcBorders>
-            <w:shd w:fill="FFFFFF" w:color="auto" w:val="clear"/>
-            <w:tcMar>
-              <w:top w:type="dxa" w:w="40"/>
-              <w:left w:type="dxa" w:w="80"/>
-              <w:bottom w:type="dxa" w:w="40"/>
-              <w:right w:type="dxa" w:w="80"/>
-            </w:tcMar>
-            <w:vAlign w:val="center"/>
-          </w:tcPr>
-          <w:p>
-            <w:r>
-              <w:rPr>
-                <w:rFonts w:ascii="Arial" w:cs="Arial" w:eastAsia="Arial" w:hAnsi="Arial"/>
-                <w:color w:val="6B6B6B"/>
-                <w:sz w:val="17"/>
-                <w:szCs w:val="17"/>
-              </w:rPr>
-              <w:t xml:space="preserve">Plank on hands. Tap one knee lightly to the floor and drive straight back up. Hips stay square — no rotation, no sagging.</w:t>
-            </w:r>
-          </w:p>
-        </w:tc>
-      </w:tr>
-      <w:tr>
-        <w:tc>
-          <w:tcPr>
-            <w:tcW w:type="dxa" w:w="2400"/>
-            <w:tcBorders>
-              <w:top w:val="none" w:color="FFFFFF" w:sz="0"/>
-              <w:left w:val="none" w:color="FFFFFF" w:sz="0"/>
-              <w:bottom w:val="none" w:color="FFFFFF" w:sz="0"/>
-              <w:right w:val="none" w:color="FFFFFF" w:sz="0"/>
-            </w:tcBorders>
-            <w:shd w:fill="FFF5F5" w:color="auto" w:val="clear"/>
-            <w:tcMar>
-              <w:top w:type="dxa" w:w="40"/>
-              <w:left w:type="dxa" w:w="80"/>
-              <w:bottom w:type="dxa" w:w="40"/>
-              <w:right w:type="dxa" w:w="80"/>
-            </w:tcMar>
-            <w:vAlign w:val="center"/>
-          </w:tcPr>
-          <w:p>
-            <w:r>
-              <w:rPr>
-                <w:rFonts w:ascii="Arial" w:cs="Arial" w:eastAsia="Arial" w:hAnsi="Arial"/>
-                <w:b/>
-                <w:bCs/>
-                <w:color w:val="2C2C2C"/>
-                <w:sz w:val="18"/>
-                <w:szCs w:val="18"/>
-              </w:rPr>
-              <w:t xml:space="preserve">Single-Leg Pistol Squat (Assisted, Left Lead)</w:t>
-            </w:r>
-          </w:p>
-          <w:p>
-            <w:r>
-              <w:rPr>
-                <w:rFonts w:ascii="Arial" w:cs="Arial" w:eastAsia="Arial" w:hAnsi="Arial"/>
-                <w:i/>
-                <w:iCs/>
-                <w:color w:val="B71C1C"/>
-                <w:sz w:val="14"/>
-                <w:szCs w:val="14"/>
-              </w:rPr>
-              <w:t xml:space="preserve">High valgus risk — regress the moment the knee drifts inward.</w:t>
-            </w:r>
-          </w:p>
-        </w:tc>
-        <w:tc>
-          <w:tcPr>
-            <w:tcW w:type="dxa" w:w="380"/>
-            <w:tcBorders>
-              <w:top w:val="none" w:color="FFFFFF" w:sz="0"/>
-              <w:left w:val="none" w:color="FFFFFF" w:sz="0"/>
-              <w:bottom w:val="none" w:color="FFFFFF" w:sz="0"/>
-              <w:right w:val="none" w:color="FFFFFF" w:sz="0"/>
-            </w:tcBorders>
-            <w:shd w:fill="FFF5F5" w:color="auto" w:val="clear"/>
-            <w:tcMar>
-              <w:top w:type="dxa" w:w="40"/>
-              <w:left w:type="dxa" w:w="80"/>
-              <w:bottom w:type="dxa" w:w="40"/>
-              <w:right w:type="dxa" w:w="80"/>
-            </w:tcMar>
-            <w:vAlign w:val="center"/>
-          </w:tcPr>
-          <w:p>
-            <w:pPr>
-              <w:jc w:val="center"/>
-            </w:pPr>
-            <w:r>
-              <w:rPr>
-                <w:rFonts w:ascii="Arial" w:cs="Arial" w:eastAsia="Arial" w:hAnsi="Arial"/>
-                <w:color w:val="6B6B6B"/>
-                <w:sz w:val="15"/>
-                <w:szCs w:val="15"/>
-              </w:rPr>
-              <w:t xml:space="preserve">2</w:t>
-            </w:r>
-          </w:p>
-        </w:tc>
-        <w:tc>
-          <w:tcPr>
-            <w:tcW w:type="dxa" w:w="420"/>
-            <w:tcBorders>
-              <w:top w:val="none" w:color="FFFFFF" w:sz="0"/>
-              <w:left w:val="none" w:color="FFFFFF" w:sz="0"/>
-              <w:bottom w:val="none" w:color="FFFFFF" w:sz="0"/>
-              <w:right w:val="none" w:color="FFFFFF" w:sz="0"/>
-            </w:tcBorders>
-            <w:shd w:fill="FFF5F5" w:color="auto" w:val="clear"/>
-            <w:tcMar>
-              <w:top w:type="dxa" w:w="40"/>
-              <w:left w:type="dxa" w:w="80"/>
-              <w:bottom w:type="dxa" w:w="40"/>
-              <w:right w:type="dxa" w:w="80"/>
-            </w:tcMar>
-            <w:vAlign w:val="center"/>
-          </w:tcPr>
-          <w:p>
-            <w:pPr>
-              <w:jc w:val="center"/>
-            </w:pPr>
-            <w:r>
-              <w:rPr>
-                <w:rFonts w:ascii="Arial" w:cs="Arial" w:eastAsia="Arial" w:hAnsi="Arial"/>
-                <w:color w:val="6B6B6B"/>
-                <w:sz w:val="15"/>
-                <w:szCs w:val="15"/>
-              </w:rPr>
-              <w:t xml:space="preserve">5 ea</w:t>
-            </w:r>
-          </w:p>
-        </w:tc>
-        <w:tc>
-          <w:tcPr>
-            <w:tcW w:type="dxa" w:w="680"/>
-            <w:tcBorders>
-              <w:top w:val="none" w:color="FFFFFF" w:sz="0"/>
-              <w:left w:val="none" w:color="FFFFFF" w:sz="0"/>
-              <w:bottom w:val="none" w:color="FFFFFF" w:sz="0"/>
-              <w:right w:val="none" w:color="FFFFFF" w:sz="0"/>
-            </w:tcBorders>
-            <w:shd w:fill="FFF5F5" w:color="auto" w:val="clear"/>
-            <w:tcMar>
-              <w:top w:type="dxa" w:w="40"/>
-              <w:left w:type="dxa" w:w="80"/>
-              <w:bottom w:type="dxa" w:w="40"/>
-              <w:right w:type="dxa" w:w="80"/>
-            </w:tcMar>
-            <w:vAlign w:val="center"/>
-          </w:tcPr>
-          <w:p>
-            <w:pPr>
-              <w:jc w:val="center"/>
-            </w:pPr>
-            <w:r>
-              <w:rPr>
-                <w:rFonts w:ascii="Arial" w:cs="Arial" w:eastAsia="Arial" w:hAnsi="Arial"/>
-                <w:color w:val="6B6B6B"/>
-                <w:sz w:val="15"/>
-                <w:szCs w:val="15"/>
-              </w:rPr>
-              <w:t xml:space="preserve">Bodyweight + assist</w:t>
-            </w:r>
-          </w:p>
-        </w:tc>
-        <w:tc>
-          <w:tcPr>
-            <w:tcW w:type="dxa" w:w="540"/>
-            <w:tcBorders>
-              <w:top w:val="none" w:color="FFFFFF" w:sz="0"/>
-              <w:left w:val="none" w:color="FFFFFF" w:sz="0"/>
-              <w:bottom w:val="none" w:color="FFFFFF" w:sz="0"/>
-              <w:right w:val="none" w:color="FFFFFF" w:sz="0"/>
-            </w:tcBorders>
-            <w:shd w:fill="FFF5F5" w:color="auto" w:val="clear"/>
-            <w:tcMar>
-              <w:top w:type="dxa" w:w="40"/>
-              <w:left w:type="dxa" w:w="80"/>
-              <w:bottom w:type="dxa" w:w="40"/>
-              <w:right w:type="dxa" w:w="80"/>
-            </w:tcMar>
-            <w:vAlign w:val="center"/>
-          </w:tcPr>
-          <w:p>
-            <w:pPr>
-              <w:jc w:val="center"/>
-            </w:pPr>
-            <w:r>
-              <w:rPr>
-                <w:rFonts w:ascii="Arial" w:cs="Arial" w:eastAsia="Arial" w:hAnsi="Arial"/>
-                <w:color w:val="6B6B6B"/>
-                <w:sz w:val="15"/>
-                <w:szCs w:val="15"/>
-              </w:rPr>
-              <w:t xml:space="preserve">3-1-1</w:t>
-            </w:r>
-          </w:p>
-        </w:tc>
-        <w:tc>
-          <w:tcPr>
-            <w:tcW w:type="dxa" w:w="440"/>
-            <w:tcBorders>
-              <w:top w:val="none" w:color="FFFFFF" w:sz="0"/>
-              <w:left w:val="none" w:color="FFFFFF" w:sz="0"/>
-              <w:bottom w:val="none" w:color="FFFFFF" w:sz="0"/>
-              <w:right w:val="none" w:color="FFFFFF" w:sz="0"/>
-            </w:tcBorders>
-            <w:shd w:fill="FFF5F5" w:color="auto" w:val="clear"/>
-            <w:tcMar>
-              <w:top w:type="dxa" w:w="40"/>
-              <w:left w:type="dxa" w:w="80"/>
-              <w:bottom w:type="dxa" w:w="40"/>
-              <w:right w:type="dxa" w:w="80"/>
-            </w:tcMar>
-            <w:vAlign w:val="center"/>
-          </w:tcPr>
-          <w:p>
-            <w:pPr>
-              <w:jc w:val="center"/>
-            </w:pPr>
-            <w:r>
-              <w:rPr>
-                <w:rFonts w:ascii="Arial" w:cs="Arial" w:eastAsia="Arial" w:hAnsi="Arial"/>
-                <w:color w:val="6B6B6B"/>
-                <w:sz w:val="15"/>
-                <w:szCs w:val="15"/>
-              </w:rPr>
-              <w:t xml:space="preserve">60s</w:t>
-            </w:r>
-          </w:p>
-        </w:tc>
-        <w:tc>
-          <w:tcPr>
-            <w:tcW w:type="dxa" w:w="5580"/>
-            <w:tcBorders>
-              <w:top w:val="none" w:color="FFFFFF" w:sz="0"/>
-              <w:left w:val="none" w:color="FFFFFF" w:sz="0"/>
-              <w:bottom w:val="none" w:color="FFFFFF" w:sz="0"/>
-              <w:right w:val="none" w:color="FFFFFF" w:sz="0"/>
-            </w:tcBorders>
-            <w:shd w:fill="FFF5F5" w:color="auto" w:val="clear"/>
-            <w:tcMar>
-              <w:top w:type="dxa" w:w="40"/>
-              <w:left w:type="dxa" w:w="80"/>
-              <w:bottom w:type="dxa" w:w="40"/>
-              <w:right w:type="dxa" w:w="80"/>
-            </w:tcMar>
-            <w:vAlign w:val="center"/>
-          </w:tcPr>
-          <w:p>
-            <w:r>
-              <w:rPr>
-                <w:rFonts w:ascii="Arial" w:cs="Arial" w:eastAsia="Arial" w:hAnsi="Arial"/>
-                <w:color w:val="6B6B6B"/>
-                <w:sz w:val="17"/>
-                <w:szCs w:val="17"/>
-              </w:rPr>
-              <w:t xml:space="preserve">Regression ladder: doorframe or wall assist first, then heel elevated, then reduced depth. Stay at whichever level keeps the knee tracking clean.</w:t>
-            </w:r>
-            <w:r>
-              <w:rPr>
-                <w:rFonts w:ascii="Arial" w:cs="Arial" w:eastAsia="Arial" w:hAnsi="Arial"/>
-                <w:i/>
-                <w:iCs/>
-                <w:color w:val="00695C"/>
-                <w:sz w:val="14"/>
-                <w:szCs w:val="14"/>
-              </w:rPr>
-              <w:t xml:space="preserve">  3+ RIR — technique band</w:t>
+              <w:t xml:space="preserve">LEFT arm first. Lighter than Friday's carries. Resist the lateral lean, walk tall, knees tracking straight ahead.</w:t>
             </w:r>
           </w:p>
         </w:tc>
@@ -7613,7 +8207,7 @@
           <w:sz w:val="17"/>
           <w:szCs w:val="17"/>
         </w:rPr>
-        <w:t xml:space="preserve">Booty-band pull-aparts 2×15 (lightest band, arms straight), arm circles, cat-cow 10 reps, light DB warm-up press 2×10, shoulder external rotation 10 each side.</w:t>
+        <w:t xml:space="preserve">Booty-band pull-aparts 2×15 (lightest band, arms straight), arm circles, cat-cow 10 reps, shoulder external rotation 10 each side. The DB press warm-up ramp opens Block A.</w:t>
       </w:r>
     </w:p>
     <w:p>
@@ -7629,7 +8223,32 @@
           <w:sz w:val="17"/>
           <w:szCs w:val="17"/>
         </w:rPr>
-        <w:t xml:space="preserve">A — PRIMARY PRESS STRENGTH</w:t>
+        <w:t xml:space="preserve">A — PRIMARY COMPOUND — PRESS (&amp; ROW PAIRING)</w:t>
+      </w:r>
+    </w:p>
+    <w:p>
+      <w:pPr>
+        <w:spacing w:after="80"/>
+      </w:pPr>
+      <w:r>
+        <w:rPr>
+          <w:rFonts w:ascii="Arial" w:cs="Arial" w:eastAsia="Arial" w:hAnsi="Arial"/>
+          <w:b/>
+          <w:bCs/>
+          <w:color w:val="43A047"/>
+          <w:sz w:val="17"/>
+          <w:szCs w:val="17"/>
+        </w:rPr>
+        <w:t xml:space="preserve">Load Target:  </w:t>
+      </w:r>
+      <w:r>
+        <w:rPr>
+          <w:rFonts w:ascii="Arial" w:cs="Arial" w:eastAsia="Arial" w:hAnsi="Arial"/>
+          <w:color w:val="2C2C2C"/>
+          <w:sz w:val="17"/>
+          <w:szCs w:val="17"/>
+        </w:rPr>
+        <w:t xml:space="preserve">Row at 32–35 lbs (from the 40 lb 5RM baseline); chest press builds from 17.5–20 lbs/hand. The warm-up ramp opens the block — nowhere near working effort. If the day calls for a press variation, rotate between: a paused DB floor press (the built-in fallback when the bench is flat-only) or a low-incline DB press — the flat DB chest press stays the movement we track.</w:t>
       </w:r>
     </w:p>
     <w:tbl>
@@ -7929,7 +8548,7 @@
                 <w:sz w:val="18"/>
                 <w:szCs w:val="18"/>
               </w:rPr>
-              <w:t xml:space="preserve">Dumbbell Chest Press (Flat)</w:t>
+              <w:t xml:space="preserve">DB Press — Warm-Up Ramp</w:t>
             </w:r>
           </w:p>
         </w:tc>
@@ -7962,7 +8581,7 @@
                 <w:sz w:val="15"/>
                 <w:szCs w:val="15"/>
               </w:rPr>
-              <w:t xml:space="preserve">4</w:t>
+              <w:t xml:space="preserve">2</w:t>
             </w:r>
           </w:p>
         </w:tc>
@@ -7995,7 +8614,7 @@
                 <w:sz w:val="15"/>
                 <w:szCs w:val="15"/>
               </w:rPr>
-              <w:t xml:space="preserve">10―12</w:t>
+              <w:t xml:space="preserve">10</w:t>
             </w:r>
           </w:p>
         </w:tc>
@@ -8028,7 +8647,7 @@
                 <w:sz w:val="15"/>
                 <w:szCs w:val="15"/>
               </w:rPr>
-              <w:t xml:space="preserve">17.5–20 lbs/hand</w:t>
+              <w:t xml:space="preserve">Light DBs</w:t>
             </w:r>
           </w:p>
         </w:tc>
@@ -8061,7 +8680,7 @@
                 <w:sz w:val="15"/>
                 <w:szCs w:val="15"/>
               </w:rPr>
-              <w:t xml:space="preserve">3-1-1</w:t>
+              <w:t xml:space="preserve">Controlled</w:t>
             </w:r>
           </w:p>
         </w:tc>
@@ -8094,7 +8713,7 @@
                 <w:sz w:val="15"/>
                 <w:szCs w:val="15"/>
               </w:rPr>
-              <w:t xml:space="preserve">60s</w:t>
+              <w:t xml:space="preserve">30s</w:t>
             </w:r>
           </w:p>
         </w:tc>
@@ -8124,7 +8743,7 @@
                 <w:sz w:val="17"/>
                 <w:szCs w:val="17"/>
               </w:rPr>
-              <w:t xml:space="preserve">Elbows at 45°. Squeeze chest at top. Baseline OHP is 25 lbs ×3RM — chest press starts conservatively. If the rack skips 17.5, take 15s and add a rep or two to hit the same RIR.</w:t>
+              <w:t xml:space="preserve">Priming only — light, crisp reps before the working sets.</w:t>
             </w:r>
             <w:r>
               <w:rPr>
@@ -8135,7 +8754,7 @@
                 <w:sz w:val="14"/>
                 <w:szCs w:val="14"/>
               </w:rPr>
-              <w:t xml:space="preserve">  2 RIR</w:t>
+              <w:t xml:space="preserve">  3+ RIR — ramp</w:t>
             </w:r>
           </w:p>
         </w:tc>
@@ -8169,7 +8788,7 @@
                 <w:sz w:val="18"/>
                 <w:szCs w:val="18"/>
               </w:rPr>
-              <w:t xml:space="preserve">Incline Dumbbell Press</w:t>
+              <w:t xml:space="preserve">Dumbbell Chest Press (Flat)</w:t>
             </w:r>
           </w:p>
         </w:tc>
@@ -8202,7 +8821,7 @@
                 <w:sz w:val="15"/>
                 <w:szCs w:val="15"/>
               </w:rPr>
-              <w:t xml:space="preserve">3</w:t>
+              <w:t xml:space="preserve">4</w:t>
             </w:r>
           </w:p>
         </w:tc>
@@ -8268,7 +8887,7 @@
                 <w:sz w:val="15"/>
                 <w:szCs w:val="15"/>
               </w:rPr>
-              <w:t xml:space="preserve">15–17.5 lbs/hand</w:t>
+              <w:t xml:space="preserve">17.5–20 lbs/hand</w:t>
             </w:r>
           </w:p>
         </w:tc>
@@ -8364,7 +8983,7 @@
                 <w:sz w:val="17"/>
                 <w:szCs w:val="17"/>
               </w:rPr>
-              <w:t xml:space="preserve">30–45° angle if the bench adjusts; if it’s flat-only, do a floor press with a 2-second pause at the bottom instead. Upper chest and anterior delt.</w:t>
+              <w:t xml:space="preserve">Elbows at 45°. Squeeze chest at top. Baseline OHP is 25 lbs ×3RM — chest press starts conservatively. If the rack skips 17.5, take 15s and add a rep or two to hit the same RIR.</w:t>
             </w:r>
             <w:r>
               <w:rPr>
@@ -8375,7 +8994,7 @@
                 <w:sz w:val="14"/>
                 <w:szCs w:val="14"/>
               </w:rPr>
-              <w:t xml:space="preserve">  1 RIR — accessory</w:t>
+              <w:t xml:space="preserve">  2 RIR</w:t>
             </w:r>
           </w:p>
         </w:tc>
@@ -8409,6 +9028,246 @@
                 <w:sz w:val="18"/>
                 <w:szCs w:val="18"/>
               </w:rPr>
+              <w:t xml:space="preserve">Incline Dumbbell Press</w:t>
+            </w:r>
+          </w:p>
+        </w:tc>
+        <w:tc>
+          <w:tcPr>
+            <w:tcW w:type="dxa" w:w="380"/>
+            <w:tcBorders>
+              <w:top w:val="none" w:color="FFFFFF" w:sz="0"/>
+              <w:left w:val="none" w:color="FFFFFF" w:sz="0"/>
+              <w:bottom w:val="none" w:color="FFFFFF" w:sz="0"/>
+              <w:right w:val="none" w:color="FFFFFF" w:sz="0"/>
+            </w:tcBorders>
+            <w:shd w:fill="F1F8F2" w:color="auto" w:val="clear"/>
+            <w:tcMar>
+              <w:top w:type="dxa" w:w="40"/>
+              <w:left w:type="dxa" w:w="80"/>
+              <w:bottom w:type="dxa" w:w="40"/>
+              <w:right w:type="dxa" w:w="80"/>
+            </w:tcMar>
+            <w:vAlign w:val="center"/>
+          </w:tcPr>
+          <w:p>
+            <w:pPr>
+              <w:jc w:val="center"/>
+            </w:pPr>
+            <w:r>
+              <w:rPr>
+                <w:rFonts w:ascii="Arial" w:cs="Arial" w:eastAsia="Arial" w:hAnsi="Arial"/>
+                <w:color w:val="6B6B6B"/>
+                <w:sz w:val="15"/>
+                <w:szCs w:val="15"/>
+              </w:rPr>
+              <w:t xml:space="preserve">3</w:t>
+            </w:r>
+          </w:p>
+        </w:tc>
+        <w:tc>
+          <w:tcPr>
+            <w:tcW w:type="dxa" w:w="420"/>
+            <w:tcBorders>
+              <w:top w:val="none" w:color="FFFFFF" w:sz="0"/>
+              <w:left w:val="none" w:color="FFFFFF" w:sz="0"/>
+              <w:bottom w:val="none" w:color="FFFFFF" w:sz="0"/>
+              <w:right w:val="none" w:color="FFFFFF" w:sz="0"/>
+            </w:tcBorders>
+            <w:shd w:fill="F1F8F2" w:color="auto" w:val="clear"/>
+            <w:tcMar>
+              <w:top w:type="dxa" w:w="40"/>
+              <w:left w:type="dxa" w:w="80"/>
+              <w:bottom w:type="dxa" w:w="40"/>
+              <w:right w:type="dxa" w:w="80"/>
+            </w:tcMar>
+            <w:vAlign w:val="center"/>
+          </w:tcPr>
+          <w:p>
+            <w:pPr>
+              <w:jc w:val="center"/>
+            </w:pPr>
+            <w:r>
+              <w:rPr>
+                <w:rFonts w:ascii="Arial" w:cs="Arial" w:eastAsia="Arial" w:hAnsi="Arial"/>
+                <w:color w:val="6B6B6B"/>
+                <w:sz w:val="15"/>
+                <w:szCs w:val="15"/>
+              </w:rPr>
+              <w:t xml:space="preserve">10―12</w:t>
+            </w:r>
+          </w:p>
+        </w:tc>
+        <w:tc>
+          <w:tcPr>
+            <w:tcW w:type="dxa" w:w="680"/>
+            <w:tcBorders>
+              <w:top w:val="none" w:color="FFFFFF" w:sz="0"/>
+              <w:left w:val="none" w:color="FFFFFF" w:sz="0"/>
+              <w:bottom w:val="none" w:color="FFFFFF" w:sz="0"/>
+              <w:right w:val="none" w:color="FFFFFF" w:sz="0"/>
+            </w:tcBorders>
+            <w:shd w:fill="F1F8F2" w:color="auto" w:val="clear"/>
+            <w:tcMar>
+              <w:top w:type="dxa" w:w="40"/>
+              <w:left w:type="dxa" w:w="80"/>
+              <w:bottom w:type="dxa" w:w="40"/>
+              <w:right w:type="dxa" w:w="80"/>
+            </w:tcMar>
+            <w:vAlign w:val="center"/>
+          </w:tcPr>
+          <w:p>
+            <w:pPr>
+              <w:jc w:val="center"/>
+            </w:pPr>
+            <w:r>
+              <w:rPr>
+                <w:rFonts w:ascii="Arial" w:cs="Arial" w:eastAsia="Arial" w:hAnsi="Arial"/>
+                <w:color w:val="6B6B6B"/>
+                <w:sz w:val="15"/>
+                <w:szCs w:val="15"/>
+              </w:rPr>
+              <w:t xml:space="preserve">15–17.5 lbs/hand</w:t>
+            </w:r>
+          </w:p>
+        </w:tc>
+        <w:tc>
+          <w:tcPr>
+            <w:tcW w:type="dxa" w:w="540"/>
+            <w:tcBorders>
+              <w:top w:val="none" w:color="FFFFFF" w:sz="0"/>
+              <w:left w:val="none" w:color="FFFFFF" w:sz="0"/>
+              <w:bottom w:val="none" w:color="FFFFFF" w:sz="0"/>
+              <w:right w:val="none" w:color="FFFFFF" w:sz="0"/>
+            </w:tcBorders>
+            <w:shd w:fill="F1F8F2" w:color="auto" w:val="clear"/>
+            <w:tcMar>
+              <w:top w:type="dxa" w:w="40"/>
+              <w:left w:type="dxa" w:w="80"/>
+              <w:bottom w:type="dxa" w:w="40"/>
+              <w:right w:type="dxa" w:w="80"/>
+            </w:tcMar>
+            <w:vAlign w:val="center"/>
+          </w:tcPr>
+          <w:p>
+            <w:pPr>
+              <w:jc w:val="center"/>
+            </w:pPr>
+            <w:r>
+              <w:rPr>
+                <w:rFonts w:ascii="Arial" w:cs="Arial" w:eastAsia="Arial" w:hAnsi="Arial"/>
+                <w:color w:val="6B6B6B"/>
+                <w:sz w:val="15"/>
+                <w:szCs w:val="15"/>
+              </w:rPr>
+              <w:t xml:space="preserve">3-1-1</w:t>
+            </w:r>
+          </w:p>
+        </w:tc>
+        <w:tc>
+          <w:tcPr>
+            <w:tcW w:type="dxa" w:w="440"/>
+            <w:tcBorders>
+              <w:top w:val="none" w:color="FFFFFF" w:sz="0"/>
+              <w:left w:val="none" w:color="FFFFFF" w:sz="0"/>
+              <w:bottom w:val="none" w:color="FFFFFF" w:sz="0"/>
+              <w:right w:val="none" w:color="FFFFFF" w:sz="0"/>
+            </w:tcBorders>
+            <w:shd w:fill="F1F8F2" w:color="auto" w:val="clear"/>
+            <w:tcMar>
+              <w:top w:type="dxa" w:w="40"/>
+              <w:left w:type="dxa" w:w="80"/>
+              <w:bottom w:type="dxa" w:w="40"/>
+              <w:right w:type="dxa" w:w="80"/>
+            </w:tcMar>
+            <w:vAlign w:val="center"/>
+          </w:tcPr>
+          <w:p>
+            <w:pPr>
+              <w:jc w:val="center"/>
+            </w:pPr>
+            <w:r>
+              <w:rPr>
+                <w:rFonts w:ascii="Arial" w:cs="Arial" w:eastAsia="Arial" w:hAnsi="Arial"/>
+                <w:color w:val="6B6B6B"/>
+                <w:sz w:val="15"/>
+                <w:szCs w:val="15"/>
+              </w:rPr>
+              <w:t xml:space="preserve">60s</w:t>
+            </w:r>
+          </w:p>
+        </w:tc>
+        <w:tc>
+          <w:tcPr>
+            <w:tcW w:type="dxa" w:w="5580"/>
+            <w:tcBorders>
+              <w:top w:val="none" w:color="FFFFFF" w:sz="0"/>
+              <w:left w:val="none" w:color="FFFFFF" w:sz="0"/>
+              <w:bottom w:val="none" w:color="FFFFFF" w:sz="0"/>
+              <w:right w:val="none" w:color="FFFFFF" w:sz="0"/>
+            </w:tcBorders>
+            <w:shd w:fill="F1F8F2" w:color="auto" w:val="clear"/>
+            <w:tcMar>
+              <w:top w:type="dxa" w:w="40"/>
+              <w:left w:type="dxa" w:w="80"/>
+              <w:bottom w:type="dxa" w:w="40"/>
+              <w:right w:type="dxa" w:w="80"/>
+            </w:tcMar>
+            <w:vAlign w:val="center"/>
+          </w:tcPr>
+          <w:p>
+            <w:r>
+              <w:rPr>
+                <w:rFonts w:ascii="Arial" w:cs="Arial" w:eastAsia="Arial" w:hAnsi="Arial"/>
+                <w:color w:val="6B6B6B"/>
+                <w:sz w:val="17"/>
+                <w:szCs w:val="17"/>
+              </w:rPr>
+              <w:t xml:space="preserve">30–45° angle if the bench adjusts; if it’s flat-only, do a floor press with a 2-second pause at the bottom instead. Upper chest and anterior delt.</w:t>
+            </w:r>
+            <w:r>
+              <w:rPr>
+                <w:rFonts w:ascii="Arial" w:cs="Arial" w:eastAsia="Arial" w:hAnsi="Arial"/>
+                <w:i/>
+                <w:iCs/>
+                <w:color w:val="00695C"/>
+                <w:sz w:val="14"/>
+                <w:szCs w:val="14"/>
+              </w:rPr>
+              <w:t xml:space="preserve">  1 RIR — accessory</w:t>
+            </w:r>
+          </w:p>
+        </w:tc>
+      </w:tr>
+      <w:tr>
+        <w:tc>
+          <w:tcPr>
+            <w:tcW w:type="dxa" w:w="2400"/>
+            <w:tcBorders>
+              <w:top w:val="none" w:color="FFFFFF" w:sz="0"/>
+              <w:left w:val="none" w:color="FFFFFF" w:sz="0"/>
+              <w:bottom w:val="none" w:color="FFFFFF" w:sz="0"/>
+              <w:right w:val="none" w:color="FFFFFF" w:sz="0"/>
+            </w:tcBorders>
+            <w:shd w:fill="FFFFFF" w:color="auto" w:val="clear"/>
+            <w:tcMar>
+              <w:top w:type="dxa" w:w="40"/>
+              <w:left w:type="dxa" w:w="80"/>
+              <w:bottom w:type="dxa" w:w="40"/>
+              <w:right w:type="dxa" w:w="80"/>
+            </w:tcMar>
+            <w:vAlign w:val="center"/>
+          </w:tcPr>
+          <w:p>
+            <w:r>
+              <w:rPr>
+                <w:rFonts w:ascii="Arial" w:cs="Arial" w:eastAsia="Arial" w:hAnsi="Arial"/>
+                <w:b/>
+                <w:bCs/>
+                <w:color w:val="2C2C2C"/>
+                <w:sz w:val="18"/>
+                <w:szCs w:val="18"/>
+              </w:rPr>
               <w:t xml:space="preserve">Dumbbell Single-Arm Row (Left First)</w:t>
             </w:r>
           </w:p>
@@ -8422,7 +9281,7 @@
               <w:bottom w:val="none" w:color="FFFFFF" w:sz="0"/>
               <w:right w:val="none" w:color="FFFFFF" w:sz="0"/>
             </w:tcBorders>
-            <w:shd w:fill="F1F8F2" w:color="auto" w:val="clear"/>
+            <w:shd w:fill="FFFFFF" w:color="auto" w:val="clear"/>
             <w:tcMar>
               <w:top w:type="dxa" w:w="40"/>
               <w:left w:type="dxa" w:w="80"/>
@@ -8455,7 +9314,7 @@
               <w:bottom w:val="none" w:color="FFFFFF" w:sz="0"/>
               <w:right w:val="none" w:color="FFFFFF" w:sz="0"/>
             </w:tcBorders>
-            <w:shd w:fill="F1F8F2" w:color="auto" w:val="clear"/>
+            <w:shd w:fill="FFFFFF" w:color="auto" w:val="clear"/>
             <w:tcMar>
               <w:top w:type="dxa" w:w="40"/>
               <w:left w:type="dxa" w:w="80"/>
@@ -8488,7 +9347,7 @@
               <w:bottom w:val="none" w:color="FFFFFF" w:sz="0"/>
               <w:right w:val="none" w:color="FFFFFF" w:sz="0"/>
             </w:tcBorders>
-            <w:shd w:fill="F1F8F2" w:color="auto" w:val="clear"/>
+            <w:shd w:fill="FFFFFF" w:color="auto" w:val="clear"/>
             <w:tcMar>
               <w:top w:type="dxa" w:w="40"/>
               <w:left w:type="dxa" w:w="80"/>
@@ -8521,7 +9380,7 @@
               <w:bottom w:val="none" w:color="FFFFFF" w:sz="0"/>
               <w:right w:val="none" w:color="FFFFFF" w:sz="0"/>
             </w:tcBorders>
-            <w:shd w:fill="F1F8F2" w:color="auto" w:val="clear"/>
+            <w:shd w:fill="FFFFFF" w:color="auto" w:val="clear"/>
             <w:tcMar>
               <w:top w:type="dxa" w:w="40"/>
               <w:left w:type="dxa" w:w="80"/>
@@ -8554,7 +9413,7 @@
               <w:bottom w:val="none" w:color="FFFFFF" w:sz="0"/>
               <w:right w:val="none" w:color="FFFFFF" w:sz="0"/>
             </w:tcBorders>
-            <w:shd w:fill="F1F8F2" w:color="auto" w:val="clear"/>
+            <w:shd w:fill="FFFFFF" w:color="auto" w:val="clear"/>
             <w:tcMar>
               <w:top w:type="dxa" w:w="40"/>
               <w:left w:type="dxa" w:w="80"/>
@@ -8587,7 +9446,7 @@
               <w:bottom w:val="none" w:color="FFFFFF" w:sz="0"/>
               <w:right w:val="none" w:color="FFFFFF" w:sz="0"/>
             </w:tcBorders>
-            <w:shd w:fill="F1F8F2" w:color="auto" w:val="clear"/>
+            <w:shd w:fill="FFFFFF" w:color="auto" w:val="clear"/>
             <w:tcMar>
               <w:top w:type="dxa" w:w="40"/>
               <w:left w:type="dxa" w:w="80"/>
@@ -8635,11 +9494,11 @@
           <w:rFonts w:ascii="Arial" w:cs="Arial" w:eastAsia="Arial" w:hAnsi="Arial"/>
           <w:b/>
           <w:bCs/>
-          <w:color w:val="43A047"/>
+          <w:color w:val="C9A227"/>
           <w:sz w:val="17"/>
           <w:szCs w:val="17"/>
         </w:rPr>
-        <w:t xml:space="preserve">B — PRIMARY PULL STRENGTH</w:t>
+        <w:t xml:space="preserve">B — ACCESSORY — PUSH-UP &amp; ARMS</w:t>
       </w:r>
     </w:p>
     <w:tbl>
@@ -8673,7 +9532,7 @@
               <w:bottom w:val="none" w:color="FFFFFF" w:sz="0"/>
               <w:right w:val="none" w:color="FFFFFF" w:sz="0"/>
             </w:tcBorders>
-            <w:shd w:fill="E8F5E9" w:color="auto" w:val="clear"/>
+            <w:shd w:fill="F5E8C0" w:color="auto" w:val="clear"/>
             <w:tcMar>
               <w:top w:type="dxa" w:w="40"/>
               <w:left w:type="dxa" w:w="80"/>
@@ -8691,7 +9550,7 @@
                 <w:rFonts w:ascii="Arial" w:cs="Arial" w:eastAsia="Arial" w:hAnsi="Arial"/>
                 <w:b/>
                 <w:bCs/>
-                <w:color w:val="43A047"/>
+                <w:color w:val="C9A227"/>
                 <w:sz w:val="15"/>
                 <w:szCs w:val="15"/>
               </w:rPr>
@@ -8708,25 +9567,25 @@
               <w:bottom w:val="none" w:color="FFFFFF" w:sz="0"/>
               <w:right w:val="none" w:color="FFFFFF" w:sz="0"/>
             </w:tcBorders>
-            <w:shd w:fill="E8F5E9" w:color="auto" w:val="clear"/>
-            <w:tcMar>
-              <w:top w:type="dxa" w:w="40"/>
-              <w:left w:type="dxa" w:w="80"/>
-              <w:bottom w:type="dxa" w:w="40"/>
-              <w:right w:type="dxa" w:w="80"/>
-            </w:tcMar>
-            <w:vAlign w:val="center"/>
-          </w:tcPr>
-          <w:p>
-            <w:pPr>
-              <w:jc w:val="center"/>
-            </w:pPr>
-            <w:r>
-              <w:rPr>
-                <w:rFonts w:ascii="Arial" w:cs="Arial" w:eastAsia="Arial" w:hAnsi="Arial"/>
-                <w:b/>
-                <w:bCs/>
-                <w:color w:val="43A047"/>
+            <w:shd w:fill="F5E8C0" w:color="auto" w:val="clear"/>
+            <w:tcMar>
+              <w:top w:type="dxa" w:w="40"/>
+              <w:left w:type="dxa" w:w="80"/>
+              <w:bottom w:type="dxa" w:w="40"/>
+              <w:right w:type="dxa" w:w="80"/>
+            </w:tcMar>
+            <w:vAlign w:val="center"/>
+          </w:tcPr>
+          <w:p>
+            <w:pPr>
+              <w:jc w:val="center"/>
+            </w:pPr>
+            <w:r>
+              <w:rPr>
+                <w:rFonts w:ascii="Arial" w:cs="Arial" w:eastAsia="Arial" w:hAnsi="Arial"/>
+                <w:b/>
+                <w:bCs/>
+                <w:color w:val="C9A227"/>
                 <w:sz w:val="13"/>
                 <w:szCs w:val="13"/>
               </w:rPr>
@@ -8743,25 +9602,25 @@
               <w:bottom w:val="none" w:color="FFFFFF" w:sz="0"/>
               <w:right w:val="none" w:color="FFFFFF" w:sz="0"/>
             </w:tcBorders>
-            <w:shd w:fill="E8F5E9" w:color="auto" w:val="clear"/>
-            <w:tcMar>
-              <w:top w:type="dxa" w:w="40"/>
-              <w:left w:type="dxa" w:w="80"/>
-              <w:bottom w:type="dxa" w:w="40"/>
-              <w:right w:type="dxa" w:w="80"/>
-            </w:tcMar>
-            <w:vAlign w:val="center"/>
-          </w:tcPr>
-          <w:p>
-            <w:pPr>
-              <w:jc w:val="center"/>
-            </w:pPr>
-            <w:r>
-              <w:rPr>
-                <w:rFonts w:ascii="Arial" w:cs="Arial" w:eastAsia="Arial" w:hAnsi="Arial"/>
-                <w:b/>
-                <w:bCs/>
-                <w:color w:val="43A047"/>
+            <w:shd w:fill="F5E8C0" w:color="auto" w:val="clear"/>
+            <w:tcMar>
+              <w:top w:type="dxa" w:w="40"/>
+              <w:left w:type="dxa" w:w="80"/>
+              <w:bottom w:type="dxa" w:w="40"/>
+              <w:right w:type="dxa" w:w="80"/>
+            </w:tcMar>
+            <w:vAlign w:val="center"/>
+          </w:tcPr>
+          <w:p>
+            <w:pPr>
+              <w:jc w:val="center"/>
+            </w:pPr>
+            <w:r>
+              <w:rPr>
+                <w:rFonts w:ascii="Arial" w:cs="Arial" w:eastAsia="Arial" w:hAnsi="Arial"/>
+                <w:b/>
+                <w:bCs/>
+                <w:color w:val="C9A227"/>
                 <w:sz w:val="13"/>
                 <w:szCs w:val="13"/>
               </w:rPr>
@@ -8778,25 +9637,25 @@
               <w:bottom w:val="none" w:color="FFFFFF" w:sz="0"/>
               <w:right w:val="none" w:color="FFFFFF" w:sz="0"/>
             </w:tcBorders>
-            <w:shd w:fill="E8F5E9" w:color="auto" w:val="clear"/>
-            <w:tcMar>
-              <w:top w:type="dxa" w:w="40"/>
-              <w:left w:type="dxa" w:w="80"/>
-              <w:bottom w:type="dxa" w:w="40"/>
-              <w:right w:type="dxa" w:w="80"/>
-            </w:tcMar>
-            <w:vAlign w:val="center"/>
-          </w:tcPr>
-          <w:p>
-            <w:pPr>
-              <w:jc w:val="center"/>
-            </w:pPr>
-            <w:r>
-              <w:rPr>
-                <w:rFonts w:ascii="Arial" w:cs="Arial" w:eastAsia="Arial" w:hAnsi="Arial"/>
-                <w:b/>
-                <w:bCs/>
-                <w:color w:val="43A047"/>
+            <w:shd w:fill="F5E8C0" w:color="auto" w:val="clear"/>
+            <w:tcMar>
+              <w:top w:type="dxa" w:w="40"/>
+              <w:left w:type="dxa" w:w="80"/>
+              <w:bottom w:type="dxa" w:w="40"/>
+              <w:right w:type="dxa" w:w="80"/>
+            </w:tcMar>
+            <w:vAlign w:val="center"/>
+          </w:tcPr>
+          <w:p>
+            <w:pPr>
+              <w:jc w:val="center"/>
+            </w:pPr>
+            <w:r>
+              <w:rPr>
+                <w:rFonts w:ascii="Arial" w:cs="Arial" w:eastAsia="Arial" w:hAnsi="Arial"/>
+                <w:b/>
+                <w:bCs/>
+                <w:color w:val="C9A227"/>
                 <w:sz w:val="13"/>
                 <w:szCs w:val="13"/>
               </w:rPr>
@@ -8813,25 +9672,25 @@
               <w:bottom w:val="none" w:color="FFFFFF" w:sz="0"/>
               <w:right w:val="none" w:color="FFFFFF" w:sz="0"/>
             </w:tcBorders>
-            <w:shd w:fill="E8F5E9" w:color="auto" w:val="clear"/>
-            <w:tcMar>
-              <w:top w:type="dxa" w:w="40"/>
-              <w:left w:type="dxa" w:w="80"/>
-              <w:bottom w:type="dxa" w:w="40"/>
-              <w:right w:type="dxa" w:w="80"/>
-            </w:tcMar>
-            <w:vAlign w:val="center"/>
-          </w:tcPr>
-          <w:p>
-            <w:pPr>
-              <w:jc w:val="center"/>
-            </w:pPr>
-            <w:r>
-              <w:rPr>
-                <w:rFonts w:ascii="Arial" w:cs="Arial" w:eastAsia="Arial" w:hAnsi="Arial"/>
-                <w:b/>
-                <w:bCs/>
-                <w:color w:val="43A047"/>
+            <w:shd w:fill="F5E8C0" w:color="auto" w:val="clear"/>
+            <w:tcMar>
+              <w:top w:type="dxa" w:w="40"/>
+              <w:left w:type="dxa" w:w="80"/>
+              <w:bottom w:type="dxa" w:w="40"/>
+              <w:right w:type="dxa" w:w="80"/>
+            </w:tcMar>
+            <w:vAlign w:val="center"/>
+          </w:tcPr>
+          <w:p>
+            <w:pPr>
+              <w:jc w:val="center"/>
+            </w:pPr>
+            <w:r>
+              <w:rPr>
+                <w:rFonts w:ascii="Arial" w:cs="Arial" w:eastAsia="Arial" w:hAnsi="Arial"/>
+                <w:b/>
+                <w:bCs/>
+                <w:color w:val="C9A227"/>
                 <w:sz w:val="13"/>
                 <w:szCs w:val="13"/>
               </w:rPr>
@@ -8848,25 +9707,25 @@
               <w:bottom w:val="none" w:color="FFFFFF" w:sz="0"/>
               <w:right w:val="none" w:color="FFFFFF" w:sz="0"/>
             </w:tcBorders>
-            <w:shd w:fill="E8F5E9" w:color="auto" w:val="clear"/>
-            <w:tcMar>
-              <w:top w:type="dxa" w:w="40"/>
-              <w:left w:type="dxa" w:w="80"/>
-              <w:bottom w:type="dxa" w:w="40"/>
-              <w:right w:type="dxa" w:w="80"/>
-            </w:tcMar>
-            <w:vAlign w:val="center"/>
-          </w:tcPr>
-          <w:p>
-            <w:pPr>
-              <w:jc w:val="center"/>
-            </w:pPr>
-            <w:r>
-              <w:rPr>
-                <w:rFonts w:ascii="Arial" w:cs="Arial" w:eastAsia="Arial" w:hAnsi="Arial"/>
-                <w:b/>
-                <w:bCs/>
-                <w:color w:val="43A047"/>
+            <w:shd w:fill="F5E8C0" w:color="auto" w:val="clear"/>
+            <w:tcMar>
+              <w:top w:type="dxa" w:w="40"/>
+              <w:left w:type="dxa" w:w="80"/>
+              <w:bottom w:type="dxa" w:w="40"/>
+              <w:right w:type="dxa" w:w="80"/>
+            </w:tcMar>
+            <w:vAlign w:val="center"/>
+          </w:tcPr>
+          <w:p>
+            <w:pPr>
+              <w:jc w:val="center"/>
+            </w:pPr>
+            <w:r>
+              <w:rPr>
+                <w:rFonts w:ascii="Arial" w:cs="Arial" w:eastAsia="Arial" w:hAnsi="Arial"/>
+                <w:b/>
+                <w:bCs/>
+                <w:color w:val="C9A227"/>
                 <w:sz w:val="13"/>
                 <w:szCs w:val="13"/>
               </w:rPr>
@@ -8883,7 +9742,7 @@
               <w:bottom w:val="none" w:color="FFFFFF" w:sz="0"/>
               <w:right w:val="none" w:color="FFFFFF" w:sz="0"/>
             </w:tcBorders>
-            <w:shd w:fill="E8F5E9" w:color="auto" w:val="clear"/>
+            <w:shd w:fill="F5E8C0" w:color="auto" w:val="clear"/>
             <w:tcMar>
               <w:top w:type="dxa" w:w="40"/>
               <w:left w:type="dxa" w:w="80"/>
@@ -8901,7 +9760,7 @@
                 <w:rFonts w:ascii="Arial" w:cs="Arial" w:eastAsia="Arial" w:hAnsi="Arial"/>
                 <w:b/>
                 <w:bCs/>
-                <w:color w:val="43A047"/>
+                <w:color w:val="C9A227"/>
                 <w:sz w:val="15"/>
                 <w:szCs w:val="15"/>
               </w:rPr>
@@ -8920,7 +9779,7 @@
               <w:bottom w:val="none" w:color="FFFFFF" w:sz="0"/>
               <w:right w:val="none" w:color="FFFFFF" w:sz="0"/>
             </w:tcBorders>
-            <w:shd w:fill="F1F8F2" w:color="auto" w:val="clear"/>
+            <w:shd w:fill="FAF3E0" w:color="auto" w:val="clear"/>
             <w:tcMar>
               <w:top w:type="dxa" w:w="40"/>
               <w:left w:type="dxa" w:w="80"/>
@@ -8939,7 +9798,7 @@
                 <w:sz w:val="18"/>
                 <w:szCs w:val="18"/>
               </w:rPr>
-              <w:t xml:space="preserve">Dumbbell Overhead Press</w:t>
+              <w:t xml:space="preserve">Incline Push-Up</w:t>
             </w:r>
           </w:p>
         </w:tc>
@@ -8952,7 +9811,7 @@
               <w:bottom w:val="none" w:color="FFFFFF" w:sz="0"/>
               <w:right w:val="none" w:color="FFFFFF" w:sz="0"/>
             </w:tcBorders>
-            <w:shd w:fill="F1F8F2" w:color="auto" w:val="clear"/>
+            <w:shd w:fill="FAF3E0" w:color="auto" w:val="clear"/>
             <w:tcMar>
               <w:top w:type="dxa" w:w="40"/>
               <w:left w:type="dxa" w:w="80"/>
@@ -8985,7 +9844,7 @@
               <w:bottom w:val="none" w:color="FFFFFF" w:sz="0"/>
               <w:right w:val="none" w:color="FFFFFF" w:sz="0"/>
             </w:tcBorders>
-            <w:shd w:fill="F1F8F2" w:color="auto" w:val="clear"/>
+            <w:shd w:fill="FAF3E0" w:color="auto" w:val="clear"/>
             <w:tcMar>
               <w:top w:type="dxa" w:w="40"/>
               <w:left w:type="dxa" w:w="80"/>
@@ -9018,27 +9877,27 @@
               <w:bottom w:val="none" w:color="FFFFFF" w:sz="0"/>
               <w:right w:val="none" w:color="FFFFFF" w:sz="0"/>
             </w:tcBorders>
-            <w:shd w:fill="F1F8F2" w:color="auto" w:val="clear"/>
-            <w:tcMar>
-              <w:top w:type="dxa" w:w="40"/>
-              <w:left w:type="dxa" w:w="80"/>
-              <w:bottom w:type="dxa" w:w="40"/>
-              <w:right w:type="dxa" w:w="80"/>
-            </w:tcMar>
-            <w:vAlign w:val="center"/>
-          </w:tcPr>
-          <w:p>
-            <w:pPr>
-              <w:jc w:val="center"/>
-            </w:pPr>
-            <w:r>
-              <w:rPr>
-                <w:rFonts w:ascii="Arial" w:cs="Arial" w:eastAsia="Arial" w:hAnsi="Arial"/>
-                <w:color w:val="6B6B6B"/>
-                <w:sz w:val="15"/>
-                <w:szCs w:val="15"/>
-              </w:rPr>
-              <w:t xml:space="preserve">20 lbs/hand</w:t>
+            <w:shd w:fill="FAF3E0" w:color="auto" w:val="clear"/>
+            <w:tcMar>
+              <w:top w:type="dxa" w:w="40"/>
+              <w:left w:type="dxa" w:w="80"/>
+              <w:bottom w:type="dxa" w:w="40"/>
+              <w:right w:type="dxa" w:w="80"/>
+            </w:tcMar>
+            <w:vAlign w:val="center"/>
+          </w:tcPr>
+          <w:p>
+            <w:pPr>
+              <w:jc w:val="center"/>
+            </w:pPr>
+            <w:r>
+              <w:rPr>
+                <w:rFonts w:ascii="Arial" w:cs="Arial" w:eastAsia="Arial" w:hAnsi="Arial"/>
+                <w:color w:val="6B6B6B"/>
+                <w:sz w:val="15"/>
+                <w:szCs w:val="15"/>
+              </w:rPr>
+              <w:t xml:space="preserve">Bodyweight</w:t>
             </w:r>
           </w:p>
         </w:tc>
@@ -9051,27 +9910,27 @@
               <w:bottom w:val="none" w:color="FFFFFF" w:sz="0"/>
               <w:right w:val="none" w:color="FFFFFF" w:sz="0"/>
             </w:tcBorders>
-            <w:shd w:fill="F1F8F2" w:color="auto" w:val="clear"/>
-            <w:tcMar>
-              <w:top w:type="dxa" w:w="40"/>
-              <w:left w:type="dxa" w:w="80"/>
-              <w:bottom w:type="dxa" w:w="40"/>
-              <w:right w:type="dxa" w:w="80"/>
-            </w:tcMar>
-            <w:vAlign w:val="center"/>
-          </w:tcPr>
-          <w:p>
-            <w:pPr>
-              <w:jc w:val="center"/>
-            </w:pPr>
-            <w:r>
-              <w:rPr>
-                <w:rFonts w:ascii="Arial" w:cs="Arial" w:eastAsia="Arial" w:hAnsi="Arial"/>
-                <w:color w:val="6B6B6B"/>
-                <w:sz w:val="15"/>
-                <w:szCs w:val="15"/>
-              </w:rPr>
-              <w:t xml:space="preserve">2-1-1</w:t>
+            <w:shd w:fill="FAF3E0" w:color="auto" w:val="clear"/>
+            <w:tcMar>
+              <w:top w:type="dxa" w:w="40"/>
+              <w:left w:type="dxa" w:w="80"/>
+              <w:bottom w:type="dxa" w:w="40"/>
+              <w:right w:type="dxa" w:w="80"/>
+            </w:tcMar>
+            <w:vAlign w:val="center"/>
+          </w:tcPr>
+          <w:p>
+            <w:pPr>
+              <w:jc w:val="center"/>
+            </w:pPr>
+            <w:r>
+              <w:rPr>
+                <w:rFonts w:ascii="Arial" w:cs="Arial" w:eastAsia="Arial" w:hAnsi="Arial"/>
+                <w:color w:val="6B6B6B"/>
+                <w:sz w:val="15"/>
+                <w:szCs w:val="15"/>
+              </w:rPr>
+              <w:t xml:space="preserve">3-0-1</w:t>
             </w:r>
           </w:p>
         </w:tc>
@@ -9084,7 +9943,7 @@
               <w:bottom w:val="none" w:color="FFFFFF" w:sz="0"/>
               <w:right w:val="none" w:color="FFFFFF" w:sz="0"/>
             </w:tcBorders>
-            <w:shd w:fill="F1F8F2" w:color="auto" w:val="clear"/>
+            <w:shd w:fill="FAF3E0" w:color="auto" w:val="clear"/>
             <w:tcMar>
               <w:top w:type="dxa" w:w="40"/>
               <w:left w:type="dxa" w:w="80"/>
@@ -9117,7 +9976,7 @@
               <w:bottom w:val="none" w:color="FFFFFF" w:sz="0"/>
               <w:right w:val="none" w:color="FFFFFF" w:sz="0"/>
             </w:tcBorders>
-            <w:shd w:fill="F1F8F2" w:color="auto" w:val="clear"/>
+            <w:shd w:fill="FAF3E0" w:color="auto" w:val="clear"/>
             <w:tcMar>
               <w:top w:type="dxa" w:w="40"/>
               <w:left w:type="dxa" w:w="80"/>
@@ -9134,7 +9993,7 @@
                 <w:sz w:val="17"/>
                 <w:szCs w:val="17"/>
               </w:rPr>
-              <w:t xml:space="preserve">Baseline: 25 lbs ×3RM. Training load: 20 lbs/hand for 10–12 reps. Press overhead, arms alongside ears. Core braced. Increase to 22.5 in Week 3 if the rack has it.</w:t>
+              <w:t xml:space="preserve">Hands on bench. Continue push-up progression. Wednesday reinforcement.</w:t>
             </w:r>
             <w:r>
               <w:rPr>
@@ -9145,7 +10004,7 @@
                 <w:sz w:val="14"/>
                 <w:szCs w:val="14"/>
               </w:rPr>
-              <w:t xml:space="preserve">  2 RIR</w:t>
+              <w:t xml:space="preserve">  1 RIR — accessory</w:t>
             </w:r>
           </w:p>
         </w:tc>
@@ -9179,7 +10038,7 @@
                 <w:sz w:val="18"/>
                 <w:szCs w:val="18"/>
               </w:rPr>
-              <w:t xml:space="preserve">Dumbbell Pullover (on Bench)</w:t>
+              <w:t xml:space="preserve">Full Push-Up (Floor)</w:t>
             </w:r>
           </w:p>
         </w:tc>
@@ -9212,7 +10071,7 @@
                 <w:sz w:val="15"/>
                 <w:szCs w:val="15"/>
               </w:rPr>
-              <w:t xml:space="preserve">3</w:t>
+              <w:t xml:space="preserve">2</w:t>
             </w:r>
           </w:p>
         </w:tc>
@@ -9245,7 +10104,7 @@
                 <w:sz w:val="15"/>
                 <w:szCs w:val="15"/>
               </w:rPr>
-              <w:t xml:space="preserve">12―15</w:t>
+              <w:t xml:space="preserve">Max (3–5)</w:t>
             </w:r>
           </w:p>
         </w:tc>
@@ -9278,7 +10137,7 @@
                 <w:sz w:val="15"/>
                 <w:szCs w:val="15"/>
               </w:rPr>
-              <w:t xml:space="preserve">15–20 lbs</w:t>
+              <w:t xml:space="preserve">Bodyweight</w:t>
             </w:r>
           </w:p>
         </w:tc>
@@ -9311,7 +10170,7 @@
                 <w:sz w:val="15"/>
                 <w:szCs w:val="15"/>
               </w:rPr>
-              <w:t xml:space="preserve">3-1-2</w:t>
+              <w:t xml:space="preserve">3-0-1</w:t>
             </w:r>
           </w:p>
         </w:tc>
@@ -9344,7 +10203,7 @@
                 <w:sz w:val="15"/>
                 <w:szCs w:val="15"/>
               </w:rPr>
-              <w:t xml:space="preserve">60s</w:t>
+              <w:t xml:space="preserve">90s</w:t>
             </w:r>
           </w:p>
         </w:tc>
@@ -9374,7 +10233,7 @@
                 <w:sz w:val="17"/>
                 <w:szCs w:val="17"/>
               </w:rPr>
-              <w:t xml:space="preserve">One DB, both hands, upper back on the bench. Lower behind the head to a full lat stretch, pull back over the chest. Travel stand-in for the lat pulldown — keeps the vertical-pull pattern loaded and supports the pull-up progression.</w:t>
+              <w:t xml:space="preserve">Attempt floor push-ups. Record reps. Stop before form breaks.</w:t>
             </w:r>
             <w:r>
               <w:rPr>
@@ -9385,7 +10244,7 @@
                 <w:sz w:val="14"/>
                 <w:szCs w:val="14"/>
               </w:rPr>
-              <w:t xml:space="preserve">  1 RIR — accessory</w:t>
+              <w:t xml:space="preserve">  1 RIR</w:t>
             </w:r>
           </w:p>
         </w:tc>
@@ -9400,7 +10259,7 @@
               <w:bottom w:val="none" w:color="FFFFFF" w:sz="0"/>
               <w:right w:val="none" w:color="FFFFFF" w:sz="0"/>
             </w:tcBorders>
-            <w:shd w:fill="F1F8F2" w:color="auto" w:val="clear"/>
+            <w:shd w:fill="FAF3E0" w:color="auto" w:val="clear"/>
             <w:tcMar>
               <w:top w:type="dxa" w:w="40"/>
               <w:left w:type="dxa" w:w="80"/>
@@ -9419,7 +10278,7 @@
                 <w:sz w:val="18"/>
                 <w:szCs w:val="18"/>
               </w:rPr>
-              <w:t xml:space="preserve">Bent-Over Rear-Delt Fly</w:t>
+              <w:t xml:space="preserve">Overhead DB Tricep Extension</w:t>
             </w:r>
           </w:p>
         </w:tc>
@@ -9432,7 +10291,7 @@
               <w:bottom w:val="none" w:color="FFFFFF" w:sz="0"/>
               <w:right w:val="none" w:color="FFFFFF" w:sz="0"/>
             </w:tcBorders>
-            <w:shd w:fill="F1F8F2" w:color="auto" w:val="clear"/>
+            <w:shd w:fill="FAF3E0" w:color="auto" w:val="clear"/>
             <w:tcMar>
               <w:top w:type="dxa" w:w="40"/>
               <w:left w:type="dxa" w:w="80"/>
@@ -9465,27 +10324,27 @@
               <w:bottom w:val="none" w:color="FFFFFF" w:sz="0"/>
               <w:right w:val="none" w:color="FFFFFF" w:sz="0"/>
             </w:tcBorders>
-            <w:shd w:fill="F1F8F2" w:color="auto" w:val="clear"/>
-            <w:tcMar>
-              <w:top w:type="dxa" w:w="40"/>
-              <w:left w:type="dxa" w:w="80"/>
-              <w:bottom w:type="dxa" w:w="40"/>
-              <w:right w:type="dxa" w:w="80"/>
-            </w:tcMar>
-            <w:vAlign w:val="center"/>
-          </w:tcPr>
-          <w:p>
-            <w:pPr>
-              <w:jc w:val="center"/>
-            </w:pPr>
-            <w:r>
-              <w:rPr>
-                <w:rFonts w:ascii="Arial" w:cs="Arial" w:eastAsia="Arial" w:hAnsi="Arial"/>
-                <w:color w:val="6B6B6B"/>
-                <w:sz w:val="15"/>
-                <w:szCs w:val="15"/>
-              </w:rPr>
-              <w:t xml:space="preserve">15―20</w:t>
+            <w:shd w:fill="FAF3E0" w:color="auto" w:val="clear"/>
+            <w:tcMar>
+              <w:top w:type="dxa" w:w="40"/>
+              <w:left w:type="dxa" w:w="80"/>
+              <w:bottom w:type="dxa" w:w="40"/>
+              <w:right w:type="dxa" w:w="80"/>
+            </w:tcMar>
+            <w:vAlign w:val="center"/>
+          </w:tcPr>
+          <w:p>
+            <w:pPr>
+              <w:jc w:val="center"/>
+            </w:pPr>
+            <w:r>
+              <w:rPr>
+                <w:rFonts w:ascii="Arial" w:cs="Arial" w:eastAsia="Arial" w:hAnsi="Arial"/>
+                <w:color w:val="6B6B6B"/>
+                <w:sz w:val="15"/>
+                <w:szCs w:val="15"/>
+              </w:rPr>
+              <w:t xml:space="preserve">12―15</w:t>
             </w:r>
           </w:p>
         </w:tc>
@@ -9498,27 +10357,27 @@
               <w:bottom w:val="none" w:color="FFFFFF" w:sz="0"/>
               <w:right w:val="none" w:color="FFFFFF" w:sz="0"/>
             </w:tcBorders>
-            <w:shd w:fill="F1F8F2" w:color="auto" w:val="clear"/>
-            <w:tcMar>
-              <w:top w:type="dxa" w:w="40"/>
-              <w:left w:type="dxa" w:w="80"/>
-              <w:bottom w:type="dxa" w:w="40"/>
-              <w:right w:type="dxa" w:w="80"/>
-            </w:tcMar>
-            <w:vAlign w:val="center"/>
-          </w:tcPr>
-          <w:p>
-            <w:pPr>
-              <w:jc w:val="center"/>
-            </w:pPr>
-            <w:r>
-              <w:rPr>
-                <w:rFonts w:ascii="Arial" w:cs="Arial" w:eastAsia="Arial" w:hAnsi="Arial"/>
-                <w:color w:val="6B6B6B"/>
-                <w:sz w:val="15"/>
-                <w:szCs w:val="15"/>
-              </w:rPr>
-              <w:t xml:space="preserve">5–8 lbs/hand</w:t>
+            <w:shd w:fill="FAF3E0" w:color="auto" w:val="clear"/>
+            <w:tcMar>
+              <w:top w:type="dxa" w:w="40"/>
+              <w:left w:type="dxa" w:w="80"/>
+              <w:bottom w:type="dxa" w:w="40"/>
+              <w:right w:type="dxa" w:w="80"/>
+            </w:tcMar>
+            <w:vAlign w:val="center"/>
+          </w:tcPr>
+          <w:p>
+            <w:pPr>
+              <w:jc w:val="center"/>
+            </w:pPr>
+            <w:r>
+              <w:rPr>
+                <w:rFonts w:ascii="Arial" w:cs="Arial" w:eastAsia="Arial" w:hAnsi="Arial"/>
+                <w:color w:val="6B6B6B"/>
+                <w:sz w:val="15"/>
+                <w:szCs w:val="15"/>
+              </w:rPr>
+              <w:t xml:space="preserve">10–15 lbs</w:t>
             </w:r>
           </w:p>
         </w:tc>
@@ -9531,7 +10390,7 @@
               <w:bottom w:val="none" w:color="FFFFFF" w:sz="0"/>
               <w:right w:val="none" w:color="FFFFFF" w:sz="0"/>
             </w:tcBorders>
-            <w:shd w:fill="F1F8F2" w:color="auto" w:val="clear"/>
+            <w:shd w:fill="FAF3E0" w:color="auto" w:val="clear"/>
             <w:tcMar>
               <w:top w:type="dxa" w:w="40"/>
               <w:left w:type="dxa" w:w="80"/>
@@ -9564,7 +10423,7 @@
               <w:bottom w:val="none" w:color="FFFFFF" w:sz="0"/>
               <w:right w:val="none" w:color="FFFFFF" w:sz="0"/>
             </w:tcBorders>
-            <w:shd w:fill="F1F8F2" w:color="auto" w:val="clear"/>
+            <w:shd w:fill="FAF3E0" w:color="auto" w:val="clear"/>
             <w:tcMar>
               <w:top w:type="dxa" w:w="40"/>
               <w:left w:type="dxa" w:w="80"/>
@@ -9597,7 +10456,7 @@
               <w:bottom w:val="none" w:color="FFFFFF" w:sz="0"/>
               <w:right w:val="none" w:color="FFFFFF" w:sz="0"/>
             </w:tcBorders>
-            <w:shd w:fill="F1F8F2" w:color="auto" w:val="clear"/>
+            <w:shd w:fill="FAF3E0" w:color="auto" w:val="clear"/>
             <w:tcMar>
               <w:top w:type="dxa" w:w="40"/>
               <w:left w:type="dxa" w:w="80"/>
@@ -9614,7 +10473,18 @@
                 <w:sz w:val="17"/>
                 <w:szCs w:val="17"/>
               </w:rPr>
-              <w:t xml:space="preserve">Hinge to flat back (no pain rule applies here too), soft elbows, raise out wide. Rear delt and upper back — the travel version of the face pull.</w:t>
+              <w:t xml:space="preserve">One DB, both hands, seated or standing. Elbows point forward and stay narrow. Full stretch behind the head, full lockout. Supports pressing strength.</w:t>
+            </w:r>
+            <w:r>
+              <w:rPr>
+                <w:rFonts w:ascii="Arial" w:cs="Arial" w:eastAsia="Arial" w:hAnsi="Arial"/>
+                <w:i/>
+                <w:iCs/>
+                <w:color w:val="00695C"/>
+                <w:sz w:val="14"/>
+                <w:szCs w:val="14"/>
+              </w:rPr>
+              <w:t xml:space="preserve">  1 RIR — accessory</w:t>
             </w:r>
           </w:p>
         </w:tc>
@@ -9634,11 +10504,36 @@
           <w:rFonts w:ascii="Arial" w:cs="Arial" w:eastAsia="Arial" w:hAnsi="Arial"/>
           <w:b/>
           <w:bCs/>
-          <w:color w:val="C9A227"/>
+          <w:color w:val="43A047"/>
           <w:sz w:val="17"/>
           <w:szCs w:val="17"/>
         </w:rPr>
-        <w:t xml:space="preserve">C — ACCESSORY &amp; PUSH-UP</w:t>
+        <w:t xml:space="preserve">C — SECONDARY COMPOUND — OVERHEAD PRESS &amp; VERTICAL PULL</w:t>
+      </w:r>
+    </w:p>
+    <w:p>
+      <w:pPr>
+        <w:spacing w:after="80"/>
+      </w:pPr>
+      <w:r>
+        <w:rPr>
+          <w:rFonts w:ascii="Arial" w:cs="Arial" w:eastAsia="Arial" w:hAnsi="Arial"/>
+          <w:b/>
+          <w:bCs/>
+          <w:color w:val="43A047"/>
+          <w:sz w:val="17"/>
+          <w:szCs w:val="17"/>
+        </w:rPr>
+        <w:t xml:space="preserve">Load Target:  </w:t>
+      </w:r>
+      <w:r>
+        <w:rPr>
+          <w:rFonts w:ascii="Arial" w:cs="Arial" w:eastAsia="Arial" w:hAnsi="Arial"/>
+          <w:color w:val="2C2C2C"/>
+          <w:sz w:val="17"/>
+          <w:szCs w:val="17"/>
+        </w:rPr>
+        <w:t xml:space="preserve">The day's second compound pairing — overhead pressing and vertical pulling, all dumbbell-and-bench. OHP trains at 20 lbs/hand from the 25 lb 3RM baseline. If the day calls for a variation: a seated DB press or a half-kneeling single-arm press covers the same overhead pattern. The two-DB overhead press stays the lift we track; the pullover holds the vertical-pull pattern while the machine progression waits at the studio.</w:t>
       </w:r>
     </w:p>
     <w:tbl>
@@ -9672,7 +10567,7 @@
               <w:bottom w:val="none" w:color="FFFFFF" w:sz="0"/>
               <w:right w:val="none" w:color="FFFFFF" w:sz="0"/>
             </w:tcBorders>
-            <w:shd w:fill="F5E8C0" w:color="auto" w:val="clear"/>
+            <w:shd w:fill="E8F5E9" w:color="auto" w:val="clear"/>
             <w:tcMar>
               <w:top w:type="dxa" w:w="40"/>
               <w:left w:type="dxa" w:w="80"/>
@@ -9690,7 +10585,7 @@
                 <w:rFonts w:ascii="Arial" w:cs="Arial" w:eastAsia="Arial" w:hAnsi="Arial"/>
                 <w:b/>
                 <w:bCs/>
-                <w:color w:val="C9A227"/>
+                <w:color w:val="43A047"/>
                 <w:sz w:val="15"/>
                 <w:szCs w:val="15"/>
               </w:rPr>
@@ -9707,25 +10602,25 @@
               <w:bottom w:val="none" w:color="FFFFFF" w:sz="0"/>
               <w:right w:val="none" w:color="FFFFFF" w:sz="0"/>
             </w:tcBorders>
-            <w:shd w:fill="F5E8C0" w:color="auto" w:val="clear"/>
-            <w:tcMar>
-              <w:top w:type="dxa" w:w="40"/>
-              <w:left w:type="dxa" w:w="80"/>
-              <w:bottom w:type="dxa" w:w="40"/>
-              <w:right w:type="dxa" w:w="80"/>
-            </w:tcMar>
-            <w:vAlign w:val="center"/>
-          </w:tcPr>
-          <w:p>
-            <w:pPr>
-              <w:jc w:val="center"/>
-            </w:pPr>
-            <w:r>
-              <w:rPr>
-                <w:rFonts w:ascii="Arial" w:cs="Arial" w:eastAsia="Arial" w:hAnsi="Arial"/>
-                <w:b/>
-                <w:bCs/>
-                <w:color w:val="C9A227"/>
+            <w:shd w:fill="E8F5E9" w:color="auto" w:val="clear"/>
+            <w:tcMar>
+              <w:top w:type="dxa" w:w="40"/>
+              <w:left w:type="dxa" w:w="80"/>
+              <w:bottom w:type="dxa" w:w="40"/>
+              <w:right w:type="dxa" w:w="80"/>
+            </w:tcMar>
+            <w:vAlign w:val="center"/>
+          </w:tcPr>
+          <w:p>
+            <w:pPr>
+              <w:jc w:val="center"/>
+            </w:pPr>
+            <w:r>
+              <w:rPr>
+                <w:rFonts w:ascii="Arial" w:cs="Arial" w:eastAsia="Arial" w:hAnsi="Arial"/>
+                <w:b/>
+                <w:bCs/>
+                <w:color w:val="43A047"/>
                 <w:sz w:val="13"/>
                 <w:szCs w:val="13"/>
               </w:rPr>
@@ -9742,25 +10637,25 @@
               <w:bottom w:val="none" w:color="FFFFFF" w:sz="0"/>
               <w:right w:val="none" w:color="FFFFFF" w:sz="0"/>
             </w:tcBorders>
-            <w:shd w:fill="F5E8C0" w:color="auto" w:val="clear"/>
-            <w:tcMar>
-              <w:top w:type="dxa" w:w="40"/>
-              <w:left w:type="dxa" w:w="80"/>
-              <w:bottom w:type="dxa" w:w="40"/>
-              <w:right w:type="dxa" w:w="80"/>
-            </w:tcMar>
-            <w:vAlign w:val="center"/>
-          </w:tcPr>
-          <w:p>
-            <w:pPr>
-              <w:jc w:val="center"/>
-            </w:pPr>
-            <w:r>
-              <w:rPr>
-                <w:rFonts w:ascii="Arial" w:cs="Arial" w:eastAsia="Arial" w:hAnsi="Arial"/>
-                <w:b/>
-                <w:bCs/>
-                <w:color w:val="C9A227"/>
+            <w:shd w:fill="E8F5E9" w:color="auto" w:val="clear"/>
+            <w:tcMar>
+              <w:top w:type="dxa" w:w="40"/>
+              <w:left w:type="dxa" w:w="80"/>
+              <w:bottom w:type="dxa" w:w="40"/>
+              <w:right w:type="dxa" w:w="80"/>
+            </w:tcMar>
+            <w:vAlign w:val="center"/>
+          </w:tcPr>
+          <w:p>
+            <w:pPr>
+              <w:jc w:val="center"/>
+            </w:pPr>
+            <w:r>
+              <w:rPr>
+                <w:rFonts w:ascii="Arial" w:cs="Arial" w:eastAsia="Arial" w:hAnsi="Arial"/>
+                <w:b/>
+                <w:bCs/>
+                <w:color w:val="43A047"/>
                 <w:sz w:val="13"/>
                 <w:szCs w:val="13"/>
               </w:rPr>
@@ -9777,25 +10672,25 @@
               <w:bottom w:val="none" w:color="FFFFFF" w:sz="0"/>
               <w:right w:val="none" w:color="FFFFFF" w:sz="0"/>
             </w:tcBorders>
-            <w:shd w:fill="F5E8C0" w:color="auto" w:val="clear"/>
-            <w:tcMar>
-              <w:top w:type="dxa" w:w="40"/>
-              <w:left w:type="dxa" w:w="80"/>
-              <w:bottom w:type="dxa" w:w="40"/>
-              <w:right w:type="dxa" w:w="80"/>
-            </w:tcMar>
-            <w:vAlign w:val="center"/>
-          </w:tcPr>
-          <w:p>
-            <w:pPr>
-              <w:jc w:val="center"/>
-            </w:pPr>
-            <w:r>
-              <w:rPr>
-                <w:rFonts w:ascii="Arial" w:cs="Arial" w:eastAsia="Arial" w:hAnsi="Arial"/>
-                <w:b/>
-                <w:bCs/>
-                <w:color w:val="C9A227"/>
+            <w:shd w:fill="E8F5E9" w:color="auto" w:val="clear"/>
+            <w:tcMar>
+              <w:top w:type="dxa" w:w="40"/>
+              <w:left w:type="dxa" w:w="80"/>
+              <w:bottom w:type="dxa" w:w="40"/>
+              <w:right w:type="dxa" w:w="80"/>
+            </w:tcMar>
+            <w:vAlign w:val="center"/>
+          </w:tcPr>
+          <w:p>
+            <w:pPr>
+              <w:jc w:val="center"/>
+            </w:pPr>
+            <w:r>
+              <w:rPr>
+                <w:rFonts w:ascii="Arial" w:cs="Arial" w:eastAsia="Arial" w:hAnsi="Arial"/>
+                <w:b/>
+                <w:bCs/>
+                <w:color w:val="43A047"/>
                 <w:sz w:val="13"/>
                 <w:szCs w:val="13"/>
               </w:rPr>
@@ -9812,25 +10707,25 @@
               <w:bottom w:val="none" w:color="FFFFFF" w:sz="0"/>
               <w:right w:val="none" w:color="FFFFFF" w:sz="0"/>
             </w:tcBorders>
-            <w:shd w:fill="F5E8C0" w:color="auto" w:val="clear"/>
-            <w:tcMar>
-              <w:top w:type="dxa" w:w="40"/>
-              <w:left w:type="dxa" w:w="80"/>
-              <w:bottom w:type="dxa" w:w="40"/>
-              <w:right w:type="dxa" w:w="80"/>
-            </w:tcMar>
-            <w:vAlign w:val="center"/>
-          </w:tcPr>
-          <w:p>
-            <w:pPr>
-              <w:jc w:val="center"/>
-            </w:pPr>
-            <w:r>
-              <w:rPr>
-                <w:rFonts w:ascii="Arial" w:cs="Arial" w:eastAsia="Arial" w:hAnsi="Arial"/>
-                <w:b/>
-                <w:bCs/>
-                <w:color w:val="C9A227"/>
+            <w:shd w:fill="E8F5E9" w:color="auto" w:val="clear"/>
+            <w:tcMar>
+              <w:top w:type="dxa" w:w="40"/>
+              <w:left w:type="dxa" w:w="80"/>
+              <w:bottom w:type="dxa" w:w="40"/>
+              <w:right w:type="dxa" w:w="80"/>
+            </w:tcMar>
+            <w:vAlign w:val="center"/>
+          </w:tcPr>
+          <w:p>
+            <w:pPr>
+              <w:jc w:val="center"/>
+            </w:pPr>
+            <w:r>
+              <w:rPr>
+                <w:rFonts w:ascii="Arial" w:cs="Arial" w:eastAsia="Arial" w:hAnsi="Arial"/>
+                <w:b/>
+                <w:bCs/>
+                <w:color w:val="43A047"/>
                 <w:sz w:val="13"/>
                 <w:szCs w:val="13"/>
               </w:rPr>
@@ -9847,25 +10742,25 @@
               <w:bottom w:val="none" w:color="FFFFFF" w:sz="0"/>
               <w:right w:val="none" w:color="FFFFFF" w:sz="0"/>
             </w:tcBorders>
-            <w:shd w:fill="F5E8C0" w:color="auto" w:val="clear"/>
-            <w:tcMar>
-              <w:top w:type="dxa" w:w="40"/>
-              <w:left w:type="dxa" w:w="80"/>
-              <w:bottom w:type="dxa" w:w="40"/>
-              <w:right w:type="dxa" w:w="80"/>
-            </w:tcMar>
-            <w:vAlign w:val="center"/>
-          </w:tcPr>
-          <w:p>
-            <w:pPr>
-              <w:jc w:val="center"/>
-            </w:pPr>
-            <w:r>
-              <w:rPr>
-                <w:rFonts w:ascii="Arial" w:cs="Arial" w:eastAsia="Arial" w:hAnsi="Arial"/>
-                <w:b/>
-                <w:bCs/>
-                <w:color w:val="C9A227"/>
+            <w:shd w:fill="E8F5E9" w:color="auto" w:val="clear"/>
+            <w:tcMar>
+              <w:top w:type="dxa" w:w="40"/>
+              <w:left w:type="dxa" w:w="80"/>
+              <w:bottom w:type="dxa" w:w="40"/>
+              <w:right w:type="dxa" w:w="80"/>
+            </w:tcMar>
+            <w:vAlign w:val="center"/>
+          </w:tcPr>
+          <w:p>
+            <w:pPr>
+              <w:jc w:val="center"/>
+            </w:pPr>
+            <w:r>
+              <w:rPr>
+                <w:rFonts w:ascii="Arial" w:cs="Arial" w:eastAsia="Arial" w:hAnsi="Arial"/>
+                <w:b/>
+                <w:bCs/>
+                <w:color w:val="43A047"/>
                 <w:sz w:val="13"/>
                 <w:szCs w:val="13"/>
               </w:rPr>
@@ -9882,7 +10777,7 @@
               <w:bottom w:val="none" w:color="FFFFFF" w:sz="0"/>
               <w:right w:val="none" w:color="FFFFFF" w:sz="0"/>
             </w:tcBorders>
-            <w:shd w:fill="F5E8C0" w:color="auto" w:val="clear"/>
+            <w:shd w:fill="E8F5E9" w:color="auto" w:val="clear"/>
             <w:tcMar>
               <w:top w:type="dxa" w:w="40"/>
               <w:left w:type="dxa" w:w="80"/>
@@ -9900,7 +10795,7 @@
                 <w:rFonts w:ascii="Arial" w:cs="Arial" w:eastAsia="Arial" w:hAnsi="Arial"/>
                 <w:b/>
                 <w:bCs/>
-                <w:color w:val="C9A227"/>
+                <w:color w:val="43A047"/>
                 <w:sz w:val="15"/>
                 <w:szCs w:val="15"/>
               </w:rPr>
@@ -9919,7 +10814,7 @@
               <w:bottom w:val="none" w:color="FFFFFF" w:sz="0"/>
               <w:right w:val="none" w:color="FFFFFF" w:sz="0"/>
             </w:tcBorders>
-            <w:shd w:fill="FAF3E0" w:color="auto" w:val="clear"/>
+            <w:shd w:fill="F1F8F2" w:color="auto" w:val="clear"/>
             <w:tcMar>
               <w:top w:type="dxa" w:w="40"/>
               <w:left w:type="dxa" w:w="80"/>
@@ -9938,7 +10833,7 @@
                 <w:sz w:val="18"/>
                 <w:szCs w:val="18"/>
               </w:rPr>
-              <w:t xml:space="preserve">Incline Push-Up</w:t>
+              <w:t xml:space="preserve">Dumbbell Overhead Press</w:t>
             </w:r>
           </w:p>
         </w:tc>
@@ -9951,7 +10846,7 @@
               <w:bottom w:val="none" w:color="FFFFFF" w:sz="0"/>
               <w:right w:val="none" w:color="FFFFFF" w:sz="0"/>
             </w:tcBorders>
-            <w:shd w:fill="FAF3E0" w:color="auto" w:val="clear"/>
+            <w:shd w:fill="F1F8F2" w:color="auto" w:val="clear"/>
             <w:tcMar>
               <w:top w:type="dxa" w:w="40"/>
               <w:left w:type="dxa" w:w="80"/>
@@ -9984,7 +10879,7 @@
               <w:bottom w:val="none" w:color="FFFFFF" w:sz="0"/>
               <w:right w:val="none" w:color="FFFFFF" w:sz="0"/>
             </w:tcBorders>
-            <w:shd w:fill="FAF3E0" w:color="auto" w:val="clear"/>
+            <w:shd w:fill="F1F8F2" w:color="auto" w:val="clear"/>
             <w:tcMar>
               <w:top w:type="dxa" w:w="40"/>
               <w:left w:type="dxa" w:w="80"/>
@@ -10017,27 +10912,27 @@
               <w:bottom w:val="none" w:color="FFFFFF" w:sz="0"/>
               <w:right w:val="none" w:color="FFFFFF" w:sz="0"/>
             </w:tcBorders>
-            <w:shd w:fill="FAF3E0" w:color="auto" w:val="clear"/>
-            <w:tcMar>
-              <w:top w:type="dxa" w:w="40"/>
-              <w:left w:type="dxa" w:w="80"/>
-              <w:bottom w:type="dxa" w:w="40"/>
-              <w:right w:type="dxa" w:w="80"/>
-            </w:tcMar>
-            <w:vAlign w:val="center"/>
-          </w:tcPr>
-          <w:p>
-            <w:pPr>
-              <w:jc w:val="center"/>
-            </w:pPr>
-            <w:r>
-              <w:rPr>
-                <w:rFonts w:ascii="Arial" w:cs="Arial" w:eastAsia="Arial" w:hAnsi="Arial"/>
-                <w:color w:val="6B6B6B"/>
-                <w:sz w:val="15"/>
-                <w:szCs w:val="15"/>
-              </w:rPr>
-              <w:t xml:space="preserve">Bodyweight</w:t>
+            <w:shd w:fill="F1F8F2" w:color="auto" w:val="clear"/>
+            <w:tcMar>
+              <w:top w:type="dxa" w:w="40"/>
+              <w:left w:type="dxa" w:w="80"/>
+              <w:bottom w:type="dxa" w:w="40"/>
+              <w:right w:type="dxa" w:w="80"/>
+            </w:tcMar>
+            <w:vAlign w:val="center"/>
+          </w:tcPr>
+          <w:p>
+            <w:pPr>
+              <w:jc w:val="center"/>
+            </w:pPr>
+            <w:r>
+              <w:rPr>
+                <w:rFonts w:ascii="Arial" w:cs="Arial" w:eastAsia="Arial" w:hAnsi="Arial"/>
+                <w:color w:val="6B6B6B"/>
+                <w:sz w:val="15"/>
+                <w:szCs w:val="15"/>
+              </w:rPr>
+              <w:t xml:space="preserve">20 lbs/hand</w:t>
             </w:r>
           </w:p>
         </w:tc>
@@ -10050,27 +10945,27 @@
               <w:bottom w:val="none" w:color="FFFFFF" w:sz="0"/>
               <w:right w:val="none" w:color="FFFFFF" w:sz="0"/>
             </w:tcBorders>
-            <w:shd w:fill="FAF3E0" w:color="auto" w:val="clear"/>
-            <w:tcMar>
-              <w:top w:type="dxa" w:w="40"/>
-              <w:left w:type="dxa" w:w="80"/>
-              <w:bottom w:type="dxa" w:w="40"/>
-              <w:right w:type="dxa" w:w="80"/>
-            </w:tcMar>
-            <w:vAlign w:val="center"/>
-          </w:tcPr>
-          <w:p>
-            <w:pPr>
-              <w:jc w:val="center"/>
-            </w:pPr>
-            <w:r>
-              <w:rPr>
-                <w:rFonts w:ascii="Arial" w:cs="Arial" w:eastAsia="Arial" w:hAnsi="Arial"/>
-                <w:color w:val="6B6B6B"/>
-                <w:sz w:val="15"/>
-                <w:szCs w:val="15"/>
-              </w:rPr>
-              <w:t xml:space="preserve">3-0-1</w:t>
+            <w:shd w:fill="F1F8F2" w:color="auto" w:val="clear"/>
+            <w:tcMar>
+              <w:top w:type="dxa" w:w="40"/>
+              <w:left w:type="dxa" w:w="80"/>
+              <w:bottom w:type="dxa" w:w="40"/>
+              <w:right w:type="dxa" w:w="80"/>
+            </w:tcMar>
+            <w:vAlign w:val="center"/>
+          </w:tcPr>
+          <w:p>
+            <w:pPr>
+              <w:jc w:val="center"/>
+            </w:pPr>
+            <w:r>
+              <w:rPr>
+                <w:rFonts w:ascii="Arial" w:cs="Arial" w:eastAsia="Arial" w:hAnsi="Arial"/>
+                <w:color w:val="6B6B6B"/>
+                <w:sz w:val="15"/>
+                <w:szCs w:val="15"/>
+              </w:rPr>
+              <w:t xml:space="preserve">2-1-1</w:t>
             </w:r>
           </w:p>
         </w:tc>
@@ -10083,7 +10978,7 @@
               <w:bottom w:val="none" w:color="FFFFFF" w:sz="0"/>
               <w:right w:val="none" w:color="FFFFFF" w:sz="0"/>
             </w:tcBorders>
-            <w:shd w:fill="FAF3E0" w:color="auto" w:val="clear"/>
+            <w:shd w:fill="F1F8F2" w:color="auto" w:val="clear"/>
             <w:tcMar>
               <w:top w:type="dxa" w:w="40"/>
               <w:left w:type="dxa" w:w="80"/>
@@ -10116,7 +11011,7 @@
               <w:bottom w:val="none" w:color="FFFFFF" w:sz="0"/>
               <w:right w:val="none" w:color="FFFFFF" w:sz="0"/>
             </w:tcBorders>
-            <w:shd w:fill="FAF3E0" w:color="auto" w:val="clear"/>
+            <w:shd w:fill="F1F8F2" w:color="auto" w:val="clear"/>
             <w:tcMar>
               <w:top w:type="dxa" w:w="40"/>
               <w:left w:type="dxa" w:w="80"/>
@@ -10133,7 +11028,7 @@
                 <w:sz w:val="17"/>
                 <w:szCs w:val="17"/>
               </w:rPr>
-              <w:t xml:space="preserve">Hands on bench. Continue push-up progression. Wednesday reinforcement.</w:t>
+              <w:t xml:space="preserve">Baseline: 25 lbs ×3RM. Training load: 20 lbs/hand for 10–12 reps. Press overhead, arms alongside ears. Core braced. Increase to 22.5 in Week 3 if the rack has it.</w:t>
             </w:r>
             <w:r>
               <w:rPr>
@@ -10144,7 +11039,7 @@
                 <w:sz w:val="14"/>
                 <w:szCs w:val="14"/>
               </w:rPr>
-              <w:t xml:space="preserve">  1 RIR — accessory</w:t>
+              <w:t xml:space="preserve">  2 RIR</w:t>
             </w:r>
           </w:p>
         </w:tc>
@@ -10178,7 +11073,7 @@
                 <w:sz w:val="18"/>
                 <w:szCs w:val="18"/>
               </w:rPr>
-              <w:t xml:space="preserve">Full Push-Up (Floor)</w:t>
+              <w:t xml:space="preserve">Dumbbell Pullover (on Bench)</w:t>
             </w:r>
           </w:p>
         </w:tc>
@@ -10211,7 +11106,7 @@
                 <w:sz w:val="15"/>
                 <w:szCs w:val="15"/>
               </w:rPr>
-              <w:t xml:space="preserve">2</w:t>
+              <w:t xml:space="preserve">3</w:t>
             </w:r>
           </w:p>
         </w:tc>
@@ -10244,7 +11139,7 @@
                 <w:sz w:val="15"/>
                 <w:szCs w:val="15"/>
               </w:rPr>
-              <w:t xml:space="preserve">Max (3–5)</w:t>
+              <w:t xml:space="preserve">12―15</w:t>
             </w:r>
           </w:p>
         </w:tc>
@@ -10277,7 +11172,7 @@
                 <w:sz w:val="15"/>
                 <w:szCs w:val="15"/>
               </w:rPr>
-              <w:t xml:space="preserve">Bodyweight</w:t>
+              <w:t xml:space="preserve">15–20 lbs</w:t>
             </w:r>
           </w:p>
         </w:tc>
@@ -10310,7 +11205,7 @@
                 <w:sz w:val="15"/>
                 <w:szCs w:val="15"/>
               </w:rPr>
-              <w:t xml:space="preserve">3-0-1</w:t>
+              <w:t xml:space="preserve">3-1-2</w:t>
             </w:r>
           </w:p>
         </w:tc>
@@ -10343,7 +11238,7 @@
                 <w:sz w:val="15"/>
                 <w:szCs w:val="15"/>
               </w:rPr>
-              <w:t xml:space="preserve">90s</w:t>
+              <w:t xml:space="preserve">60s</w:t>
             </w:r>
           </w:p>
         </w:tc>
@@ -10373,7 +11268,7 @@
                 <w:sz w:val="17"/>
                 <w:szCs w:val="17"/>
               </w:rPr>
-              <w:t xml:space="preserve">Attempt floor push-ups. Record reps. Stop before form breaks.</w:t>
+              <w:t xml:space="preserve">One DB, both hands, upper back on the bench. Lower behind the head to a full lat stretch, pull back over the chest. Travel stand-in for the lat pulldown — keeps the vertical-pull pattern loaded and supports the pull-up progression.</w:t>
             </w:r>
             <w:r>
               <w:rPr>
@@ -10384,7 +11279,7 @@
                 <w:sz w:val="14"/>
                 <w:szCs w:val="14"/>
               </w:rPr>
-              <w:t xml:space="preserve">  1 RIR</w:t>
+              <w:t xml:space="preserve">  1 RIR — accessory</w:t>
             </w:r>
           </w:p>
         </w:tc>
@@ -10399,7 +11294,7 @@
               <w:bottom w:val="none" w:color="FFFFFF" w:sz="0"/>
               <w:right w:val="none" w:color="FFFFFF" w:sz="0"/>
             </w:tcBorders>
-            <w:shd w:fill="FAF3E0" w:color="auto" w:val="clear"/>
+            <w:shd w:fill="F1F8F2" w:color="auto" w:val="clear"/>
             <w:tcMar>
               <w:top w:type="dxa" w:w="40"/>
               <w:left w:type="dxa" w:w="80"/>
@@ -10418,7 +11313,7 @@
                 <w:sz w:val="18"/>
                 <w:szCs w:val="18"/>
               </w:rPr>
-              <w:t xml:space="preserve">Overhead DB Tricep Extension</w:t>
+              <w:t xml:space="preserve">Bent-Over Rear-Delt Fly</w:t>
             </w:r>
           </w:p>
         </w:tc>
@@ -10431,7 +11326,7 @@
               <w:bottom w:val="none" w:color="FFFFFF" w:sz="0"/>
               <w:right w:val="none" w:color="FFFFFF" w:sz="0"/>
             </w:tcBorders>
-            <w:shd w:fill="FAF3E0" w:color="auto" w:val="clear"/>
+            <w:shd w:fill="F1F8F2" w:color="auto" w:val="clear"/>
             <w:tcMar>
               <w:top w:type="dxa" w:w="40"/>
               <w:left w:type="dxa" w:w="80"/>
@@ -10464,27 +11359,27 @@
               <w:bottom w:val="none" w:color="FFFFFF" w:sz="0"/>
               <w:right w:val="none" w:color="FFFFFF" w:sz="0"/>
             </w:tcBorders>
-            <w:shd w:fill="FAF3E0" w:color="auto" w:val="clear"/>
-            <w:tcMar>
-              <w:top w:type="dxa" w:w="40"/>
-              <w:left w:type="dxa" w:w="80"/>
-              <w:bottom w:type="dxa" w:w="40"/>
-              <w:right w:type="dxa" w:w="80"/>
-            </w:tcMar>
-            <w:vAlign w:val="center"/>
-          </w:tcPr>
-          <w:p>
-            <w:pPr>
-              <w:jc w:val="center"/>
-            </w:pPr>
-            <w:r>
-              <w:rPr>
-                <w:rFonts w:ascii="Arial" w:cs="Arial" w:eastAsia="Arial" w:hAnsi="Arial"/>
-                <w:color w:val="6B6B6B"/>
-                <w:sz w:val="15"/>
-                <w:szCs w:val="15"/>
-              </w:rPr>
-              <w:t xml:space="preserve">12―15</w:t>
+            <w:shd w:fill="F1F8F2" w:color="auto" w:val="clear"/>
+            <w:tcMar>
+              <w:top w:type="dxa" w:w="40"/>
+              <w:left w:type="dxa" w:w="80"/>
+              <w:bottom w:type="dxa" w:w="40"/>
+              <w:right w:type="dxa" w:w="80"/>
+            </w:tcMar>
+            <w:vAlign w:val="center"/>
+          </w:tcPr>
+          <w:p>
+            <w:pPr>
+              <w:jc w:val="center"/>
+            </w:pPr>
+            <w:r>
+              <w:rPr>
+                <w:rFonts w:ascii="Arial" w:cs="Arial" w:eastAsia="Arial" w:hAnsi="Arial"/>
+                <w:color w:val="6B6B6B"/>
+                <w:sz w:val="15"/>
+                <w:szCs w:val="15"/>
+              </w:rPr>
+              <w:t xml:space="preserve">15―20</w:t>
             </w:r>
           </w:p>
         </w:tc>
@@ -10497,27 +11392,27 @@
               <w:bottom w:val="none" w:color="FFFFFF" w:sz="0"/>
               <w:right w:val="none" w:color="FFFFFF" w:sz="0"/>
             </w:tcBorders>
-            <w:shd w:fill="FAF3E0" w:color="auto" w:val="clear"/>
-            <w:tcMar>
-              <w:top w:type="dxa" w:w="40"/>
-              <w:left w:type="dxa" w:w="80"/>
-              <w:bottom w:type="dxa" w:w="40"/>
-              <w:right w:type="dxa" w:w="80"/>
-            </w:tcMar>
-            <w:vAlign w:val="center"/>
-          </w:tcPr>
-          <w:p>
-            <w:pPr>
-              <w:jc w:val="center"/>
-            </w:pPr>
-            <w:r>
-              <w:rPr>
-                <w:rFonts w:ascii="Arial" w:cs="Arial" w:eastAsia="Arial" w:hAnsi="Arial"/>
-                <w:color w:val="6B6B6B"/>
-                <w:sz w:val="15"/>
-                <w:szCs w:val="15"/>
-              </w:rPr>
-              <w:t xml:space="preserve">10–15 lbs</w:t>
+            <w:shd w:fill="F1F8F2" w:color="auto" w:val="clear"/>
+            <w:tcMar>
+              <w:top w:type="dxa" w:w="40"/>
+              <w:left w:type="dxa" w:w="80"/>
+              <w:bottom w:type="dxa" w:w="40"/>
+              <w:right w:type="dxa" w:w="80"/>
+            </w:tcMar>
+            <w:vAlign w:val="center"/>
+          </w:tcPr>
+          <w:p>
+            <w:pPr>
+              <w:jc w:val="center"/>
+            </w:pPr>
+            <w:r>
+              <w:rPr>
+                <w:rFonts w:ascii="Arial" w:cs="Arial" w:eastAsia="Arial" w:hAnsi="Arial"/>
+                <w:color w:val="6B6B6B"/>
+                <w:sz w:val="15"/>
+                <w:szCs w:val="15"/>
+              </w:rPr>
+              <w:t xml:space="preserve">5–8 lbs/hand</w:t>
             </w:r>
           </w:p>
         </w:tc>
@@ -10530,7 +11425,7 @@
               <w:bottom w:val="none" w:color="FFFFFF" w:sz="0"/>
               <w:right w:val="none" w:color="FFFFFF" w:sz="0"/>
             </w:tcBorders>
-            <w:shd w:fill="FAF3E0" w:color="auto" w:val="clear"/>
+            <w:shd w:fill="F1F8F2" w:color="auto" w:val="clear"/>
             <w:tcMar>
               <w:top w:type="dxa" w:w="40"/>
               <w:left w:type="dxa" w:w="80"/>
@@ -10563,7 +11458,7 @@
               <w:bottom w:val="none" w:color="FFFFFF" w:sz="0"/>
               <w:right w:val="none" w:color="FFFFFF" w:sz="0"/>
             </w:tcBorders>
-            <w:shd w:fill="FAF3E0" w:color="auto" w:val="clear"/>
+            <w:shd w:fill="F1F8F2" w:color="auto" w:val="clear"/>
             <w:tcMar>
               <w:top w:type="dxa" w:w="40"/>
               <w:left w:type="dxa" w:w="80"/>
@@ -10596,7 +11491,7 @@
               <w:bottom w:val="none" w:color="FFFFFF" w:sz="0"/>
               <w:right w:val="none" w:color="FFFFFF" w:sz="0"/>
             </w:tcBorders>
-            <w:shd w:fill="FAF3E0" w:color="auto" w:val="clear"/>
+            <w:shd w:fill="F1F8F2" w:color="auto" w:val="clear"/>
             <w:tcMar>
               <w:top w:type="dxa" w:w="40"/>
               <w:left w:type="dxa" w:w="80"/>
@@ -10613,18 +11508,322 @@
                 <w:sz w:val="17"/>
                 <w:szCs w:val="17"/>
               </w:rPr>
-              <w:t xml:space="preserve">One DB, both hands, seated or standing. Elbows point forward and stay narrow. Full stretch behind the head, full lockout. Supports pressing strength.</w:t>
-            </w:r>
-            <w:r>
-              <w:rPr>
-                <w:rFonts w:ascii="Arial" w:cs="Arial" w:eastAsia="Arial" w:hAnsi="Arial"/>
-                <w:i/>
-                <w:iCs/>
-                <w:color w:val="00695C"/>
-                <w:sz w:val="14"/>
-                <w:szCs w:val="14"/>
-              </w:rPr>
-              <w:t xml:space="preserve">  1 RIR — accessory</w:t>
+              <w:t xml:space="preserve">Hinge to flat back (no pain rule applies here too), soft elbows, raise out wide. Rear delt and upper back — the travel version of the face pull.</w:t>
+            </w:r>
+          </w:p>
+        </w:tc>
+      </w:tr>
+    </w:tbl>
+    <w:p>
+      <w:pPr>
+        <w:spacing w:after="100"/>
+      </w:pPr>
+    </w:p>
+    <w:p>
+      <w:pPr>
+        <w:spacing w:after="60" w:before="120"/>
+      </w:pPr>
+      <w:r>
+        <w:rPr>
+          <w:rFonts w:ascii="Arial" w:cs="Arial" w:eastAsia="Arial" w:hAnsi="Arial"/>
+          <w:b/>
+          <w:bCs/>
+          <w:color w:val="C9A227"/>
+          <w:sz w:val="17"/>
+          <w:szCs w:val="17"/>
+        </w:rPr>
+        <w:t xml:space="preserve">D — FULL-BODY INTEGRATION — CORE UNDER TENSION</w:t>
+      </w:r>
+    </w:p>
+    <w:p>
+      <w:pPr>
+        <w:spacing w:after="80"/>
+      </w:pPr>
+      <w:r>
+        <w:rPr>
+          <w:rFonts w:ascii="Arial" w:cs="Arial" w:eastAsia="Arial" w:hAnsi="Arial"/>
+          <w:b/>
+          <w:bCs/>
+          <w:color w:val="C9A227"/>
+          <w:sz w:val="17"/>
+          <w:szCs w:val="17"/>
+        </w:rPr>
+        <w:t xml:space="preserve">Why:  </w:t>
+      </w:r>
+      <w:r>
+        <w:rPr>
+          <w:rFonts w:ascii="Arial" w:cs="Arial" w:eastAsia="Arial" w:hAnsi="Arial"/>
+          <w:color w:val="2C2C2C"/>
+          <w:sz w:val="17"/>
+          <w:szCs w:val="17"/>
+        </w:rPr>
+        <w:t xml:space="preserve">The closing hold: one braced plank puts the whole session's posture — ribs down, glutes on, shoulders packed — under one continuous demand.</w:t>
+      </w:r>
+    </w:p>
+    <w:tbl>
+      <w:tblPr>
+        <w:tblW w:type="dxa" w:w="10440"/>
+        <w:tblBorders>
+          <w:top w:val="none" w:color="FFFFFF" w:sz="0"/>
+          <w:left w:val="none" w:color="FFFFFF" w:sz="0"/>
+          <w:bottom w:val="none" w:color="FFFFFF" w:sz="0"/>
+          <w:right w:val="none" w:color="FFFFFF" w:sz="0"/>
+          <w:insideH w:val="single" w:color="auto" w:sz="4"/>
+          <w:insideV w:val="single" w:color="auto" w:sz="4"/>
+        </w:tblBorders>
+      </w:tblPr>
+      <w:tblGrid>
+        <w:gridCol w:w="2400"/>
+        <w:gridCol w:w="380"/>
+        <w:gridCol w:w="420"/>
+        <w:gridCol w:w="680"/>
+        <w:gridCol w:w="540"/>
+        <w:gridCol w:w="440"/>
+        <w:gridCol w:w="5580"/>
+      </w:tblGrid>
+      <w:tr>
+        <w:tc>
+          <w:tcPr>
+            <w:tcW w:type="dxa" w:w="2400"/>
+            <w:tcBorders>
+              <w:top w:val="none" w:color="FFFFFF" w:sz="0"/>
+              <w:left w:val="none" w:color="FFFFFF" w:sz="0"/>
+              <w:bottom w:val="none" w:color="FFFFFF" w:sz="0"/>
+              <w:right w:val="none" w:color="FFFFFF" w:sz="0"/>
+            </w:tcBorders>
+            <w:shd w:fill="F5E8C0" w:color="auto" w:val="clear"/>
+            <w:tcMar>
+              <w:top w:type="dxa" w:w="40"/>
+              <w:left w:type="dxa" w:w="80"/>
+              <w:bottom w:type="dxa" w:w="40"/>
+              <w:right w:type="dxa" w:w="80"/>
+            </w:tcMar>
+            <w:vAlign w:val="center"/>
+          </w:tcPr>
+          <w:p>
+            <w:pPr>
+              <w:jc w:val="left"/>
+            </w:pPr>
+            <w:r>
+              <w:rPr>
+                <w:rFonts w:ascii="Arial" w:cs="Arial" w:eastAsia="Arial" w:hAnsi="Arial"/>
+                <w:b/>
+                <w:bCs/>
+                <w:color w:val="C9A227"/>
+                <w:sz w:val="15"/>
+                <w:szCs w:val="15"/>
+              </w:rPr>
+              <w:t xml:space="preserve">EXERCISE</w:t>
+            </w:r>
+          </w:p>
+        </w:tc>
+        <w:tc>
+          <w:tcPr>
+            <w:tcW w:type="dxa" w:w="380"/>
+            <w:tcBorders>
+              <w:top w:val="none" w:color="FFFFFF" w:sz="0"/>
+              <w:left w:val="none" w:color="FFFFFF" w:sz="0"/>
+              <w:bottom w:val="none" w:color="FFFFFF" w:sz="0"/>
+              <w:right w:val="none" w:color="FFFFFF" w:sz="0"/>
+            </w:tcBorders>
+            <w:shd w:fill="F5E8C0" w:color="auto" w:val="clear"/>
+            <w:tcMar>
+              <w:top w:type="dxa" w:w="40"/>
+              <w:left w:type="dxa" w:w="80"/>
+              <w:bottom w:type="dxa" w:w="40"/>
+              <w:right w:type="dxa" w:w="80"/>
+            </w:tcMar>
+            <w:vAlign w:val="center"/>
+          </w:tcPr>
+          <w:p>
+            <w:pPr>
+              <w:jc w:val="center"/>
+            </w:pPr>
+            <w:r>
+              <w:rPr>
+                <w:rFonts w:ascii="Arial" w:cs="Arial" w:eastAsia="Arial" w:hAnsi="Arial"/>
+                <w:b/>
+                <w:bCs/>
+                <w:color w:val="C9A227"/>
+                <w:sz w:val="13"/>
+                <w:szCs w:val="13"/>
+              </w:rPr>
+              <w:t xml:space="preserve">SETS</w:t>
+            </w:r>
+          </w:p>
+        </w:tc>
+        <w:tc>
+          <w:tcPr>
+            <w:tcW w:type="dxa" w:w="420"/>
+            <w:tcBorders>
+              <w:top w:val="none" w:color="FFFFFF" w:sz="0"/>
+              <w:left w:val="none" w:color="FFFFFF" w:sz="0"/>
+              <w:bottom w:val="none" w:color="FFFFFF" w:sz="0"/>
+              <w:right w:val="none" w:color="FFFFFF" w:sz="0"/>
+            </w:tcBorders>
+            <w:shd w:fill="F5E8C0" w:color="auto" w:val="clear"/>
+            <w:tcMar>
+              <w:top w:type="dxa" w:w="40"/>
+              <w:left w:type="dxa" w:w="80"/>
+              <w:bottom w:type="dxa" w:w="40"/>
+              <w:right w:type="dxa" w:w="80"/>
+            </w:tcMar>
+            <w:vAlign w:val="center"/>
+          </w:tcPr>
+          <w:p>
+            <w:pPr>
+              <w:jc w:val="center"/>
+            </w:pPr>
+            <w:r>
+              <w:rPr>
+                <w:rFonts w:ascii="Arial" w:cs="Arial" w:eastAsia="Arial" w:hAnsi="Arial"/>
+                <w:b/>
+                <w:bCs/>
+                <w:color w:val="C9A227"/>
+                <w:sz w:val="13"/>
+                <w:szCs w:val="13"/>
+              </w:rPr>
+              <w:t xml:space="preserve">REPS</w:t>
+            </w:r>
+          </w:p>
+        </w:tc>
+        <w:tc>
+          <w:tcPr>
+            <w:tcW w:type="dxa" w:w="680"/>
+            <w:tcBorders>
+              <w:top w:val="none" w:color="FFFFFF" w:sz="0"/>
+              <w:left w:val="none" w:color="FFFFFF" w:sz="0"/>
+              <w:bottom w:val="none" w:color="FFFFFF" w:sz="0"/>
+              <w:right w:val="none" w:color="FFFFFF" w:sz="0"/>
+            </w:tcBorders>
+            <w:shd w:fill="F5E8C0" w:color="auto" w:val="clear"/>
+            <w:tcMar>
+              <w:top w:type="dxa" w:w="40"/>
+              <w:left w:type="dxa" w:w="80"/>
+              <w:bottom w:type="dxa" w:w="40"/>
+              <w:right w:type="dxa" w:w="80"/>
+            </w:tcMar>
+            <w:vAlign w:val="center"/>
+          </w:tcPr>
+          <w:p>
+            <w:pPr>
+              <w:jc w:val="center"/>
+            </w:pPr>
+            <w:r>
+              <w:rPr>
+                <w:rFonts w:ascii="Arial" w:cs="Arial" w:eastAsia="Arial" w:hAnsi="Arial"/>
+                <w:b/>
+                <w:bCs/>
+                <w:color w:val="C9A227"/>
+                <w:sz w:val="13"/>
+                <w:szCs w:val="13"/>
+              </w:rPr>
+              <w:t xml:space="preserve">LOAD</w:t>
+            </w:r>
+          </w:p>
+        </w:tc>
+        <w:tc>
+          <w:tcPr>
+            <w:tcW w:type="dxa" w:w="540"/>
+            <w:tcBorders>
+              <w:top w:val="none" w:color="FFFFFF" w:sz="0"/>
+              <w:left w:val="none" w:color="FFFFFF" w:sz="0"/>
+              <w:bottom w:val="none" w:color="FFFFFF" w:sz="0"/>
+              <w:right w:val="none" w:color="FFFFFF" w:sz="0"/>
+            </w:tcBorders>
+            <w:shd w:fill="F5E8C0" w:color="auto" w:val="clear"/>
+            <w:tcMar>
+              <w:top w:type="dxa" w:w="40"/>
+              <w:left w:type="dxa" w:w="80"/>
+              <w:bottom w:type="dxa" w:w="40"/>
+              <w:right w:type="dxa" w:w="80"/>
+            </w:tcMar>
+            <w:vAlign w:val="center"/>
+          </w:tcPr>
+          <w:p>
+            <w:pPr>
+              <w:jc w:val="center"/>
+            </w:pPr>
+            <w:r>
+              <w:rPr>
+                <w:rFonts w:ascii="Arial" w:cs="Arial" w:eastAsia="Arial" w:hAnsi="Arial"/>
+                <w:b/>
+                <w:bCs/>
+                <w:color w:val="C9A227"/>
+                <w:sz w:val="13"/>
+                <w:szCs w:val="13"/>
+              </w:rPr>
+              <w:t xml:space="preserve">TEMPO</w:t>
+            </w:r>
+          </w:p>
+        </w:tc>
+        <w:tc>
+          <w:tcPr>
+            <w:tcW w:type="dxa" w:w="440"/>
+            <w:tcBorders>
+              <w:top w:val="none" w:color="FFFFFF" w:sz="0"/>
+              <w:left w:val="none" w:color="FFFFFF" w:sz="0"/>
+              <w:bottom w:val="none" w:color="FFFFFF" w:sz="0"/>
+              <w:right w:val="none" w:color="FFFFFF" w:sz="0"/>
+            </w:tcBorders>
+            <w:shd w:fill="F5E8C0" w:color="auto" w:val="clear"/>
+            <w:tcMar>
+              <w:top w:type="dxa" w:w="40"/>
+              <w:left w:type="dxa" w:w="80"/>
+              <w:bottom w:type="dxa" w:w="40"/>
+              <w:right w:type="dxa" w:w="80"/>
+            </w:tcMar>
+            <w:vAlign w:val="center"/>
+          </w:tcPr>
+          <w:p>
+            <w:pPr>
+              <w:jc w:val="center"/>
+            </w:pPr>
+            <w:r>
+              <w:rPr>
+                <w:rFonts w:ascii="Arial" w:cs="Arial" w:eastAsia="Arial" w:hAnsi="Arial"/>
+                <w:b/>
+                <w:bCs/>
+                <w:color w:val="C9A227"/>
+                <w:sz w:val="13"/>
+                <w:szCs w:val="13"/>
+              </w:rPr>
+              <w:t xml:space="preserve">REST</w:t>
+            </w:r>
+          </w:p>
+        </w:tc>
+        <w:tc>
+          <w:tcPr>
+            <w:tcW w:type="dxa" w:w="5580"/>
+            <w:tcBorders>
+              <w:top w:val="none" w:color="FFFFFF" w:sz="0"/>
+              <w:left w:val="none" w:color="FFFFFF" w:sz="0"/>
+              <w:bottom w:val="none" w:color="FFFFFF" w:sz="0"/>
+              <w:right w:val="none" w:color="FFFFFF" w:sz="0"/>
+            </w:tcBorders>
+            <w:shd w:fill="F5E8C0" w:color="auto" w:val="clear"/>
+            <w:tcMar>
+              <w:top w:type="dxa" w:w="40"/>
+              <w:left w:type="dxa" w:w="80"/>
+              <w:bottom w:type="dxa" w:w="40"/>
+              <w:right w:type="dxa" w:w="80"/>
+            </w:tcMar>
+            <w:vAlign w:val="center"/>
+          </w:tcPr>
+          <w:p>
+            <w:pPr>
+              <w:jc w:val="left"/>
+            </w:pPr>
+            <w:r>
+              <w:rPr>
+                <w:rFonts w:ascii="Arial" w:cs="Arial" w:eastAsia="Arial" w:hAnsi="Arial"/>
+                <w:b/>
+                <w:bCs/>
+                <w:color w:val="C9A227"/>
+                <w:sz w:val="15"/>
+                <w:szCs w:val="15"/>
+              </w:rPr>
+              <w:t xml:space="preserve">COACHING CUE</w:t>
             </w:r>
           </w:p>
         </w:tc>
@@ -10639,7 +11838,7 @@
               <w:bottom w:val="none" w:color="FFFFFF" w:sz="0"/>
               <w:right w:val="none" w:color="FFFFFF" w:sz="0"/>
             </w:tcBorders>
-            <w:shd w:fill="FFFFFF" w:color="auto" w:val="clear"/>
+            <w:shd w:fill="FAF3E0" w:color="auto" w:val="clear"/>
             <w:tcMar>
               <w:top w:type="dxa" w:w="40"/>
               <w:left w:type="dxa" w:w="80"/>
@@ -10671,7 +11870,7 @@
               <w:bottom w:val="none" w:color="FFFFFF" w:sz="0"/>
               <w:right w:val="none" w:color="FFFFFF" w:sz="0"/>
             </w:tcBorders>
-            <w:shd w:fill="FFFFFF" w:color="auto" w:val="clear"/>
+            <w:shd w:fill="FAF3E0" w:color="auto" w:val="clear"/>
             <w:tcMar>
               <w:top w:type="dxa" w:w="40"/>
               <w:left w:type="dxa" w:w="80"/>
@@ -10704,7 +11903,7 @@
               <w:bottom w:val="none" w:color="FFFFFF" w:sz="0"/>
               <w:right w:val="none" w:color="FFFFFF" w:sz="0"/>
             </w:tcBorders>
-            <w:shd w:fill="FFFFFF" w:color="auto" w:val="clear"/>
+            <w:shd w:fill="FAF3E0" w:color="auto" w:val="clear"/>
             <w:tcMar>
               <w:top w:type="dxa" w:w="40"/>
               <w:left w:type="dxa" w:w="80"/>
@@ -10737,7 +11936,7 @@
               <w:bottom w:val="none" w:color="FFFFFF" w:sz="0"/>
               <w:right w:val="none" w:color="FFFFFF" w:sz="0"/>
             </w:tcBorders>
-            <w:shd w:fill="FFFFFF" w:color="auto" w:val="clear"/>
+            <w:shd w:fill="FAF3E0" w:color="auto" w:val="clear"/>
             <w:tcMar>
               <w:top w:type="dxa" w:w="40"/>
               <w:left w:type="dxa" w:w="80"/>
@@ -10770,7 +11969,7 @@
               <w:bottom w:val="none" w:color="FFFFFF" w:sz="0"/>
               <w:right w:val="none" w:color="FFFFFF" w:sz="0"/>
             </w:tcBorders>
-            <w:shd w:fill="FFFFFF" w:color="auto" w:val="clear"/>
+            <w:shd w:fill="FAF3E0" w:color="auto" w:val="clear"/>
             <w:tcMar>
               <w:top w:type="dxa" w:w="40"/>
               <w:left w:type="dxa" w:w="80"/>
@@ -10803,7 +12002,7 @@
               <w:bottom w:val="none" w:color="FFFFFF" w:sz="0"/>
               <w:right w:val="none" w:color="FFFFFF" w:sz="0"/>
             </w:tcBorders>
-            <w:shd w:fill="FFFFFF" w:color="auto" w:val="clear"/>
+            <w:shd w:fill="FAF3E0" w:color="auto" w:val="clear"/>
             <w:tcMar>
               <w:top w:type="dxa" w:w="40"/>
               <w:left w:type="dxa" w:w="80"/>
@@ -10836,7 +12035,7 @@
               <w:bottom w:val="none" w:color="FFFFFF" w:sz="0"/>
               <w:right w:val="none" w:color="FFFFFF" w:sz="0"/>
             </w:tcBorders>
-            <w:shd w:fill="FFFFFF" w:color="auto" w:val="clear"/>
+            <w:shd w:fill="FAF3E0" w:color="auto" w:val="clear"/>
             <w:tcMar>
               <w:top w:type="dxa" w:w="40"/>
               <w:left w:type="dxa" w:w="80"/>
@@ -12213,7 +13412,7 @@
           <w:sz w:val="17"/>
           <w:szCs w:val="17"/>
         </w:rPr>
-        <w:t xml:space="preserve">B — PRIMARY HINGE STRENGTH (80% EFFORT)</w:t>
+        <w:t xml:space="preserve">B — PRIMARY COMPOUND — HINGE (80% EFFORT)</w:t>
       </w:r>
     </w:p>
     <w:p>
@@ -12238,7 +13437,7 @@
           <w:sz w:val="17"/>
           <w:szCs w:val="17"/>
         </w:rPr>
-        <w:t xml:space="preserve">The two-dumbbell deadlift replaces the barbell on the road: 25–30 lbs per hand matches the studio’s 55–60 lb bar and progresses the same way as the rack allows. At 80% effort this means the last 1–2 reps feel like work but the set completes cleanly. Sumo RDL should load the adductors — feel the inner thigh under tension. HINGE STOP-SIGNAL: back pain during any deadlift or single-leg hip hinge means STOP the set immediately — regress to hinge-free squat patterns for the remainder of the session and message your coach before the next one. That call is not made mid-set, and on the road you make it yourself.</w:t>
+        <w:t xml:space="preserve">The two-dumbbell deadlift replaces the barbell on the road: 25–30 lbs per hand matches the studio’s 55–60 lb bar and progresses the same way as the rack allows. At 80% effort this means the last 1–2 reps feel like work but the set completes cleanly. Sumo RDL should load the adductors — feel the inner thigh under tension. If the day calls for a hinge variation, rotate between: a B-stance DB deadlift (rear foot down for balance, gentler total load) or a slower-tempo lighter DB deadlift — every option lives under the same stop-signal below, word for word, and the two-DB deadlift stays the lift we track. HINGE STOP-SIGNAL: back pain during any deadlift or single-leg hip hinge means STOP the set immediately — regress to hinge-free squat patterns for the remainder of the session and message your coach before the next one. That call is not made mid-set, and on the road you make it yourself.</w:t>
       </w:r>
     </w:p>
     <w:tbl>
@@ -12650,7 +13849,7 @@
                 <w:sz w:val="15"/>
                 <w:szCs w:val="15"/>
               </w:rPr>
-              <w:t xml:space="preserve">25–30 lbs/hand</w:t>
+              <w:t xml:space="preserve">Wk1: 25–30 lbs/hand, +2.5–5/hand weekly</w:t>
             </w:r>
           </w:p>
         </w:tc>
@@ -13274,7 +14473,32 @@
           <w:sz w:val="17"/>
           <w:szCs w:val="17"/>
         </w:rPr>
-        <w:t xml:space="preserve">C — HIP THRUST &amp; POSTERIOR CHAIN</w:t>
+        <w:t xml:space="preserve">C — ACCESSORY — UNILATERAL HINGE (LEFT LEAD)</w:t>
+      </w:r>
+    </w:p>
+    <w:p>
+      <w:pPr>
+        <w:spacing w:after="80"/>
+      </w:pPr>
+      <w:r>
+        <w:rPr>
+          <w:rFonts w:ascii="Arial" w:cs="Arial" w:eastAsia="Arial" w:hAnsi="Arial"/>
+          <w:b/>
+          <w:bCs/>
+          <w:color w:val="C9A227"/>
+          <w:sz w:val="17"/>
+          <w:szCs w:val="17"/>
+        </w:rPr>
+        <w:t xml:space="preserve">Why:  </w:t>
+      </w:r>
+      <w:r>
+        <w:rPr>
+          <w:rFonts w:ascii="Arial" w:cs="Arial" w:eastAsia="Arial" w:hAnsi="Arial"/>
+          <w:color w:val="2C2C2C"/>
+          <w:sz w:val="17"/>
+          <w:szCs w:val="17"/>
+        </w:rPr>
+        <w:t xml:space="preserve">The unilateral hinge accessory behind the primary — balance, hip control, and left-side priority, governed by the same stop-signal as every hinge on this page.</w:t>
       </w:r>
     </w:p>
     <w:tbl>
@@ -13574,7 +14798,20 @@
                 <w:sz w:val="18"/>
                 <w:szCs w:val="18"/>
               </w:rPr>
-              <w:t xml:space="preserve">DB Hip Thrust (Shoulders on Bench)</w:t>
+              <w:t xml:space="preserve">Single-Leg RDL (Left Lead)</w:t>
+            </w:r>
+          </w:p>
+          <w:p>
+            <w:r>
+              <w:rPr>
+                <w:rFonts w:ascii="Arial" w:cs="Arial" w:eastAsia="Arial" w:hAnsi="Arial"/>
+                <w:i/>
+                <w:iCs/>
+                <w:color w:val="B71C1C"/>
+                <w:sz w:val="14"/>
+                <w:szCs w:val="14"/>
+              </w:rPr>
+              <w:t xml:space="preserve">Hinge stop-signal — back pain means STOP; regress to hinge-free squat patterns.</w:t>
             </w:r>
           </w:p>
         </w:tc>
@@ -13607,7 +14844,7 @@
                 <w:sz w:val="15"/>
                 <w:szCs w:val="15"/>
               </w:rPr>
-              <w:t xml:space="preserve">4</w:t>
+              <w:t xml:space="preserve">3</w:t>
             </w:r>
           </w:p>
         </w:tc>
@@ -13640,7 +14877,7 @@
                 <w:sz w:val="15"/>
                 <w:szCs w:val="15"/>
               </w:rPr>
-              <w:t xml:space="preserve">10―12</w:t>
+              <w:t xml:space="preserve">8 ea</w:t>
             </w:r>
           </w:p>
         </w:tc>
@@ -13673,7 +14910,7 @@
                 <w:sz w:val="15"/>
                 <w:szCs w:val="15"/>
               </w:rPr>
-              <w:t xml:space="preserve">45―50 lbs</w:t>
+              <w:t xml:space="preserve">12―17 lbs</w:t>
             </w:r>
           </w:p>
         </w:tc>
@@ -13706,7 +14943,7 @@
                 <w:sz w:val="15"/>
                 <w:szCs w:val="15"/>
               </w:rPr>
-              <w:t xml:space="preserve">2-2-1</w:t>
+              <w:t xml:space="preserve">3-1-1</w:t>
             </w:r>
           </w:p>
         </w:tc>
@@ -13769,7 +15006,7 @@
                 <w:sz w:val="17"/>
                 <w:szCs w:val="17"/>
               </w:rPr>
-              <w:t xml:space="preserve">Shoulders on the bench, one DB across the hips (fold a towel under it), drive through heels. Hold squeeze 2 seconds at top. If the rack tops out below the target, slow the tempo and add reps to the same RIR.</w:t>
+              <w:t xml:space="preserve">LEFT leg first, all sets. Hinge from hip, hamstring stretch. Balance and unilateral hip control.</w:t>
             </w:r>
             <w:r>
               <w:rPr>
@@ -13785,6 +15022,74 @@
           </w:p>
         </w:tc>
       </w:tr>
+    </w:tbl>
+    <w:p>
+      <w:pPr>
+        <w:spacing w:after="100"/>
+      </w:pPr>
+    </w:p>
+    <w:p>
+      <w:pPr>
+        <w:spacing w:after="60" w:before="120"/>
+      </w:pPr>
+      <w:r>
+        <w:rPr>
+          <w:rFonts w:ascii="Arial" w:cs="Arial" w:eastAsia="Arial" w:hAnsi="Arial"/>
+          <w:b/>
+          <w:bCs/>
+          <w:color w:val="C9A227"/>
+          <w:sz w:val="17"/>
+          <w:szCs w:val="17"/>
+        </w:rPr>
+        <w:t xml:space="preserve">D — SECONDARY COMPOUND — HIP THRUST</w:t>
+      </w:r>
+    </w:p>
+    <w:p>
+      <w:pPr>
+        <w:spacing w:after="80"/>
+      </w:pPr>
+      <w:r>
+        <w:rPr>
+          <w:rFonts w:ascii="Arial" w:cs="Arial" w:eastAsia="Arial" w:hAnsi="Arial"/>
+          <w:b/>
+          <w:bCs/>
+          <w:color w:val="C9A227"/>
+          <w:sz w:val="17"/>
+          <w:szCs w:val="17"/>
+        </w:rPr>
+        <w:t xml:space="preserve">Load Target:  </w:t>
+      </w:r>
+      <w:r>
+        <w:rPr>
+          <w:rFonts w:ascii="Arial" w:cs="Arial" w:eastAsia="Arial" w:hAnsi="Arial"/>
+          <w:color w:val="2C2C2C"/>
+          <w:sz w:val="17"/>
+          <w:szCs w:val="17"/>
+        </w:rPr>
+        <w:t xml:space="preserve">The day's second compound — hip extension without the hinge's spinal lever, which is exactly why it anchors the back half of this session. If the day calls for a variation: a B-stance DB hip thrust or a heavy single-leg glute bridge — all hinge-free patterns. The DB hip thrust stays the lift we track.</w:t>
+      </w:r>
+    </w:p>
+    <w:tbl>
+      <w:tblPr>
+        <w:tblW w:type="dxa" w:w="10440"/>
+        <w:tblBorders>
+          <w:top w:val="none" w:color="FFFFFF" w:sz="0"/>
+          <w:left w:val="none" w:color="FFFFFF" w:sz="0"/>
+          <w:bottom w:val="none" w:color="FFFFFF" w:sz="0"/>
+          <w:right w:val="none" w:color="FFFFFF" w:sz="0"/>
+          <w:insideH w:val="single" w:color="auto" w:sz="4"/>
+          <w:insideV w:val="single" w:color="auto" w:sz="4"/>
+        </w:tblBorders>
+      </w:tblPr>
+      <w:tblGrid>
+        <w:gridCol w:w="2400"/>
+        <w:gridCol w:w="380"/>
+        <w:gridCol w:w="420"/>
+        <w:gridCol w:w="680"/>
+        <w:gridCol w:w="540"/>
+        <w:gridCol w:w="440"/>
+        <w:gridCol w:w="5580"/>
+      </w:tblGrid>
       <w:tr>
         <w:tc>
           <w:tcPr>
@@ -13795,7 +15100,254 @@
               <w:bottom w:val="none" w:color="FFFFFF" w:sz="0"/>
               <w:right w:val="none" w:color="FFFFFF" w:sz="0"/>
             </w:tcBorders>
-            <w:shd w:fill="FFFFFF" w:color="auto" w:val="clear"/>
+            <w:shd w:fill="F5E8C0" w:color="auto" w:val="clear"/>
+            <w:tcMar>
+              <w:top w:type="dxa" w:w="40"/>
+              <w:left w:type="dxa" w:w="80"/>
+              <w:bottom w:type="dxa" w:w="40"/>
+              <w:right w:type="dxa" w:w="80"/>
+            </w:tcMar>
+            <w:vAlign w:val="center"/>
+          </w:tcPr>
+          <w:p>
+            <w:pPr>
+              <w:jc w:val="left"/>
+            </w:pPr>
+            <w:r>
+              <w:rPr>
+                <w:rFonts w:ascii="Arial" w:cs="Arial" w:eastAsia="Arial" w:hAnsi="Arial"/>
+                <w:b/>
+                <w:bCs/>
+                <w:color w:val="C9A227"/>
+                <w:sz w:val="15"/>
+                <w:szCs w:val="15"/>
+              </w:rPr>
+              <w:t xml:space="preserve">EXERCISE</w:t>
+            </w:r>
+          </w:p>
+        </w:tc>
+        <w:tc>
+          <w:tcPr>
+            <w:tcW w:type="dxa" w:w="380"/>
+            <w:tcBorders>
+              <w:top w:val="none" w:color="FFFFFF" w:sz="0"/>
+              <w:left w:val="none" w:color="FFFFFF" w:sz="0"/>
+              <w:bottom w:val="none" w:color="FFFFFF" w:sz="0"/>
+              <w:right w:val="none" w:color="FFFFFF" w:sz="0"/>
+            </w:tcBorders>
+            <w:shd w:fill="F5E8C0" w:color="auto" w:val="clear"/>
+            <w:tcMar>
+              <w:top w:type="dxa" w:w="40"/>
+              <w:left w:type="dxa" w:w="80"/>
+              <w:bottom w:type="dxa" w:w="40"/>
+              <w:right w:type="dxa" w:w="80"/>
+            </w:tcMar>
+            <w:vAlign w:val="center"/>
+          </w:tcPr>
+          <w:p>
+            <w:pPr>
+              <w:jc w:val="center"/>
+            </w:pPr>
+            <w:r>
+              <w:rPr>
+                <w:rFonts w:ascii="Arial" w:cs="Arial" w:eastAsia="Arial" w:hAnsi="Arial"/>
+                <w:b/>
+                <w:bCs/>
+                <w:color w:val="C9A227"/>
+                <w:sz w:val="13"/>
+                <w:szCs w:val="13"/>
+              </w:rPr>
+              <w:t xml:space="preserve">SETS</w:t>
+            </w:r>
+          </w:p>
+        </w:tc>
+        <w:tc>
+          <w:tcPr>
+            <w:tcW w:type="dxa" w:w="420"/>
+            <w:tcBorders>
+              <w:top w:val="none" w:color="FFFFFF" w:sz="0"/>
+              <w:left w:val="none" w:color="FFFFFF" w:sz="0"/>
+              <w:bottom w:val="none" w:color="FFFFFF" w:sz="0"/>
+              <w:right w:val="none" w:color="FFFFFF" w:sz="0"/>
+            </w:tcBorders>
+            <w:shd w:fill="F5E8C0" w:color="auto" w:val="clear"/>
+            <w:tcMar>
+              <w:top w:type="dxa" w:w="40"/>
+              <w:left w:type="dxa" w:w="80"/>
+              <w:bottom w:type="dxa" w:w="40"/>
+              <w:right w:type="dxa" w:w="80"/>
+            </w:tcMar>
+            <w:vAlign w:val="center"/>
+          </w:tcPr>
+          <w:p>
+            <w:pPr>
+              <w:jc w:val="center"/>
+            </w:pPr>
+            <w:r>
+              <w:rPr>
+                <w:rFonts w:ascii="Arial" w:cs="Arial" w:eastAsia="Arial" w:hAnsi="Arial"/>
+                <w:b/>
+                <w:bCs/>
+                <w:color w:val="C9A227"/>
+                <w:sz w:val="13"/>
+                <w:szCs w:val="13"/>
+              </w:rPr>
+              <w:t xml:space="preserve">REPS</w:t>
+            </w:r>
+          </w:p>
+        </w:tc>
+        <w:tc>
+          <w:tcPr>
+            <w:tcW w:type="dxa" w:w="680"/>
+            <w:tcBorders>
+              <w:top w:val="none" w:color="FFFFFF" w:sz="0"/>
+              <w:left w:val="none" w:color="FFFFFF" w:sz="0"/>
+              <w:bottom w:val="none" w:color="FFFFFF" w:sz="0"/>
+              <w:right w:val="none" w:color="FFFFFF" w:sz="0"/>
+            </w:tcBorders>
+            <w:shd w:fill="F5E8C0" w:color="auto" w:val="clear"/>
+            <w:tcMar>
+              <w:top w:type="dxa" w:w="40"/>
+              <w:left w:type="dxa" w:w="80"/>
+              <w:bottom w:type="dxa" w:w="40"/>
+              <w:right w:type="dxa" w:w="80"/>
+            </w:tcMar>
+            <w:vAlign w:val="center"/>
+          </w:tcPr>
+          <w:p>
+            <w:pPr>
+              <w:jc w:val="center"/>
+            </w:pPr>
+            <w:r>
+              <w:rPr>
+                <w:rFonts w:ascii="Arial" w:cs="Arial" w:eastAsia="Arial" w:hAnsi="Arial"/>
+                <w:b/>
+                <w:bCs/>
+                <w:color w:val="C9A227"/>
+                <w:sz w:val="13"/>
+                <w:szCs w:val="13"/>
+              </w:rPr>
+              <w:t xml:space="preserve">LOAD</w:t>
+            </w:r>
+          </w:p>
+        </w:tc>
+        <w:tc>
+          <w:tcPr>
+            <w:tcW w:type="dxa" w:w="540"/>
+            <w:tcBorders>
+              <w:top w:val="none" w:color="FFFFFF" w:sz="0"/>
+              <w:left w:val="none" w:color="FFFFFF" w:sz="0"/>
+              <w:bottom w:val="none" w:color="FFFFFF" w:sz="0"/>
+              <w:right w:val="none" w:color="FFFFFF" w:sz="0"/>
+            </w:tcBorders>
+            <w:shd w:fill="F5E8C0" w:color="auto" w:val="clear"/>
+            <w:tcMar>
+              <w:top w:type="dxa" w:w="40"/>
+              <w:left w:type="dxa" w:w="80"/>
+              <w:bottom w:type="dxa" w:w="40"/>
+              <w:right w:type="dxa" w:w="80"/>
+            </w:tcMar>
+            <w:vAlign w:val="center"/>
+          </w:tcPr>
+          <w:p>
+            <w:pPr>
+              <w:jc w:val="center"/>
+            </w:pPr>
+            <w:r>
+              <w:rPr>
+                <w:rFonts w:ascii="Arial" w:cs="Arial" w:eastAsia="Arial" w:hAnsi="Arial"/>
+                <w:b/>
+                <w:bCs/>
+                <w:color w:val="C9A227"/>
+                <w:sz w:val="13"/>
+                <w:szCs w:val="13"/>
+              </w:rPr>
+              <w:t xml:space="preserve">TEMPO</w:t>
+            </w:r>
+          </w:p>
+        </w:tc>
+        <w:tc>
+          <w:tcPr>
+            <w:tcW w:type="dxa" w:w="440"/>
+            <w:tcBorders>
+              <w:top w:val="none" w:color="FFFFFF" w:sz="0"/>
+              <w:left w:val="none" w:color="FFFFFF" w:sz="0"/>
+              <w:bottom w:val="none" w:color="FFFFFF" w:sz="0"/>
+              <w:right w:val="none" w:color="FFFFFF" w:sz="0"/>
+            </w:tcBorders>
+            <w:shd w:fill="F5E8C0" w:color="auto" w:val="clear"/>
+            <w:tcMar>
+              <w:top w:type="dxa" w:w="40"/>
+              <w:left w:type="dxa" w:w="80"/>
+              <w:bottom w:type="dxa" w:w="40"/>
+              <w:right w:type="dxa" w:w="80"/>
+            </w:tcMar>
+            <w:vAlign w:val="center"/>
+          </w:tcPr>
+          <w:p>
+            <w:pPr>
+              <w:jc w:val="center"/>
+            </w:pPr>
+            <w:r>
+              <w:rPr>
+                <w:rFonts w:ascii="Arial" w:cs="Arial" w:eastAsia="Arial" w:hAnsi="Arial"/>
+                <w:b/>
+                <w:bCs/>
+                <w:color w:val="C9A227"/>
+                <w:sz w:val="13"/>
+                <w:szCs w:val="13"/>
+              </w:rPr>
+              <w:t xml:space="preserve">REST</w:t>
+            </w:r>
+          </w:p>
+        </w:tc>
+        <w:tc>
+          <w:tcPr>
+            <w:tcW w:type="dxa" w:w="5580"/>
+            <w:tcBorders>
+              <w:top w:val="none" w:color="FFFFFF" w:sz="0"/>
+              <w:left w:val="none" w:color="FFFFFF" w:sz="0"/>
+              <w:bottom w:val="none" w:color="FFFFFF" w:sz="0"/>
+              <w:right w:val="none" w:color="FFFFFF" w:sz="0"/>
+            </w:tcBorders>
+            <w:shd w:fill="F5E8C0" w:color="auto" w:val="clear"/>
+            <w:tcMar>
+              <w:top w:type="dxa" w:w="40"/>
+              <w:left w:type="dxa" w:w="80"/>
+              <w:bottom w:type="dxa" w:w="40"/>
+              <w:right w:type="dxa" w:w="80"/>
+            </w:tcMar>
+            <w:vAlign w:val="center"/>
+          </w:tcPr>
+          <w:p>
+            <w:pPr>
+              <w:jc w:val="left"/>
+            </w:pPr>
+            <w:r>
+              <w:rPr>
+                <w:rFonts w:ascii="Arial" w:cs="Arial" w:eastAsia="Arial" w:hAnsi="Arial"/>
+                <w:b/>
+                <w:bCs/>
+                <w:color w:val="C9A227"/>
+                <w:sz w:val="15"/>
+                <w:szCs w:val="15"/>
+              </w:rPr>
+              <w:t xml:space="preserve">COACHING CUE</w:t>
+            </w:r>
+          </w:p>
+        </w:tc>
+      </w:tr>
+      <w:tr>
+        <w:tc>
+          <w:tcPr>
+            <w:tcW w:type="dxa" w:w="2400"/>
+            <w:tcBorders>
+              <w:top w:val="none" w:color="FFFFFF" w:sz="0"/>
+              <w:left w:val="none" w:color="FFFFFF" w:sz="0"/>
+              <w:bottom w:val="none" w:color="FFFFFF" w:sz="0"/>
+              <w:right w:val="none" w:color="FFFFFF" w:sz="0"/>
+            </w:tcBorders>
+            <w:shd w:fill="FAF3E0" w:color="auto" w:val="clear"/>
             <w:tcMar>
               <w:top w:type="dxa" w:w="40"/>
               <w:left w:type="dxa" w:w="80"/>
@@ -13814,7 +15366,562 @@
                 <w:sz w:val="18"/>
                 <w:szCs w:val="18"/>
               </w:rPr>
-              <w:t xml:space="preserve">Single-Leg RDL (Left Lead)</w:t>
+              <w:t xml:space="preserve">DB Hip Thrust (Shoulders on Bench)</w:t>
+            </w:r>
+          </w:p>
+        </w:tc>
+        <w:tc>
+          <w:tcPr>
+            <w:tcW w:type="dxa" w:w="380"/>
+            <w:tcBorders>
+              <w:top w:val="none" w:color="FFFFFF" w:sz="0"/>
+              <w:left w:val="none" w:color="FFFFFF" w:sz="0"/>
+              <w:bottom w:val="none" w:color="FFFFFF" w:sz="0"/>
+              <w:right w:val="none" w:color="FFFFFF" w:sz="0"/>
+            </w:tcBorders>
+            <w:shd w:fill="FAF3E0" w:color="auto" w:val="clear"/>
+            <w:tcMar>
+              <w:top w:type="dxa" w:w="40"/>
+              <w:left w:type="dxa" w:w="80"/>
+              <w:bottom w:type="dxa" w:w="40"/>
+              <w:right w:type="dxa" w:w="80"/>
+            </w:tcMar>
+            <w:vAlign w:val="center"/>
+          </w:tcPr>
+          <w:p>
+            <w:pPr>
+              <w:jc w:val="center"/>
+            </w:pPr>
+            <w:r>
+              <w:rPr>
+                <w:rFonts w:ascii="Arial" w:cs="Arial" w:eastAsia="Arial" w:hAnsi="Arial"/>
+                <w:color w:val="6B6B6B"/>
+                <w:sz w:val="15"/>
+                <w:szCs w:val="15"/>
+              </w:rPr>
+              <w:t xml:space="preserve">4</w:t>
+            </w:r>
+          </w:p>
+        </w:tc>
+        <w:tc>
+          <w:tcPr>
+            <w:tcW w:type="dxa" w:w="420"/>
+            <w:tcBorders>
+              <w:top w:val="none" w:color="FFFFFF" w:sz="0"/>
+              <w:left w:val="none" w:color="FFFFFF" w:sz="0"/>
+              <w:bottom w:val="none" w:color="FFFFFF" w:sz="0"/>
+              <w:right w:val="none" w:color="FFFFFF" w:sz="0"/>
+            </w:tcBorders>
+            <w:shd w:fill="FAF3E0" w:color="auto" w:val="clear"/>
+            <w:tcMar>
+              <w:top w:type="dxa" w:w="40"/>
+              <w:left w:type="dxa" w:w="80"/>
+              <w:bottom w:type="dxa" w:w="40"/>
+              <w:right w:type="dxa" w:w="80"/>
+            </w:tcMar>
+            <w:vAlign w:val="center"/>
+          </w:tcPr>
+          <w:p>
+            <w:pPr>
+              <w:jc w:val="center"/>
+            </w:pPr>
+            <w:r>
+              <w:rPr>
+                <w:rFonts w:ascii="Arial" w:cs="Arial" w:eastAsia="Arial" w:hAnsi="Arial"/>
+                <w:color w:val="6B6B6B"/>
+                <w:sz w:val="15"/>
+                <w:szCs w:val="15"/>
+              </w:rPr>
+              <w:t xml:space="preserve">10―12</w:t>
+            </w:r>
+          </w:p>
+        </w:tc>
+        <w:tc>
+          <w:tcPr>
+            <w:tcW w:type="dxa" w:w="680"/>
+            <w:tcBorders>
+              <w:top w:val="none" w:color="FFFFFF" w:sz="0"/>
+              <w:left w:val="none" w:color="FFFFFF" w:sz="0"/>
+              <w:bottom w:val="none" w:color="FFFFFF" w:sz="0"/>
+              <w:right w:val="none" w:color="FFFFFF" w:sz="0"/>
+            </w:tcBorders>
+            <w:shd w:fill="FAF3E0" w:color="auto" w:val="clear"/>
+            <w:tcMar>
+              <w:top w:type="dxa" w:w="40"/>
+              <w:left w:type="dxa" w:w="80"/>
+              <w:bottom w:type="dxa" w:w="40"/>
+              <w:right w:type="dxa" w:w="80"/>
+            </w:tcMar>
+            <w:vAlign w:val="center"/>
+          </w:tcPr>
+          <w:p>
+            <w:pPr>
+              <w:jc w:val="center"/>
+            </w:pPr>
+            <w:r>
+              <w:rPr>
+                <w:rFonts w:ascii="Arial" w:cs="Arial" w:eastAsia="Arial" w:hAnsi="Arial"/>
+                <w:color w:val="6B6B6B"/>
+                <w:sz w:val="15"/>
+                <w:szCs w:val="15"/>
+              </w:rPr>
+              <w:t xml:space="preserve">45―50 lbs</w:t>
+            </w:r>
+          </w:p>
+        </w:tc>
+        <w:tc>
+          <w:tcPr>
+            <w:tcW w:type="dxa" w:w="540"/>
+            <w:tcBorders>
+              <w:top w:val="none" w:color="FFFFFF" w:sz="0"/>
+              <w:left w:val="none" w:color="FFFFFF" w:sz="0"/>
+              <w:bottom w:val="none" w:color="FFFFFF" w:sz="0"/>
+              <w:right w:val="none" w:color="FFFFFF" w:sz="0"/>
+            </w:tcBorders>
+            <w:shd w:fill="FAF3E0" w:color="auto" w:val="clear"/>
+            <w:tcMar>
+              <w:top w:type="dxa" w:w="40"/>
+              <w:left w:type="dxa" w:w="80"/>
+              <w:bottom w:type="dxa" w:w="40"/>
+              <w:right w:type="dxa" w:w="80"/>
+            </w:tcMar>
+            <w:vAlign w:val="center"/>
+          </w:tcPr>
+          <w:p>
+            <w:pPr>
+              <w:jc w:val="center"/>
+            </w:pPr>
+            <w:r>
+              <w:rPr>
+                <w:rFonts w:ascii="Arial" w:cs="Arial" w:eastAsia="Arial" w:hAnsi="Arial"/>
+                <w:color w:val="6B6B6B"/>
+                <w:sz w:val="15"/>
+                <w:szCs w:val="15"/>
+              </w:rPr>
+              <w:t xml:space="preserve">2-2-1</w:t>
+            </w:r>
+          </w:p>
+        </w:tc>
+        <w:tc>
+          <w:tcPr>
+            <w:tcW w:type="dxa" w:w="440"/>
+            <w:tcBorders>
+              <w:top w:val="none" w:color="FFFFFF" w:sz="0"/>
+              <w:left w:val="none" w:color="FFFFFF" w:sz="0"/>
+              <w:bottom w:val="none" w:color="FFFFFF" w:sz="0"/>
+              <w:right w:val="none" w:color="FFFFFF" w:sz="0"/>
+            </w:tcBorders>
+            <w:shd w:fill="FAF3E0" w:color="auto" w:val="clear"/>
+            <w:tcMar>
+              <w:top w:type="dxa" w:w="40"/>
+              <w:left w:type="dxa" w:w="80"/>
+              <w:bottom w:type="dxa" w:w="40"/>
+              <w:right w:type="dxa" w:w="80"/>
+            </w:tcMar>
+            <w:vAlign w:val="center"/>
+          </w:tcPr>
+          <w:p>
+            <w:pPr>
+              <w:jc w:val="center"/>
+            </w:pPr>
+            <w:r>
+              <w:rPr>
+                <w:rFonts w:ascii="Arial" w:cs="Arial" w:eastAsia="Arial" w:hAnsi="Arial"/>
+                <w:color w:val="6B6B6B"/>
+                <w:sz w:val="15"/>
+                <w:szCs w:val="15"/>
+              </w:rPr>
+              <w:t xml:space="preserve">60s</w:t>
+            </w:r>
+          </w:p>
+        </w:tc>
+        <w:tc>
+          <w:tcPr>
+            <w:tcW w:type="dxa" w:w="5580"/>
+            <w:tcBorders>
+              <w:top w:val="none" w:color="FFFFFF" w:sz="0"/>
+              <w:left w:val="none" w:color="FFFFFF" w:sz="0"/>
+              <w:bottom w:val="none" w:color="FFFFFF" w:sz="0"/>
+              <w:right w:val="none" w:color="FFFFFF" w:sz="0"/>
+            </w:tcBorders>
+            <w:shd w:fill="FAF3E0" w:color="auto" w:val="clear"/>
+            <w:tcMar>
+              <w:top w:type="dxa" w:w="40"/>
+              <w:left w:type="dxa" w:w="80"/>
+              <w:bottom w:type="dxa" w:w="40"/>
+              <w:right w:type="dxa" w:w="80"/>
+            </w:tcMar>
+            <w:vAlign w:val="center"/>
+          </w:tcPr>
+          <w:p>
+            <w:r>
+              <w:rPr>
+                <w:rFonts w:ascii="Arial" w:cs="Arial" w:eastAsia="Arial" w:hAnsi="Arial"/>
+                <w:color w:val="6B6B6B"/>
+                <w:sz w:val="17"/>
+                <w:szCs w:val="17"/>
+              </w:rPr>
+              <w:t xml:space="preserve">Shoulders on the bench, one DB across the hips (fold a towel under it), drive through heels. Hold squeeze 2 seconds at top. If the rack tops out below the target, slow the tempo and add reps to the same RIR.</w:t>
+            </w:r>
+            <w:r>
+              <w:rPr>
+                <w:rFonts w:ascii="Arial" w:cs="Arial" w:eastAsia="Arial" w:hAnsi="Arial"/>
+                <w:i/>
+                <w:iCs/>
+                <w:color w:val="00695C"/>
+                <w:sz w:val="14"/>
+                <w:szCs w:val="14"/>
+              </w:rPr>
+              <w:t xml:space="preserve">  2 RIR</w:t>
+            </w:r>
+          </w:p>
+        </w:tc>
+      </w:tr>
+    </w:tbl>
+    <w:p>
+      <w:pPr>
+        <w:spacing w:after="100"/>
+      </w:pPr>
+    </w:p>
+    <w:p>
+      <w:pPr>
+        <w:spacing w:after="60" w:before="120"/>
+      </w:pPr>
+      <w:r>
+        <w:rPr>
+          <w:rFonts w:ascii="Arial" w:cs="Arial" w:eastAsia="Arial" w:hAnsi="Arial"/>
+          <w:b/>
+          <w:bCs/>
+          <w:color w:val="C9A227"/>
+          <w:sz w:val="17"/>
+          <w:szCs w:val="17"/>
+        </w:rPr>
+        <w:t xml:space="preserve">E — FULL-BODY INTEGRATION — FARMER CARRY (LIGHT)</w:t>
+      </w:r>
+    </w:p>
+    <w:p>
+      <w:pPr>
+        <w:spacing w:after="80"/>
+      </w:pPr>
+      <w:r>
+        <w:rPr>
+          <w:rFonts w:ascii="Arial" w:cs="Arial" w:eastAsia="Arial" w:hAnsi="Arial"/>
+          <w:b/>
+          <w:bCs/>
+          <w:color w:val="C9A227"/>
+          <w:sz w:val="17"/>
+          <w:szCs w:val="17"/>
+        </w:rPr>
+        <w:t xml:space="preserve">Why:  </w:t>
+      </w:r>
+      <w:r>
+        <w:rPr>
+          <w:rFonts w:ascii="Arial" w:cs="Arial" w:eastAsia="Arial" w:hAnsi="Arial"/>
+          <w:color w:val="2C2C2C"/>
+          <w:sz w:val="17"/>
+          <w:szCs w:val="17"/>
+        </w:rPr>
+        <w:t xml:space="preserve">The closing compound: a short, light farmer carry integrates the day's brace and hip work into upright gait — deliberately below Friday's working carry loads. The pickup is a hinge: the same stop-signal governs it, and the set ends there if the back speaks up. Tight floor space? March in place under the load for 30–40 seconds instead.</w:t>
+      </w:r>
+    </w:p>
+    <w:tbl>
+      <w:tblPr>
+        <w:tblW w:type="dxa" w:w="10440"/>
+        <w:tblBorders>
+          <w:top w:val="none" w:color="FFFFFF" w:sz="0"/>
+          <w:left w:val="none" w:color="FFFFFF" w:sz="0"/>
+          <w:bottom w:val="none" w:color="FFFFFF" w:sz="0"/>
+          <w:right w:val="none" w:color="FFFFFF" w:sz="0"/>
+          <w:insideH w:val="single" w:color="auto" w:sz="4"/>
+          <w:insideV w:val="single" w:color="auto" w:sz="4"/>
+        </w:tblBorders>
+      </w:tblPr>
+      <w:tblGrid>
+        <w:gridCol w:w="2400"/>
+        <w:gridCol w:w="380"/>
+        <w:gridCol w:w="420"/>
+        <w:gridCol w:w="680"/>
+        <w:gridCol w:w="540"/>
+        <w:gridCol w:w="440"/>
+        <w:gridCol w:w="5580"/>
+      </w:tblGrid>
+      <w:tr>
+        <w:tc>
+          <w:tcPr>
+            <w:tcW w:type="dxa" w:w="2400"/>
+            <w:tcBorders>
+              <w:top w:val="none" w:color="FFFFFF" w:sz="0"/>
+              <w:left w:val="none" w:color="FFFFFF" w:sz="0"/>
+              <w:bottom w:val="none" w:color="FFFFFF" w:sz="0"/>
+              <w:right w:val="none" w:color="FFFFFF" w:sz="0"/>
+            </w:tcBorders>
+            <w:shd w:fill="F5E8C0" w:color="auto" w:val="clear"/>
+            <w:tcMar>
+              <w:top w:type="dxa" w:w="40"/>
+              <w:left w:type="dxa" w:w="80"/>
+              <w:bottom w:type="dxa" w:w="40"/>
+              <w:right w:type="dxa" w:w="80"/>
+            </w:tcMar>
+            <w:vAlign w:val="center"/>
+          </w:tcPr>
+          <w:p>
+            <w:pPr>
+              <w:jc w:val="left"/>
+            </w:pPr>
+            <w:r>
+              <w:rPr>
+                <w:rFonts w:ascii="Arial" w:cs="Arial" w:eastAsia="Arial" w:hAnsi="Arial"/>
+                <w:b/>
+                <w:bCs/>
+                <w:color w:val="C9A227"/>
+                <w:sz w:val="15"/>
+                <w:szCs w:val="15"/>
+              </w:rPr>
+              <w:t xml:space="preserve">EXERCISE</w:t>
+            </w:r>
+          </w:p>
+        </w:tc>
+        <w:tc>
+          <w:tcPr>
+            <w:tcW w:type="dxa" w:w="380"/>
+            <w:tcBorders>
+              <w:top w:val="none" w:color="FFFFFF" w:sz="0"/>
+              <w:left w:val="none" w:color="FFFFFF" w:sz="0"/>
+              <w:bottom w:val="none" w:color="FFFFFF" w:sz="0"/>
+              <w:right w:val="none" w:color="FFFFFF" w:sz="0"/>
+            </w:tcBorders>
+            <w:shd w:fill="F5E8C0" w:color="auto" w:val="clear"/>
+            <w:tcMar>
+              <w:top w:type="dxa" w:w="40"/>
+              <w:left w:type="dxa" w:w="80"/>
+              <w:bottom w:type="dxa" w:w="40"/>
+              <w:right w:type="dxa" w:w="80"/>
+            </w:tcMar>
+            <w:vAlign w:val="center"/>
+          </w:tcPr>
+          <w:p>
+            <w:pPr>
+              <w:jc w:val="center"/>
+            </w:pPr>
+            <w:r>
+              <w:rPr>
+                <w:rFonts w:ascii="Arial" w:cs="Arial" w:eastAsia="Arial" w:hAnsi="Arial"/>
+                <w:b/>
+                <w:bCs/>
+                <w:color w:val="C9A227"/>
+                <w:sz w:val="13"/>
+                <w:szCs w:val="13"/>
+              </w:rPr>
+              <w:t xml:space="preserve">SETS</w:t>
+            </w:r>
+          </w:p>
+        </w:tc>
+        <w:tc>
+          <w:tcPr>
+            <w:tcW w:type="dxa" w:w="420"/>
+            <w:tcBorders>
+              <w:top w:val="none" w:color="FFFFFF" w:sz="0"/>
+              <w:left w:val="none" w:color="FFFFFF" w:sz="0"/>
+              <w:bottom w:val="none" w:color="FFFFFF" w:sz="0"/>
+              <w:right w:val="none" w:color="FFFFFF" w:sz="0"/>
+            </w:tcBorders>
+            <w:shd w:fill="F5E8C0" w:color="auto" w:val="clear"/>
+            <w:tcMar>
+              <w:top w:type="dxa" w:w="40"/>
+              <w:left w:type="dxa" w:w="80"/>
+              <w:bottom w:type="dxa" w:w="40"/>
+              <w:right w:type="dxa" w:w="80"/>
+            </w:tcMar>
+            <w:vAlign w:val="center"/>
+          </w:tcPr>
+          <w:p>
+            <w:pPr>
+              <w:jc w:val="center"/>
+            </w:pPr>
+            <w:r>
+              <w:rPr>
+                <w:rFonts w:ascii="Arial" w:cs="Arial" w:eastAsia="Arial" w:hAnsi="Arial"/>
+                <w:b/>
+                <w:bCs/>
+                <w:color w:val="C9A227"/>
+                <w:sz w:val="13"/>
+                <w:szCs w:val="13"/>
+              </w:rPr>
+              <w:t xml:space="preserve">REPS</w:t>
+            </w:r>
+          </w:p>
+        </w:tc>
+        <w:tc>
+          <w:tcPr>
+            <w:tcW w:type="dxa" w:w="680"/>
+            <w:tcBorders>
+              <w:top w:val="none" w:color="FFFFFF" w:sz="0"/>
+              <w:left w:val="none" w:color="FFFFFF" w:sz="0"/>
+              <w:bottom w:val="none" w:color="FFFFFF" w:sz="0"/>
+              <w:right w:val="none" w:color="FFFFFF" w:sz="0"/>
+            </w:tcBorders>
+            <w:shd w:fill="F5E8C0" w:color="auto" w:val="clear"/>
+            <w:tcMar>
+              <w:top w:type="dxa" w:w="40"/>
+              <w:left w:type="dxa" w:w="80"/>
+              <w:bottom w:type="dxa" w:w="40"/>
+              <w:right w:type="dxa" w:w="80"/>
+            </w:tcMar>
+            <w:vAlign w:val="center"/>
+          </w:tcPr>
+          <w:p>
+            <w:pPr>
+              <w:jc w:val="center"/>
+            </w:pPr>
+            <w:r>
+              <w:rPr>
+                <w:rFonts w:ascii="Arial" w:cs="Arial" w:eastAsia="Arial" w:hAnsi="Arial"/>
+                <w:b/>
+                <w:bCs/>
+                <w:color w:val="C9A227"/>
+                <w:sz w:val="13"/>
+                <w:szCs w:val="13"/>
+              </w:rPr>
+              <w:t xml:space="preserve">LOAD</w:t>
+            </w:r>
+          </w:p>
+        </w:tc>
+        <w:tc>
+          <w:tcPr>
+            <w:tcW w:type="dxa" w:w="540"/>
+            <w:tcBorders>
+              <w:top w:val="none" w:color="FFFFFF" w:sz="0"/>
+              <w:left w:val="none" w:color="FFFFFF" w:sz="0"/>
+              <w:bottom w:val="none" w:color="FFFFFF" w:sz="0"/>
+              <w:right w:val="none" w:color="FFFFFF" w:sz="0"/>
+            </w:tcBorders>
+            <w:shd w:fill="F5E8C0" w:color="auto" w:val="clear"/>
+            <w:tcMar>
+              <w:top w:type="dxa" w:w="40"/>
+              <w:left w:type="dxa" w:w="80"/>
+              <w:bottom w:type="dxa" w:w="40"/>
+              <w:right w:type="dxa" w:w="80"/>
+            </w:tcMar>
+            <w:vAlign w:val="center"/>
+          </w:tcPr>
+          <w:p>
+            <w:pPr>
+              <w:jc w:val="center"/>
+            </w:pPr>
+            <w:r>
+              <w:rPr>
+                <w:rFonts w:ascii="Arial" w:cs="Arial" w:eastAsia="Arial" w:hAnsi="Arial"/>
+                <w:b/>
+                <w:bCs/>
+                <w:color w:val="C9A227"/>
+                <w:sz w:val="13"/>
+                <w:szCs w:val="13"/>
+              </w:rPr>
+              <w:t xml:space="preserve">TEMPO</w:t>
+            </w:r>
+          </w:p>
+        </w:tc>
+        <w:tc>
+          <w:tcPr>
+            <w:tcW w:type="dxa" w:w="440"/>
+            <w:tcBorders>
+              <w:top w:val="none" w:color="FFFFFF" w:sz="0"/>
+              <w:left w:val="none" w:color="FFFFFF" w:sz="0"/>
+              <w:bottom w:val="none" w:color="FFFFFF" w:sz="0"/>
+              <w:right w:val="none" w:color="FFFFFF" w:sz="0"/>
+            </w:tcBorders>
+            <w:shd w:fill="F5E8C0" w:color="auto" w:val="clear"/>
+            <w:tcMar>
+              <w:top w:type="dxa" w:w="40"/>
+              <w:left w:type="dxa" w:w="80"/>
+              <w:bottom w:type="dxa" w:w="40"/>
+              <w:right w:type="dxa" w:w="80"/>
+            </w:tcMar>
+            <w:vAlign w:val="center"/>
+          </w:tcPr>
+          <w:p>
+            <w:pPr>
+              <w:jc w:val="center"/>
+            </w:pPr>
+            <w:r>
+              <w:rPr>
+                <w:rFonts w:ascii="Arial" w:cs="Arial" w:eastAsia="Arial" w:hAnsi="Arial"/>
+                <w:b/>
+                <w:bCs/>
+                <w:color w:val="C9A227"/>
+                <w:sz w:val="13"/>
+                <w:szCs w:val="13"/>
+              </w:rPr>
+              <w:t xml:space="preserve">REST</w:t>
+            </w:r>
+          </w:p>
+        </w:tc>
+        <w:tc>
+          <w:tcPr>
+            <w:tcW w:type="dxa" w:w="5580"/>
+            <w:tcBorders>
+              <w:top w:val="none" w:color="FFFFFF" w:sz="0"/>
+              <w:left w:val="none" w:color="FFFFFF" w:sz="0"/>
+              <w:bottom w:val="none" w:color="FFFFFF" w:sz="0"/>
+              <w:right w:val="none" w:color="FFFFFF" w:sz="0"/>
+            </w:tcBorders>
+            <w:shd w:fill="F5E8C0" w:color="auto" w:val="clear"/>
+            <w:tcMar>
+              <w:top w:type="dxa" w:w="40"/>
+              <w:left w:type="dxa" w:w="80"/>
+              <w:bottom w:type="dxa" w:w="40"/>
+              <w:right w:type="dxa" w:w="80"/>
+            </w:tcMar>
+            <w:vAlign w:val="center"/>
+          </w:tcPr>
+          <w:p>
+            <w:pPr>
+              <w:jc w:val="left"/>
+            </w:pPr>
+            <w:r>
+              <w:rPr>
+                <w:rFonts w:ascii="Arial" w:cs="Arial" w:eastAsia="Arial" w:hAnsi="Arial"/>
+                <w:b/>
+                <w:bCs/>
+                <w:color w:val="C9A227"/>
+                <w:sz w:val="15"/>
+                <w:szCs w:val="15"/>
+              </w:rPr>
+              <w:t xml:space="preserve">COACHING CUE</w:t>
+            </w:r>
+          </w:p>
+        </w:tc>
+      </w:tr>
+      <w:tr>
+        <w:tc>
+          <w:tcPr>
+            <w:tcW w:type="dxa" w:w="2400"/>
+            <w:tcBorders>
+              <w:top w:val="none" w:color="FFFFFF" w:sz="0"/>
+              <w:left w:val="none" w:color="FFFFFF" w:sz="0"/>
+              <w:bottom w:val="none" w:color="FFFFFF" w:sz="0"/>
+              <w:right w:val="none" w:color="FFFFFF" w:sz="0"/>
+            </w:tcBorders>
+            <w:shd w:fill="FAF3E0" w:color="auto" w:val="clear"/>
+            <w:tcMar>
+              <w:top w:type="dxa" w:w="40"/>
+              <w:left w:type="dxa" w:w="80"/>
+              <w:bottom w:type="dxa" w:w="40"/>
+              <w:right w:type="dxa" w:w="80"/>
+            </w:tcMar>
+            <w:vAlign w:val="center"/>
+          </w:tcPr>
+          <w:p>
+            <w:r>
+              <w:rPr>
+                <w:rFonts w:ascii="Arial" w:cs="Arial" w:eastAsia="Arial" w:hAnsi="Arial"/>
+                <w:b/>
+                <w:bCs/>
+                <w:color w:val="2C2C2C"/>
+                <w:sz w:val="18"/>
+                <w:szCs w:val="18"/>
+              </w:rPr>
+              <w:t xml:space="preserve">Farmer Carry (Light — Integration)</w:t>
             </w:r>
           </w:p>
           <w:p>
@@ -13827,7 +15934,7 @@
                 <w:sz w:val="14"/>
                 <w:szCs w:val="14"/>
               </w:rPr>
-              <w:t xml:space="preserve">Hinge stop-signal — back pain means STOP; regress to hinge-free squat patterns.</w:t>
+              <w:t xml:space="preserve">Hinge stop-signal governs the pickup — back pain means STOP.</w:t>
             </w:r>
           </w:p>
         </w:tc>
@@ -13840,27 +15947,27 @@
               <w:bottom w:val="none" w:color="FFFFFF" w:sz="0"/>
               <w:right w:val="none" w:color="FFFFFF" w:sz="0"/>
             </w:tcBorders>
-            <w:shd w:fill="FFFFFF" w:color="auto" w:val="clear"/>
-            <w:tcMar>
-              <w:top w:type="dxa" w:w="40"/>
-              <w:left w:type="dxa" w:w="80"/>
-              <w:bottom w:type="dxa" w:w="40"/>
-              <w:right w:type="dxa" w:w="80"/>
-            </w:tcMar>
-            <w:vAlign w:val="center"/>
-          </w:tcPr>
-          <w:p>
-            <w:pPr>
-              <w:jc w:val="center"/>
-            </w:pPr>
-            <w:r>
-              <w:rPr>
-                <w:rFonts w:ascii="Arial" w:cs="Arial" w:eastAsia="Arial" w:hAnsi="Arial"/>
-                <w:color w:val="6B6B6B"/>
-                <w:sz w:val="15"/>
-                <w:szCs w:val="15"/>
-              </w:rPr>
-              <w:t xml:space="preserve">3</w:t>
+            <w:shd w:fill="FAF3E0" w:color="auto" w:val="clear"/>
+            <w:tcMar>
+              <w:top w:type="dxa" w:w="40"/>
+              <w:left w:type="dxa" w:w="80"/>
+              <w:bottom w:type="dxa" w:w="40"/>
+              <w:right w:type="dxa" w:w="80"/>
+            </w:tcMar>
+            <w:vAlign w:val="center"/>
+          </w:tcPr>
+          <w:p>
+            <w:pPr>
+              <w:jc w:val="center"/>
+            </w:pPr>
+            <w:r>
+              <w:rPr>
+                <w:rFonts w:ascii="Arial" w:cs="Arial" w:eastAsia="Arial" w:hAnsi="Arial"/>
+                <w:color w:val="6B6B6B"/>
+                <w:sz w:val="15"/>
+                <w:szCs w:val="15"/>
+              </w:rPr>
+              <w:t xml:space="preserve">2</w:t>
             </w:r>
           </w:p>
         </w:tc>
@@ -13873,27 +15980,27 @@
               <w:bottom w:val="none" w:color="FFFFFF" w:sz="0"/>
               <w:right w:val="none" w:color="FFFFFF" w:sz="0"/>
             </w:tcBorders>
-            <w:shd w:fill="FFFFFF" w:color="auto" w:val="clear"/>
-            <w:tcMar>
-              <w:top w:type="dxa" w:w="40"/>
-              <w:left w:type="dxa" w:w="80"/>
-              <w:bottom w:type="dxa" w:w="40"/>
-              <w:right w:type="dxa" w:w="80"/>
-            </w:tcMar>
-            <w:vAlign w:val="center"/>
-          </w:tcPr>
-          <w:p>
-            <w:pPr>
-              <w:jc w:val="center"/>
-            </w:pPr>
-            <w:r>
-              <w:rPr>
-                <w:rFonts w:ascii="Arial" w:cs="Arial" w:eastAsia="Arial" w:hAnsi="Arial"/>
-                <w:color w:val="6B6B6B"/>
-                <w:sz w:val="15"/>
-                <w:szCs w:val="15"/>
-              </w:rPr>
-              <w:t xml:space="preserve">8 ea</w:t>
+            <w:shd w:fill="FAF3E0" w:color="auto" w:val="clear"/>
+            <w:tcMar>
+              <w:top w:type="dxa" w:w="40"/>
+              <w:left w:type="dxa" w:w="80"/>
+              <w:bottom w:type="dxa" w:w="40"/>
+              <w:right w:type="dxa" w:w="80"/>
+            </w:tcMar>
+            <w:vAlign w:val="center"/>
+          </w:tcPr>
+          <w:p>
+            <w:pPr>
+              <w:jc w:val="center"/>
+            </w:pPr>
+            <w:r>
+              <w:rPr>
+                <w:rFonts w:ascii="Arial" w:cs="Arial" w:eastAsia="Arial" w:hAnsi="Arial"/>
+                <w:color w:val="6B6B6B"/>
+                <w:sz w:val="15"/>
+                <w:szCs w:val="15"/>
+              </w:rPr>
+              <w:t xml:space="preserve">25–30 yds</w:t>
             </w:r>
           </w:p>
         </w:tc>
@@ -13906,27 +16013,27 @@
               <w:bottom w:val="none" w:color="FFFFFF" w:sz="0"/>
               <w:right w:val="none" w:color="FFFFFF" w:sz="0"/>
             </w:tcBorders>
-            <w:shd w:fill="FFFFFF" w:color="auto" w:val="clear"/>
-            <w:tcMar>
-              <w:top w:type="dxa" w:w="40"/>
-              <w:left w:type="dxa" w:w="80"/>
-              <w:bottom w:type="dxa" w:w="40"/>
-              <w:right w:type="dxa" w:w="80"/>
-            </w:tcMar>
-            <w:vAlign w:val="center"/>
-          </w:tcPr>
-          <w:p>
-            <w:pPr>
-              <w:jc w:val="center"/>
-            </w:pPr>
-            <w:r>
-              <w:rPr>
-                <w:rFonts w:ascii="Arial" w:cs="Arial" w:eastAsia="Arial" w:hAnsi="Arial"/>
-                <w:color w:val="6B6B6B"/>
-                <w:sz w:val="15"/>
-                <w:szCs w:val="15"/>
-              </w:rPr>
-              <w:t xml:space="preserve">12―17 lbs</w:t>
+            <w:shd w:fill="FAF3E0" w:color="auto" w:val="clear"/>
+            <w:tcMar>
+              <w:top w:type="dxa" w:w="40"/>
+              <w:left w:type="dxa" w:w="80"/>
+              <w:bottom w:type="dxa" w:w="40"/>
+              <w:right w:type="dxa" w:w="80"/>
+            </w:tcMar>
+            <w:vAlign w:val="center"/>
+          </w:tcPr>
+          <w:p>
+            <w:pPr>
+              <w:jc w:val="center"/>
+            </w:pPr>
+            <w:r>
+              <w:rPr>
+                <w:rFonts w:ascii="Arial" w:cs="Arial" w:eastAsia="Arial" w:hAnsi="Arial"/>
+                <w:color w:val="6B6B6B"/>
+                <w:sz w:val="15"/>
+                <w:szCs w:val="15"/>
+              </w:rPr>
+              <w:t xml:space="preserve">25–30 lbs/hand</w:t>
             </w:r>
           </w:p>
         </w:tc>
@@ -13939,27 +16046,27 @@
               <w:bottom w:val="none" w:color="FFFFFF" w:sz="0"/>
               <w:right w:val="none" w:color="FFFFFF" w:sz="0"/>
             </w:tcBorders>
-            <w:shd w:fill="FFFFFF" w:color="auto" w:val="clear"/>
-            <w:tcMar>
-              <w:top w:type="dxa" w:w="40"/>
-              <w:left w:type="dxa" w:w="80"/>
-              <w:bottom w:type="dxa" w:w="40"/>
-              <w:right w:type="dxa" w:w="80"/>
-            </w:tcMar>
-            <w:vAlign w:val="center"/>
-          </w:tcPr>
-          <w:p>
-            <w:pPr>
-              <w:jc w:val="center"/>
-            </w:pPr>
-            <w:r>
-              <w:rPr>
-                <w:rFonts w:ascii="Arial" w:cs="Arial" w:eastAsia="Arial" w:hAnsi="Arial"/>
-                <w:color w:val="6B6B6B"/>
-                <w:sz w:val="15"/>
-                <w:szCs w:val="15"/>
-              </w:rPr>
-              <w:t xml:space="preserve">3-1-1</w:t>
+            <w:shd w:fill="FAF3E0" w:color="auto" w:val="clear"/>
+            <w:tcMar>
+              <w:top w:type="dxa" w:w="40"/>
+              <w:left w:type="dxa" w:w="80"/>
+              <w:bottom w:type="dxa" w:w="40"/>
+              <w:right w:type="dxa" w:w="80"/>
+            </w:tcMar>
+            <w:vAlign w:val="center"/>
+          </w:tcPr>
+          <w:p>
+            <w:pPr>
+              <w:jc w:val="center"/>
+            </w:pPr>
+            <w:r>
+              <w:rPr>
+                <w:rFonts w:ascii="Arial" w:cs="Arial" w:eastAsia="Arial" w:hAnsi="Arial"/>
+                <w:color w:val="6B6B6B"/>
+                <w:sz w:val="15"/>
+                <w:szCs w:val="15"/>
+              </w:rPr>
+              <w:t xml:space="preserve">Controlled</w:t>
             </w:r>
           </w:p>
         </w:tc>
@@ -13972,7 +16079,7 @@
               <w:bottom w:val="none" w:color="FFFFFF" w:sz="0"/>
               <w:right w:val="none" w:color="FFFFFF" w:sz="0"/>
             </w:tcBorders>
-            <w:shd w:fill="FFFFFF" w:color="auto" w:val="clear"/>
+            <w:shd w:fill="FAF3E0" w:color="auto" w:val="clear"/>
             <w:tcMar>
               <w:top w:type="dxa" w:w="40"/>
               <w:left w:type="dxa" w:w="80"/>
@@ -14005,7 +16112,7 @@
               <w:bottom w:val="none" w:color="FFFFFF" w:sz="0"/>
               <w:right w:val="none" w:color="FFFFFF" w:sz="0"/>
             </w:tcBorders>
-            <w:shd w:fill="FFFFFF" w:color="auto" w:val="clear"/>
+            <w:shd w:fill="FAF3E0" w:color="auto" w:val="clear"/>
             <w:tcMar>
               <w:top w:type="dxa" w:w="40"/>
               <w:left w:type="dxa" w:w="80"/>
@@ -14022,18 +16129,7 @@
                 <w:sz w:val="17"/>
                 <w:szCs w:val="17"/>
               </w:rPr>
-              <w:t xml:space="preserve">LEFT leg first, all sets. Hinge from hip, hamstring stretch. Balance and unilateral hip control.</w:t>
-            </w:r>
-            <w:r>
-              <w:rPr>
-                <w:rFonts w:ascii="Arial" w:cs="Arial" w:eastAsia="Arial" w:hAnsi="Arial"/>
-                <w:i/>
-                <w:iCs/>
-                <w:color w:val="00695C"/>
-                <w:sz w:val="14"/>
-                <w:szCs w:val="14"/>
-              </w:rPr>
-              <w:t xml:space="preserve">  2 RIR</w:t>
+              <w:t xml:space="preserve">Hinge cleanly to lift, walk tall, hinge cleanly to set down. Quality over load.</w:t>
             </w:r>
           </w:p>
         </w:tc>
@@ -14362,7 +16458,7 @@
           <w:sz w:val="17"/>
           <w:szCs w:val="17"/>
         </w:rPr>
-        <w:t xml:space="preserve">Booty-band pull-aparts 2×15, arm circles, shoulder external rotation, cat-cow 10 reps, light DB warm-up press 2×10. Longer warm-up than usual — Friday loads are heavy.</w:t>
+        <w:t xml:space="preserve">Booty-band pull-aparts 2×15, arm circles, shoulder external rotation, cat-cow 10 reps. The DB press warm-up ramp opens Block A. Longer warm-up than usual — Friday loads are heavy.</w:t>
       </w:r>
     </w:p>
     <w:p>
@@ -14378,7 +16474,7 @@
           <w:sz w:val="17"/>
           <w:szCs w:val="17"/>
         </w:rPr>
-        <w:t xml:space="preserve">A — OVERHEAD &amp; PULL STRENGTH (90% EFFORT)</w:t>
+        <w:t xml:space="preserve">A — PRIMARY COMPOUND — OVERHEAD PRESS &amp; PULL (90% EFFORT)</w:t>
       </w:r>
     </w:p>
     <w:p>
@@ -14403,7 +16499,7 @@
           <w:sz w:val="17"/>
           <w:szCs w:val="17"/>
         </w:rPr>
-        <w:t xml:space="preserve">Baseline is 25 lbs ×3RM. At 90% effort: Week 1 = 22.5 lbs ×8. Week 2 = 22.5–25 lbs ×6–8. Week 3 = 25 lbs ×6. The Week 4 PR attempt (27.5 lbs ×3RM) waits for a studio session with a coach present — on the road, cap Friday at the Week 3 prescription. This is still the fastest-progressing lift in the plan.</w:t>
+        <w:t xml:space="preserve">Baseline is 25 lbs ×3RM. At 90% effort: Week 1 = 22.5 lbs ×8. Week 2 = 22.5–25 lbs ×6–8. Week 3 = 25 lbs ×6. The Week 4 PR attempt (27.5 lbs ×3RM) waits for a studio session with a coach present — on the road, cap Friday at the Week 3 prescription. This is still the fastest-progressing lift in the plan. If the day calls for a press variation: a seated DB press (strictest line) or a standing single-arm press at matched effort — the two-DB standing press stays the tracked lift. The warm-up ramp opens the block.</w:t>
       </w:r>
     </w:p>
     <w:tbl>
@@ -14703,7 +16799,7 @@
                 <w:sz w:val="18"/>
                 <w:szCs w:val="18"/>
               </w:rPr>
-              <w:t xml:space="preserve">Dumbbell Overhead Press (Heavy)</w:t>
+              <w:t xml:space="preserve">DB Press — Warm-Up Ramp</w:t>
             </w:r>
           </w:p>
         </w:tc>
@@ -14736,7 +16832,7 @@
                 <w:sz w:val="15"/>
                 <w:szCs w:val="15"/>
               </w:rPr>
-              <w:t xml:space="preserve">4</w:t>
+              <w:t xml:space="preserve">2</w:t>
             </w:r>
           </w:p>
         </w:tc>
@@ -14769,7 +16865,7 @@
                 <w:sz w:val="15"/>
                 <w:szCs w:val="15"/>
               </w:rPr>
-              <w:t xml:space="preserve">6–8</w:t>
+              <w:t xml:space="preserve">10</w:t>
             </w:r>
           </w:p>
         </w:tc>
@@ -14802,7 +16898,7 @@
                 <w:sz w:val="15"/>
                 <w:szCs w:val="15"/>
               </w:rPr>
-              <w:t xml:space="preserve">22.5–25 lbs/hand</w:t>
+              <w:t xml:space="preserve">Light DBs</w:t>
             </w:r>
           </w:p>
         </w:tc>
@@ -14835,7 +16931,7 @@
                 <w:sz w:val="15"/>
                 <w:szCs w:val="15"/>
               </w:rPr>
-              <w:t xml:space="preserve">2-1-1</w:t>
+              <w:t xml:space="preserve">Controlled</w:t>
             </w:r>
           </w:p>
         </w:tc>
@@ -14868,7 +16964,7 @@
                 <w:sz w:val="15"/>
                 <w:szCs w:val="15"/>
               </w:rPr>
-              <w:t xml:space="preserve">90s</w:t>
+              <w:t xml:space="preserve">30s</w:t>
             </w:r>
           </w:p>
         </w:tc>
@@ -14898,7 +16994,7 @@
                 <w:sz w:val="17"/>
                 <w:szCs w:val="17"/>
               </w:rPr>
-              <w:t xml:space="preserve">90% day = near-maximal load. Neutral grip. Press straight overhead. Lock out at top. Core rigid. Last 2 reps should be hard — but 2 stay in reserve, especially alone.</w:t>
+              <w:t xml:space="preserve">Priming only — light, crisp reps before the near-maximal working sets.</w:t>
             </w:r>
             <w:r>
               <w:rPr>
@@ -14909,7 +17005,7 @@
                 <w:sz w:val="14"/>
                 <w:szCs w:val="14"/>
               </w:rPr>
-              <w:t xml:space="preserve">  2 RIR — at this load, 2 RIR arrives early</w:t>
+              <w:t xml:space="preserve">  3+ RIR — ramp</w:t>
             </w:r>
           </w:p>
         </w:tc>
@@ -14943,7 +17039,7 @@
                 <w:sz w:val="18"/>
                 <w:szCs w:val="18"/>
               </w:rPr>
-              <w:t xml:space="preserve">Chest-Supported Incline DB Row</w:t>
+              <w:t xml:space="preserve">Dumbbell Overhead Press (Heavy)</w:t>
             </w:r>
           </w:p>
         </w:tc>
@@ -15009,7 +17105,7 @@
                 <w:sz w:val="15"/>
                 <w:szCs w:val="15"/>
               </w:rPr>
-              <w:t xml:space="preserve">8–10</w:t>
+              <w:t xml:space="preserve">6–8</w:t>
             </w:r>
           </w:p>
         </w:tc>
@@ -15042,7 +17138,7 @@
                 <w:sz w:val="15"/>
                 <w:szCs w:val="15"/>
               </w:rPr>
-              <w:t xml:space="preserve">25–30 lbs/hand</w:t>
+              <w:t xml:space="preserve">22.5–25 lbs/hand</w:t>
             </w:r>
           </w:p>
         </w:tc>
@@ -15075,7 +17171,7 @@
                 <w:sz w:val="15"/>
                 <w:szCs w:val="15"/>
               </w:rPr>
-              <w:t xml:space="preserve">3-1-1</w:t>
+              <w:t xml:space="preserve">2-1-1</w:t>
             </w:r>
           </w:p>
         </w:tc>
@@ -15138,7 +17234,7 @@
                 <w:sz w:val="17"/>
                 <w:szCs w:val="17"/>
               </w:rPr>
-              <w:t xml:space="preserve">Chest on the inclined bench (or strict bent-over row with a flat-back if the bench is flat-only — hinge pain rule applies). Both arms. The travel version of Friday’s heavy machine row — squeeze the blades hard.</w:t>
+              <w:t xml:space="preserve">90% day = near-maximal load. Neutral grip. Press straight overhead. Lock out at top. Core rigid. Last 2 reps should be hard — but 2 stay in reserve, especially alone.</w:t>
             </w:r>
             <w:r>
               <w:rPr>
@@ -15149,7 +17245,7 @@
                 <w:sz w:val="14"/>
                 <w:szCs w:val="14"/>
               </w:rPr>
-              <w:t xml:space="preserve">  2 RIR</w:t>
+              <w:t xml:space="preserve">  2 RIR — at this load, 2 RIR arrives early</w:t>
             </w:r>
           </w:p>
         </w:tc>
@@ -15183,6 +17279,246 @@
                 <w:sz w:val="18"/>
                 <w:szCs w:val="18"/>
               </w:rPr>
+              <w:t xml:space="preserve">Chest-Supported Incline DB Row</w:t>
+            </w:r>
+          </w:p>
+        </w:tc>
+        <w:tc>
+          <w:tcPr>
+            <w:tcW w:type="dxa" w:w="380"/>
+            <w:tcBorders>
+              <w:top w:val="none" w:color="FFFFFF" w:sz="0"/>
+              <w:left w:val="none" w:color="FFFFFF" w:sz="0"/>
+              <w:bottom w:val="none" w:color="FFFFFF" w:sz="0"/>
+              <w:right w:val="none" w:color="FFFFFF" w:sz="0"/>
+            </w:tcBorders>
+            <w:shd w:fill="FFF5F5" w:color="auto" w:val="clear"/>
+            <w:tcMar>
+              <w:top w:type="dxa" w:w="40"/>
+              <w:left w:type="dxa" w:w="80"/>
+              <w:bottom w:type="dxa" w:w="40"/>
+              <w:right w:type="dxa" w:w="80"/>
+            </w:tcMar>
+            <w:vAlign w:val="center"/>
+          </w:tcPr>
+          <w:p>
+            <w:pPr>
+              <w:jc w:val="center"/>
+            </w:pPr>
+            <w:r>
+              <w:rPr>
+                <w:rFonts w:ascii="Arial" w:cs="Arial" w:eastAsia="Arial" w:hAnsi="Arial"/>
+                <w:color w:val="6B6B6B"/>
+                <w:sz w:val="15"/>
+                <w:szCs w:val="15"/>
+              </w:rPr>
+              <w:t xml:space="preserve">4</w:t>
+            </w:r>
+          </w:p>
+        </w:tc>
+        <w:tc>
+          <w:tcPr>
+            <w:tcW w:type="dxa" w:w="420"/>
+            <w:tcBorders>
+              <w:top w:val="none" w:color="FFFFFF" w:sz="0"/>
+              <w:left w:val="none" w:color="FFFFFF" w:sz="0"/>
+              <w:bottom w:val="none" w:color="FFFFFF" w:sz="0"/>
+              <w:right w:val="none" w:color="FFFFFF" w:sz="0"/>
+            </w:tcBorders>
+            <w:shd w:fill="FFF5F5" w:color="auto" w:val="clear"/>
+            <w:tcMar>
+              <w:top w:type="dxa" w:w="40"/>
+              <w:left w:type="dxa" w:w="80"/>
+              <w:bottom w:type="dxa" w:w="40"/>
+              <w:right w:type="dxa" w:w="80"/>
+            </w:tcMar>
+            <w:vAlign w:val="center"/>
+          </w:tcPr>
+          <w:p>
+            <w:pPr>
+              <w:jc w:val="center"/>
+            </w:pPr>
+            <w:r>
+              <w:rPr>
+                <w:rFonts w:ascii="Arial" w:cs="Arial" w:eastAsia="Arial" w:hAnsi="Arial"/>
+                <w:color w:val="6B6B6B"/>
+                <w:sz w:val="15"/>
+                <w:szCs w:val="15"/>
+              </w:rPr>
+              <w:t xml:space="preserve">8–10</w:t>
+            </w:r>
+          </w:p>
+        </w:tc>
+        <w:tc>
+          <w:tcPr>
+            <w:tcW w:type="dxa" w:w="680"/>
+            <w:tcBorders>
+              <w:top w:val="none" w:color="FFFFFF" w:sz="0"/>
+              <w:left w:val="none" w:color="FFFFFF" w:sz="0"/>
+              <w:bottom w:val="none" w:color="FFFFFF" w:sz="0"/>
+              <w:right w:val="none" w:color="FFFFFF" w:sz="0"/>
+            </w:tcBorders>
+            <w:shd w:fill="FFF5F5" w:color="auto" w:val="clear"/>
+            <w:tcMar>
+              <w:top w:type="dxa" w:w="40"/>
+              <w:left w:type="dxa" w:w="80"/>
+              <w:bottom w:type="dxa" w:w="40"/>
+              <w:right w:type="dxa" w:w="80"/>
+            </w:tcMar>
+            <w:vAlign w:val="center"/>
+          </w:tcPr>
+          <w:p>
+            <w:pPr>
+              <w:jc w:val="center"/>
+            </w:pPr>
+            <w:r>
+              <w:rPr>
+                <w:rFonts w:ascii="Arial" w:cs="Arial" w:eastAsia="Arial" w:hAnsi="Arial"/>
+                <w:color w:val="6B6B6B"/>
+                <w:sz w:val="15"/>
+                <w:szCs w:val="15"/>
+              </w:rPr>
+              <w:t xml:space="preserve">25–30 lbs/hand</w:t>
+            </w:r>
+          </w:p>
+        </w:tc>
+        <w:tc>
+          <w:tcPr>
+            <w:tcW w:type="dxa" w:w="540"/>
+            <w:tcBorders>
+              <w:top w:val="none" w:color="FFFFFF" w:sz="0"/>
+              <w:left w:val="none" w:color="FFFFFF" w:sz="0"/>
+              <w:bottom w:val="none" w:color="FFFFFF" w:sz="0"/>
+              <w:right w:val="none" w:color="FFFFFF" w:sz="0"/>
+            </w:tcBorders>
+            <w:shd w:fill="FFF5F5" w:color="auto" w:val="clear"/>
+            <w:tcMar>
+              <w:top w:type="dxa" w:w="40"/>
+              <w:left w:type="dxa" w:w="80"/>
+              <w:bottom w:type="dxa" w:w="40"/>
+              <w:right w:type="dxa" w:w="80"/>
+            </w:tcMar>
+            <w:vAlign w:val="center"/>
+          </w:tcPr>
+          <w:p>
+            <w:pPr>
+              <w:jc w:val="center"/>
+            </w:pPr>
+            <w:r>
+              <w:rPr>
+                <w:rFonts w:ascii="Arial" w:cs="Arial" w:eastAsia="Arial" w:hAnsi="Arial"/>
+                <w:color w:val="6B6B6B"/>
+                <w:sz w:val="15"/>
+                <w:szCs w:val="15"/>
+              </w:rPr>
+              <w:t xml:space="preserve">3-1-1</w:t>
+            </w:r>
+          </w:p>
+        </w:tc>
+        <w:tc>
+          <w:tcPr>
+            <w:tcW w:type="dxa" w:w="440"/>
+            <w:tcBorders>
+              <w:top w:val="none" w:color="FFFFFF" w:sz="0"/>
+              <w:left w:val="none" w:color="FFFFFF" w:sz="0"/>
+              <w:bottom w:val="none" w:color="FFFFFF" w:sz="0"/>
+              <w:right w:val="none" w:color="FFFFFF" w:sz="0"/>
+            </w:tcBorders>
+            <w:shd w:fill="FFF5F5" w:color="auto" w:val="clear"/>
+            <w:tcMar>
+              <w:top w:type="dxa" w:w="40"/>
+              <w:left w:type="dxa" w:w="80"/>
+              <w:bottom w:type="dxa" w:w="40"/>
+              <w:right w:type="dxa" w:w="80"/>
+            </w:tcMar>
+            <w:vAlign w:val="center"/>
+          </w:tcPr>
+          <w:p>
+            <w:pPr>
+              <w:jc w:val="center"/>
+            </w:pPr>
+            <w:r>
+              <w:rPr>
+                <w:rFonts w:ascii="Arial" w:cs="Arial" w:eastAsia="Arial" w:hAnsi="Arial"/>
+                <w:color w:val="6B6B6B"/>
+                <w:sz w:val="15"/>
+                <w:szCs w:val="15"/>
+              </w:rPr>
+              <w:t xml:space="preserve">90s</w:t>
+            </w:r>
+          </w:p>
+        </w:tc>
+        <w:tc>
+          <w:tcPr>
+            <w:tcW w:type="dxa" w:w="5580"/>
+            <w:tcBorders>
+              <w:top w:val="none" w:color="FFFFFF" w:sz="0"/>
+              <w:left w:val="none" w:color="FFFFFF" w:sz="0"/>
+              <w:bottom w:val="none" w:color="FFFFFF" w:sz="0"/>
+              <w:right w:val="none" w:color="FFFFFF" w:sz="0"/>
+            </w:tcBorders>
+            <w:shd w:fill="FFF5F5" w:color="auto" w:val="clear"/>
+            <w:tcMar>
+              <w:top w:type="dxa" w:w="40"/>
+              <w:left w:type="dxa" w:w="80"/>
+              <w:bottom w:type="dxa" w:w="40"/>
+              <w:right w:type="dxa" w:w="80"/>
+            </w:tcMar>
+            <w:vAlign w:val="center"/>
+          </w:tcPr>
+          <w:p>
+            <w:r>
+              <w:rPr>
+                <w:rFonts w:ascii="Arial" w:cs="Arial" w:eastAsia="Arial" w:hAnsi="Arial"/>
+                <w:color w:val="6B6B6B"/>
+                <w:sz w:val="17"/>
+                <w:szCs w:val="17"/>
+              </w:rPr>
+              <w:t xml:space="preserve">Chest on the inclined bench (or strict bent-over row with a flat-back if the bench is flat-only — hinge pain rule applies). Both arms. The travel version of Friday’s heavy machine row — squeeze the blades hard.</w:t>
+            </w:r>
+            <w:r>
+              <w:rPr>
+                <w:rFonts w:ascii="Arial" w:cs="Arial" w:eastAsia="Arial" w:hAnsi="Arial"/>
+                <w:i/>
+                <w:iCs/>
+                <w:color w:val="00695C"/>
+                <w:sz w:val="14"/>
+                <w:szCs w:val="14"/>
+              </w:rPr>
+              <w:t xml:space="preserve">  2 RIR</w:t>
+            </w:r>
+          </w:p>
+        </w:tc>
+      </w:tr>
+      <w:tr>
+        <w:tc>
+          <w:tcPr>
+            <w:tcW w:type="dxa" w:w="2400"/>
+            <w:tcBorders>
+              <w:top w:val="none" w:color="FFFFFF" w:sz="0"/>
+              <w:left w:val="none" w:color="FFFFFF" w:sz="0"/>
+              <w:bottom w:val="none" w:color="FFFFFF" w:sz="0"/>
+              <w:right w:val="none" w:color="FFFFFF" w:sz="0"/>
+            </w:tcBorders>
+            <w:shd w:fill="FFFFFF" w:color="auto" w:val="clear"/>
+            <w:tcMar>
+              <w:top w:type="dxa" w:w="40"/>
+              <w:left w:type="dxa" w:w="80"/>
+              <w:bottom w:type="dxa" w:w="40"/>
+              <w:right w:type="dxa" w:w="80"/>
+            </w:tcMar>
+            <w:vAlign w:val="center"/>
+          </w:tcPr>
+          <w:p>
+            <w:r>
+              <w:rPr>
+                <w:rFonts w:ascii="Arial" w:cs="Arial" w:eastAsia="Arial" w:hAnsi="Arial"/>
+                <w:b/>
+                <w:bCs/>
+                <w:color w:val="2C2C2C"/>
+                <w:sz w:val="18"/>
+                <w:szCs w:val="18"/>
+              </w:rPr>
               <w:t xml:space="preserve">Heavy Single-Arm DB Row (Left First)</w:t>
             </w:r>
           </w:p>
@@ -15196,7 +17532,7 @@
               <w:bottom w:val="none" w:color="FFFFFF" w:sz="0"/>
               <w:right w:val="none" w:color="FFFFFF" w:sz="0"/>
             </w:tcBorders>
-            <w:shd w:fill="FFF5F5" w:color="auto" w:val="clear"/>
+            <w:shd w:fill="FFFFFF" w:color="auto" w:val="clear"/>
             <w:tcMar>
               <w:top w:type="dxa" w:w="40"/>
               <w:left w:type="dxa" w:w="80"/>
@@ -15229,7 +17565,7 @@
               <w:bottom w:val="none" w:color="FFFFFF" w:sz="0"/>
               <w:right w:val="none" w:color="FFFFFF" w:sz="0"/>
             </w:tcBorders>
-            <w:shd w:fill="FFF5F5" w:color="auto" w:val="clear"/>
+            <w:shd w:fill="FFFFFF" w:color="auto" w:val="clear"/>
             <w:tcMar>
               <w:top w:type="dxa" w:w="40"/>
               <w:left w:type="dxa" w:w="80"/>
@@ -15262,7 +17598,7 @@
               <w:bottom w:val="none" w:color="FFFFFF" w:sz="0"/>
               <w:right w:val="none" w:color="FFFFFF" w:sz="0"/>
             </w:tcBorders>
-            <w:shd w:fill="FFF5F5" w:color="auto" w:val="clear"/>
+            <w:shd w:fill="FFFFFF" w:color="auto" w:val="clear"/>
             <w:tcMar>
               <w:top w:type="dxa" w:w="40"/>
               <w:left w:type="dxa" w:w="80"/>
@@ -15295,7 +17631,7 @@
               <w:bottom w:val="none" w:color="FFFFFF" w:sz="0"/>
               <w:right w:val="none" w:color="FFFFFF" w:sz="0"/>
             </w:tcBorders>
-            <w:shd w:fill="FFF5F5" w:color="auto" w:val="clear"/>
+            <w:shd w:fill="FFFFFF" w:color="auto" w:val="clear"/>
             <w:tcMar>
               <w:top w:type="dxa" w:w="40"/>
               <w:left w:type="dxa" w:w="80"/>
@@ -15328,7 +17664,7 @@
               <w:bottom w:val="none" w:color="FFFFFF" w:sz="0"/>
               <w:right w:val="none" w:color="FFFFFF" w:sz="0"/>
             </w:tcBorders>
-            <w:shd w:fill="FFF5F5" w:color="auto" w:val="clear"/>
+            <w:shd w:fill="FFFFFF" w:color="auto" w:val="clear"/>
             <w:tcMar>
               <w:top w:type="dxa" w:w="40"/>
               <w:left w:type="dxa" w:w="80"/>
@@ -15361,7 +17697,7 @@
               <w:bottom w:val="none" w:color="FFFFFF" w:sz="0"/>
               <w:right w:val="none" w:color="FFFFFF" w:sz="0"/>
             </w:tcBorders>
-            <w:shd w:fill="FFF5F5" w:color="auto" w:val="clear"/>
+            <w:shd w:fill="FFFFFF" w:color="auto" w:val="clear"/>
             <w:tcMar>
               <w:top w:type="dxa" w:w="40"/>
               <w:left w:type="dxa" w:w="80"/>
@@ -15413,7 +17749,7 @@
           <w:sz w:val="17"/>
           <w:szCs w:val="17"/>
         </w:rPr>
-        <w:t xml:space="preserve">B — LOADED CARRY &amp; GRIP STRENGTH</w:t>
+        <w:t xml:space="preserve">B — SECONDARY COMPOUND — LOADED CARRY &amp; GRIP</w:t>
       </w:r>
     </w:p>
     <w:p>
@@ -15438,7 +17774,7 @@
           <w:sz w:val="17"/>
           <w:szCs w:val="17"/>
         </w:rPr>
-        <w:t xml:space="preserve">This is the confirmed working weight. Week 1: 35 lbs ×4 sets. Week 2: 40 lbs. Week 3: 45 lbs. Week 4: test 50 lbs. Progress as the hotel rack allows — if it stops at 50, that IS the Week 4 test. If floor space is tight, carry laps beside the treadmills or march in place under load for 30–40 seconds.</w:t>
+        <w:t xml:space="preserve">This is the confirmed working weight. Week 1: 35 lbs ×4 sets. Week 2: 40 lbs. Week 3: 45 lbs. Week 4: test 50 lbs. Progress as the hotel rack allows — if it stops at 50, that IS the Week 4 test. If floor space is tight, carry laps beside the treadmills or march in place under load for 30–40 seconds. When a variation suits the day, the suitcase carry (left lead) covers the same ground; the two-hand farmer carry stays the tracked movement.</w:t>
       </w:r>
     </w:p>
     <w:tbl>
@@ -16437,7 +18773,32 @@
           <w:sz w:val="17"/>
           <w:szCs w:val="17"/>
         </w:rPr>
-        <w:t xml:space="preserve">C — CORE, POSTURE &amp; PUSH-UP</w:t>
+        <w:t xml:space="preserve">C — FULL-BODY INTEGRATION — CORE, POSTURE &amp; PUSH-UP TEST</w:t>
+      </w:r>
+    </w:p>
+    <w:p>
+      <w:pPr>
+        <w:spacing w:after="80"/>
+      </w:pPr>
+      <w:r>
+        <w:rPr>
+          <w:rFonts w:ascii="Arial" w:cs="Arial" w:eastAsia="Arial" w:hAnsi="Arial"/>
+          <w:b/>
+          <w:bCs/>
+          <w:color w:val="C9A227"/>
+          <w:sz w:val="17"/>
+          <w:szCs w:val="17"/>
+        </w:rPr>
+        <w:t xml:space="preserve">Why:  </w:t>
+      </w:r>
+      <w:r>
+        <w:rPr>
+          <w:rFonts w:ascii="Arial" w:cs="Arial" w:eastAsia="Arial" w:hAnsi="Arial"/>
+          <w:color w:val="2C2C2C"/>
+          <w:sz w:val="17"/>
+          <w:szCs w:val="17"/>
+        </w:rPr>
+        <w:t xml:space="preserve">The closing block integrates the week's posture and brace work under direct demand — and ends on the one true test set of the week: the Friday push-up max, which runs anywhere.</w:t>
       </w:r>
     </w:p>
     <w:tbl>
@@ -23297,7 +25658,7 @@
           <w:sz w:val="17"/>
           <w:szCs w:val="17"/>
         </w:rPr>
-        <w:t xml:space="preserve">Travel weeks keep the studio progression clock running: push-up floor reps, plank and Copenhagen hold times, and carry loads all progress exactly as at the studio. DB lifts progress to the nearest available dumbbell at the prescribed RIR. The Week 4 strength reassessment and the OHP PR attempt happen at the studio, with a coach present — not alone on the road.</w:t>
+        <w:t xml:space="preserve">Travel weeks keep the studio progression clock running: push-up floor reps, plank and Copenhagen hold times, and carry loads all progress exactly as at the studio. DB lifts progress to the nearest available dumbbell at the prescribed RIR. The Week 4 strength reassessment and the OHP PR attempt happen at the studio, with a coach present — not alone on the road. Week 5 that follows is the planned deload ("reload") week wherever it lands — sets roughly halved, 50–70% loads, everything at 3+ reps in reserve.</w:t>
       </w:r>
     </w:p>
     <w:p>
@@ -23322,7 +25683,7 @@
           <w:sz w:val="17"/>
           <w:szCs w:val="17"/>
         </w:rPr>
-        <w:t xml:space="preserve">Same 8-week targets as the studio plan: 15 full push-ups unassisted, deadlift pattern at 90+ lbs total load, farmer carry building toward 65 lbs/hand, plank at 1:45. Pull-up level resumes from Level 9 at the first studio session back — rows and pullovers on the road keep that pattern strong in the meantime.</w:t>
+        <w:t xml:space="preserve">Same 8-week targets as the studio plan, reached through the Week 4 reassessment, the planned Week 5 deload, and the Weeks 6–8 rebuild: 15 full push-ups unassisted, deadlift pattern at 90+ lbs total load, farmer carry building toward 65 lbs/hand (the studio's heavier implements take over past the hotel rack), plank at 1:45. Pull-up level resumes from Level 9 at the first studio session back — rows and pullovers on the road keep that pattern strong in the meantime.</w:t>
       </w:r>
     </w:p>
     <w:p>

--- a/clients/kelly_mulroy/Kelly_Mulroy_Travel_Plan.docx
+++ b/clients/kelly_mulroy/Kelly_Mulroy_Travel_Plan.docx
@@ -7094,7 +7094,7 @@
                 <w:sz w:val="14"/>
                 <w:szCs w:val="14"/>
               </w:rPr>
-              <w:t xml:space="preserve">  1 RIR — accessory</w:t>
+              <w:t xml:space="preserve">  1 RIR — hypertrophy priority</w:t>
             </w:r>
           </w:p>
         </w:tc>
@@ -7684,6 +7684,19 @@
                 <w:szCs w:val="18"/>
               </w:rPr>
               <w:t xml:space="preserve">Suitcase Carry (Left Lead)</w:t>
+            </w:r>
+          </w:p>
+          <w:p>
+            <w:r>
+              <w:rPr>
+                <w:rFonts w:ascii="Arial" w:cs="Arial" w:eastAsia="Arial" w:hAnsi="Arial"/>
+                <w:i/>
+                <w:iCs/>
+                <w:color w:val="B71C1C"/>
+                <w:sz w:val="14"/>
+                <w:szCs w:val="14"/>
+              </w:rPr>
+              <w:t xml:space="preserve">Hinge stop-signal governs the pickup and set-down — back pain means STOP.</w:t>
             </w:r>
           </w:p>
         </w:tc>
@@ -13146,7 +13159,7 @@
                 <w:sz w:val="17"/>
                 <w:szCs w:val="17"/>
               </w:rPr>
-              <w:t xml:space="preserve">Lying on your side, top leg crossed over, raise the BOTTOM leg. Direct adductor strengthening — the travel version of the cable adductor pull. Slow and controlled beats high.</w:t>
+              <w:t xml:space="preserve">Lying on your side, top leg crossed over, raise the BOTTOM leg. Direct adductor strengthening — the travel version of the studio's adductor pull. Slow and controlled beats high.</w:t>
             </w:r>
           </w:p>
         </w:tc>
@@ -18077,6 +18090,19 @@
               <w:t xml:space="preserve">Farmer Carry (Both Hands)</w:t>
             </w:r>
           </w:p>
+          <w:p>
+            <w:r>
+              <w:rPr>
+                <w:rFonts w:ascii="Arial" w:cs="Arial" w:eastAsia="Arial" w:hAnsi="Arial"/>
+                <w:i/>
+                <w:iCs/>
+                <w:color w:val="B71C1C"/>
+                <w:sz w:val="14"/>
+                <w:szCs w:val="14"/>
+              </w:rPr>
+              <w:t xml:space="preserve">Hinge stop-signal governs the pickup and set-down — back pain means STOP.</w:t>
+            </w:r>
+          </w:p>
         </w:tc>
         <w:tc>
           <w:tcPr>
@@ -18315,6 +18341,19 @@
                 <w:szCs w:val="18"/>
               </w:rPr>
               <w:t xml:space="preserve">Suitcase Carry (Left Lead)</w:t>
+            </w:r>
+          </w:p>
+          <w:p>
+            <w:r>
+              <w:rPr>
+                <w:rFonts w:ascii="Arial" w:cs="Arial" w:eastAsia="Arial" w:hAnsi="Arial"/>
+                <w:i/>
+                <w:iCs/>
+                <w:color w:val="B71C1C"/>
+                <w:sz w:val="14"/>
+                <w:szCs w:val="14"/>
+              </w:rPr>
+              <w:t xml:space="preserve">Hinge stop-signal governs the pickup and set-down — back pain means STOP.</w:t>
             </w:r>
           </w:p>
         </w:tc>

--- a/clients/kelly_mulroy/Kelly_Mulroy_Travel_Plan.docx
+++ b/clients/kelly_mulroy/Kelly_Mulroy_Travel_Plan.docx
@@ -2022,7 +2022,7 @@
           <w:sz w:val="17"/>
           <w:szCs w:val="17"/>
         </w:rPr>
-        <w:t xml:space="preserve">~28g per meal minimum (leucine threshold), distributed across 4+ meals/day.</w:t>
+        <w:t xml:space="preserve">~21g per meal (≈0.3 g/kg), across 4 meals spaced 3–4 hours apart.</w:t>
       </w:r>
     </w:p>
     <w:p>

--- a/clients/kelly_mulroy/Kelly_Mulroy_Travel_Plan.docx
+++ b/clients/kelly_mulroy/Kelly_Mulroy_Travel_Plan.docx
@@ -14227,6 +14227,321 @@
           </w:p>
         </w:tc>
       </w:tr>
+    </w:tbl>
+    <w:p>
+      <w:pPr>
+        <w:spacing w:after="100"/>
+      </w:pPr>
+    </w:p>
+    <w:p>
+      <w:pPr>
+        <w:spacing w:after="60" w:before="120"/>
+      </w:pPr>
+      <w:r>
+        <w:rPr>
+          <w:rFonts w:ascii="Arial" w:cs="Arial" w:eastAsia="Arial" w:hAnsi="Arial"/>
+          <w:b/>
+          <w:bCs/>
+          <w:color w:val="C9A227"/>
+          <w:sz w:val="17"/>
+          <w:szCs w:val="17"/>
+        </w:rPr>
+        <w:t xml:space="preserve">C — FULL-BODY INTEGRATION — FARMER CARRY (LIGHT)</w:t>
+      </w:r>
+    </w:p>
+    <w:p>
+      <w:pPr>
+        <w:spacing w:after="80"/>
+      </w:pPr>
+      <w:r>
+        <w:rPr>
+          <w:rFonts w:ascii="Arial" w:cs="Arial" w:eastAsia="Arial" w:hAnsi="Arial"/>
+          <w:b/>
+          <w:bCs/>
+          <w:color w:val="C9A227"/>
+          <w:sz w:val="17"/>
+          <w:szCs w:val="17"/>
+        </w:rPr>
+        <w:t xml:space="preserve">Why:  </w:t>
+      </w:r>
+      <w:r>
+        <w:rPr>
+          <w:rFonts w:ascii="Arial" w:cs="Arial" w:eastAsia="Arial" w:hAnsi="Arial"/>
+          <w:color w:val="2C2C2C"/>
+          <w:sz w:val="17"/>
+          <w:szCs w:val="17"/>
+        </w:rPr>
+        <w:t xml:space="preserve">The closing compound: a short, light farmer carry integrates the day's brace and hip work into upright gait — deliberately below Friday's working carry loads. The pickup is a hinge: the same stop-signal governs it, and the set ends there if the back speaks up. Tight floor space? March in place under the load for 30–40 seconds instead.</w:t>
+      </w:r>
+    </w:p>
+    <w:tbl>
+      <w:tblPr>
+        <w:tblW w:type="dxa" w:w="10440"/>
+        <w:tblBorders>
+          <w:top w:val="none" w:color="FFFFFF" w:sz="0"/>
+          <w:left w:val="none" w:color="FFFFFF" w:sz="0"/>
+          <w:bottom w:val="none" w:color="FFFFFF" w:sz="0"/>
+          <w:right w:val="none" w:color="FFFFFF" w:sz="0"/>
+          <w:insideH w:val="single" w:color="auto" w:sz="4"/>
+          <w:insideV w:val="single" w:color="auto" w:sz="4"/>
+        </w:tblBorders>
+      </w:tblPr>
+      <w:tblGrid>
+        <w:gridCol w:w="2400"/>
+        <w:gridCol w:w="380"/>
+        <w:gridCol w:w="420"/>
+        <w:gridCol w:w="680"/>
+        <w:gridCol w:w="540"/>
+        <w:gridCol w:w="440"/>
+        <w:gridCol w:w="5580"/>
+      </w:tblGrid>
+      <w:tr>
+        <w:tc>
+          <w:tcPr>
+            <w:tcW w:type="dxa" w:w="2400"/>
+            <w:tcBorders>
+              <w:top w:val="none" w:color="FFFFFF" w:sz="0"/>
+              <w:left w:val="none" w:color="FFFFFF" w:sz="0"/>
+              <w:bottom w:val="none" w:color="FFFFFF" w:sz="0"/>
+              <w:right w:val="none" w:color="FFFFFF" w:sz="0"/>
+            </w:tcBorders>
+            <w:shd w:fill="F5E8C0" w:color="auto" w:val="clear"/>
+            <w:tcMar>
+              <w:top w:type="dxa" w:w="40"/>
+              <w:left w:type="dxa" w:w="80"/>
+              <w:bottom w:type="dxa" w:w="40"/>
+              <w:right w:type="dxa" w:w="80"/>
+            </w:tcMar>
+            <w:vAlign w:val="center"/>
+          </w:tcPr>
+          <w:p>
+            <w:pPr>
+              <w:jc w:val="left"/>
+            </w:pPr>
+            <w:r>
+              <w:rPr>
+                <w:rFonts w:ascii="Arial" w:cs="Arial" w:eastAsia="Arial" w:hAnsi="Arial"/>
+                <w:b/>
+                <w:bCs/>
+                <w:color w:val="C9A227"/>
+                <w:sz w:val="15"/>
+                <w:szCs w:val="15"/>
+              </w:rPr>
+              <w:t xml:space="preserve">EXERCISE</w:t>
+            </w:r>
+          </w:p>
+        </w:tc>
+        <w:tc>
+          <w:tcPr>
+            <w:tcW w:type="dxa" w:w="380"/>
+            <w:tcBorders>
+              <w:top w:val="none" w:color="FFFFFF" w:sz="0"/>
+              <w:left w:val="none" w:color="FFFFFF" w:sz="0"/>
+              <w:bottom w:val="none" w:color="FFFFFF" w:sz="0"/>
+              <w:right w:val="none" w:color="FFFFFF" w:sz="0"/>
+            </w:tcBorders>
+            <w:shd w:fill="F5E8C0" w:color="auto" w:val="clear"/>
+            <w:tcMar>
+              <w:top w:type="dxa" w:w="40"/>
+              <w:left w:type="dxa" w:w="80"/>
+              <w:bottom w:type="dxa" w:w="40"/>
+              <w:right w:type="dxa" w:w="80"/>
+            </w:tcMar>
+            <w:vAlign w:val="center"/>
+          </w:tcPr>
+          <w:p>
+            <w:pPr>
+              <w:jc w:val="center"/>
+            </w:pPr>
+            <w:r>
+              <w:rPr>
+                <w:rFonts w:ascii="Arial" w:cs="Arial" w:eastAsia="Arial" w:hAnsi="Arial"/>
+                <w:b/>
+                <w:bCs/>
+                <w:color w:val="C9A227"/>
+                <w:sz w:val="13"/>
+                <w:szCs w:val="13"/>
+              </w:rPr>
+              <w:t xml:space="preserve">SETS</w:t>
+            </w:r>
+          </w:p>
+        </w:tc>
+        <w:tc>
+          <w:tcPr>
+            <w:tcW w:type="dxa" w:w="420"/>
+            <w:tcBorders>
+              <w:top w:val="none" w:color="FFFFFF" w:sz="0"/>
+              <w:left w:val="none" w:color="FFFFFF" w:sz="0"/>
+              <w:bottom w:val="none" w:color="FFFFFF" w:sz="0"/>
+              <w:right w:val="none" w:color="FFFFFF" w:sz="0"/>
+            </w:tcBorders>
+            <w:shd w:fill="F5E8C0" w:color="auto" w:val="clear"/>
+            <w:tcMar>
+              <w:top w:type="dxa" w:w="40"/>
+              <w:left w:type="dxa" w:w="80"/>
+              <w:bottom w:type="dxa" w:w="40"/>
+              <w:right w:type="dxa" w:w="80"/>
+            </w:tcMar>
+            <w:vAlign w:val="center"/>
+          </w:tcPr>
+          <w:p>
+            <w:pPr>
+              <w:jc w:val="center"/>
+            </w:pPr>
+            <w:r>
+              <w:rPr>
+                <w:rFonts w:ascii="Arial" w:cs="Arial" w:eastAsia="Arial" w:hAnsi="Arial"/>
+                <w:b/>
+                <w:bCs/>
+                <w:color w:val="C9A227"/>
+                <w:sz w:val="13"/>
+                <w:szCs w:val="13"/>
+              </w:rPr>
+              <w:t xml:space="preserve">REPS</w:t>
+            </w:r>
+          </w:p>
+        </w:tc>
+        <w:tc>
+          <w:tcPr>
+            <w:tcW w:type="dxa" w:w="680"/>
+            <w:tcBorders>
+              <w:top w:val="none" w:color="FFFFFF" w:sz="0"/>
+              <w:left w:val="none" w:color="FFFFFF" w:sz="0"/>
+              <w:bottom w:val="none" w:color="FFFFFF" w:sz="0"/>
+              <w:right w:val="none" w:color="FFFFFF" w:sz="0"/>
+            </w:tcBorders>
+            <w:shd w:fill="F5E8C0" w:color="auto" w:val="clear"/>
+            <w:tcMar>
+              <w:top w:type="dxa" w:w="40"/>
+              <w:left w:type="dxa" w:w="80"/>
+              <w:bottom w:type="dxa" w:w="40"/>
+              <w:right w:type="dxa" w:w="80"/>
+            </w:tcMar>
+            <w:vAlign w:val="center"/>
+          </w:tcPr>
+          <w:p>
+            <w:pPr>
+              <w:jc w:val="center"/>
+            </w:pPr>
+            <w:r>
+              <w:rPr>
+                <w:rFonts w:ascii="Arial" w:cs="Arial" w:eastAsia="Arial" w:hAnsi="Arial"/>
+                <w:b/>
+                <w:bCs/>
+                <w:color w:val="C9A227"/>
+                <w:sz w:val="13"/>
+                <w:szCs w:val="13"/>
+              </w:rPr>
+              <w:t xml:space="preserve">LOAD</w:t>
+            </w:r>
+          </w:p>
+        </w:tc>
+        <w:tc>
+          <w:tcPr>
+            <w:tcW w:type="dxa" w:w="540"/>
+            <w:tcBorders>
+              <w:top w:val="none" w:color="FFFFFF" w:sz="0"/>
+              <w:left w:val="none" w:color="FFFFFF" w:sz="0"/>
+              <w:bottom w:val="none" w:color="FFFFFF" w:sz="0"/>
+              <w:right w:val="none" w:color="FFFFFF" w:sz="0"/>
+            </w:tcBorders>
+            <w:shd w:fill="F5E8C0" w:color="auto" w:val="clear"/>
+            <w:tcMar>
+              <w:top w:type="dxa" w:w="40"/>
+              <w:left w:type="dxa" w:w="80"/>
+              <w:bottom w:type="dxa" w:w="40"/>
+              <w:right w:type="dxa" w:w="80"/>
+            </w:tcMar>
+            <w:vAlign w:val="center"/>
+          </w:tcPr>
+          <w:p>
+            <w:pPr>
+              <w:jc w:val="center"/>
+            </w:pPr>
+            <w:r>
+              <w:rPr>
+                <w:rFonts w:ascii="Arial" w:cs="Arial" w:eastAsia="Arial" w:hAnsi="Arial"/>
+                <w:b/>
+                <w:bCs/>
+                <w:color w:val="C9A227"/>
+                <w:sz w:val="13"/>
+                <w:szCs w:val="13"/>
+              </w:rPr>
+              <w:t xml:space="preserve">TEMPO</w:t>
+            </w:r>
+          </w:p>
+        </w:tc>
+        <w:tc>
+          <w:tcPr>
+            <w:tcW w:type="dxa" w:w="440"/>
+            <w:tcBorders>
+              <w:top w:val="none" w:color="FFFFFF" w:sz="0"/>
+              <w:left w:val="none" w:color="FFFFFF" w:sz="0"/>
+              <w:bottom w:val="none" w:color="FFFFFF" w:sz="0"/>
+              <w:right w:val="none" w:color="FFFFFF" w:sz="0"/>
+            </w:tcBorders>
+            <w:shd w:fill="F5E8C0" w:color="auto" w:val="clear"/>
+            <w:tcMar>
+              <w:top w:type="dxa" w:w="40"/>
+              <w:left w:type="dxa" w:w="80"/>
+              <w:bottom w:type="dxa" w:w="40"/>
+              <w:right w:type="dxa" w:w="80"/>
+            </w:tcMar>
+            <w:vAlign w:val="center"/>
+          </w:tcPr>
+          <w:p>
+            <w:pPr>
+              <w:jc w:val="center"/>
+            </w:pPr>
+            <w:r>
+              <w:rPr>
+                <w:rFonts w:ascii="Arial" w:cs="Arial" w:eastAsia="Arial" w:hAnsi="Arial"/>
+                <w:b/>
+                <w:bCs/>
+                <w:color w:val="C9A227"/>
+                <w:sz w:val="13"/>
+                <w:szCs w:val="13"/>
+              </w:rPr>
+              <w:t xml:space="preserve">REST</w:t>
+            </w:r>
+          </w:p>
+        </w:tc>
+        <w:tc>
+          <w:tcPr>
+            <w:tcW w:type="dxa" w:w="5580"/>
+            <w:tcBorders>
+              <w:top w:val="none" w:color="FFFFFF" w:sz="0"/>
+              <w:left w:val="none" w:color="FFFFFF" w:sz="0"/>
+              <w:bottom w:val="none" w:color="FFFFFF" w:sz="0"/>
+              <w:right w:val="none" w:color="FFFFFF" w:sz="0"/>
+            </w:tcBorders>
+            <w:shd w:fill="F5E8C0" w:color="auto" w:val="clear"/>
+            <w:tcMar>
+              <w:top w:type="dxa" w:w="40"/>
+              <w:left w:type="dxa" w:w="80"/>
+              <w:bottom w:type="dxa" w:w="40"/>
+              <w:right w:type="dxa" w:w="80"/>
+            </w:tcMar>
+            <w:vAlign w:val="center"/>
+          </w:tcPr>
+          <w:p>
+            <w:pPr>
+              <w:jc w:val="left"/>
+            </w:pPr>
+            <w:r>
+              <w:rPr>
+                <w:rFonts w:ascii="Arial" w:cs="Arial" w:eastAsia="Arial" w:hAnsi="Arial"/>
+                <w:b/>
+                <w:bCs/>
+                <w:color w:val="C9A227"/>
+                <w:sz w:val="15"/>
+                <w:szCs w:val="15"/>
+              </w:rPr>
+              <w:t xml:space="preserve">COACHING CUE</w:t>
+            </w:r>
+          </w:p>
+        </w:tc>
+      </w:tr>
       <w:tr>
         <w:tc>
           <w:tcPr>
@@ -14256,7 +14571,20 @@
                 <w:sz w:val="18"/>
                 <w:szCs w:val="18"/>
               </w:rPr>
-              <w:t xml:space="preserve">Lateral Lunge (Left Lead)</w:t>
+              <w:t xml:space="preserve">Farmer Carry (Light — Integration)</w:t>
+            </w:r>
+          </w:p>
+          <w:p>
+            <w:r>
+              <w:rPr>
+                <w:rFonts w:ascii="Arial" w:cs="Arial" w:eastAsia="Arial" w:hAnsi="Arial"/>
+                <w:i/>
+                <w:iCs/>
+                <w:color w:val="B71C1C"/>
+                <w:sz w:val="14"/>
+                <w:szCs w:val="14"/>
+              </w:rPr>
+              <w:t xml:space="preserve">Hinge stop-signal governs the pickup — back pain means STOP.</w:t>
             </w:r>
           </w:p>
         </w:tc>
@@ -14289,7 +14617,7 @@
                 <w:sz w:val="15"/>
                 <w:szCs w:val="15"/>
               </w:rPr>
-              <w:t xml:space="preserve">3</w:t>
+              <w:t xml:space="preserve">2</w:t>
             </w:r>
           </w:p>
         </w:tc>
@@ -14322,7 +14650,7 @@
                 <w:sz w:val="15"/>
                 <w:szCs w:val="15"/>
               </w:rPr>
-              <w:t xml:space="preserve">10 ea</w:t>
+              <w:t xml:space="preserve">25–30 yds</w:t>
             </w:r>
           </w:p>
         </w:tc>
@@ -14355,7 +14683,7 @@
                 <w:sz w:val="15"/>
                 <w:szCs w:val="15"/>
               </w:rPr>
-              <w:t xml:space="preserve">12―17 lbs/hand</w:t>
+              <w:t xml:space="preserve">25–30 lbs/hand</w:t>
             </w:r>
           </w:p>
         </w:tc>
@@ -14388,7 +14716,7 @@
                 <w:sz w:val="15"/>
                 <w:szCs w:val="15"/>
               </w:rPr>
-              <w:t xml:space="preserve">2-1-1</w:t>
+              <w:t xml:space="preserve">Controlled</w:t>
             </w:r>
           </w:p>
         </w:tc>
@@ -14451,18 +14779,7 @@
                 <w:sz w:val="17"/>
                 <w:szCs w:val="17"/>
               </w:rPr>
-              <w:t xml:space="preserve">LEFT leg leads. Step wide, sit into the hip. Inner thigh of the standing leg lengthens under load.</w:t>
-            </w:r>
-            <w:r>
-              <w:rPr>
-                <w:rFonts w:ascii="Arial" w:cs="Arial" w:eastAsia="Arial" w:hAnsi="Arial"/>
-                <w:i/>
-                <w:iCs/>
-                <w:color w:val="00695C"/>
-                <w:sz w:val="14"/>
-                <w:szCs w:val="14"/>
-              </w:rPr>
-              <w:t xml:space="preserve">  2 RIR</w:t>
+              <w:t xml:space="preserve">Hinge cleanly to lift, walk tall, hinge cleanly to set down. Quality over load.</w:t>
             </w:r>
           </w:p>
         </w:tc>
@@ -14486,7 +14803,7 @@
           <w:sz w:val="17"/>
           <w:szCs w:val="17"/>
         </w:rPr>
-        <w:t xml:space="preserve">C — ACCESSORY — UNILATERAL HINGE (LEFT LEAD)</w:t>
+        <w:t xml:space="preserve">D — ACCESSORY — UNILATERAL LOWER (LEFT LEAD)</w:t>
       </w:r>
     </w:p>
     <w:p>
@@ -14811,6 +15128,246 @@
                 <w:sz w:val="18"/>
                 <w:szCs w:val="18"/>
               </w:rPr>
+              <w:t xml:space="preserve">Lateral Lunge (Left Lead)</w:t>
+            </w:r>
+          </w:p>
+        </w:tc>
+        <w:tc>
+          <w:tcPr>
+            <w:tcW w:type="dxa" w:w="380"/>
+            <w:tcBorders>
+              <w:top w:val="none" w:color="FFFFFF" w:sz="0"/>
+              <w:left w:val="none" w:color="FFFFFF" w:sz="0"/>
+              <w:bottom w:val="none" w:color="FFFFFF" w:sz="0"/>
+              <w:right w:val="none" w:color="FFFFFF" w:sz="0"/>
+            </w:tcBorders>
+            <w:shd w:fill="FAF3E0" w:color="auto" w:val="clear"/>
+            <w:tcMar>
+              <w:top w:type="dxa" w:w="40"/>
+              <w:left w:type="dxa" w:w="80"/>
+              <w:bottom w:type="dxa" w:w="40"/>
+              <w:right w:type="dxa" w:w="80"/>
+            </w:tcMar>
+            <w:vAlign w:val="center"/>
+          </w:tcPr>
+          <w:p>
+            <w:pPr>
+              <w:jc w:val="center"/>
+            </w:pPr>
+            <w:r>
+              <w:rPr>
+                <w:rFonts w:ascii="Arial" w:cs="Arial" w:eastAsia="Arial" w:hAnsi="Arial"/>
+                <w:color w:val="6B6B6B"/>
+                <w:sz w:val="15"/>
+                <w:szCs w:val="15"/>
+              </w:rPr>
+              <w:t xml:space="preserve">3</w:t>
+            </w:r>
+          </w:p>
+        </w:tc>
+        <w:tc>
+          <w:tcPr>
+            <w:tcW w:type="dxa" w:w="420"/>
+            <w:tcBorders>
+              <w:top w:val="none" w:color="FFFFFF" w:sz="0"/>
+              <w:left w:val="none" w:color="FFFFFF" w:sz="0"/>
+              <w:bottom w:val="none" w:color="FFFFFF" w:sz="0"/>
+              <w:right w:val="none" w:color="FFFFFF" w:sz="0"/>
+            </w:tcBorders>
+            <w:shd w:fill="FAF3E0" w:color="auto" w:val="clear"/>
+            <w:tcMar>
+              <w:top w:type="dxa" w:w="40"/>
+              <w:left w:type="dxa" w:w="80"/>
+              <w:bottom w:type="dxa" w:w="40"/>
+              <w:right w:type="dxa" w:w="80"/>
+            </w:tcMar>
+            <w:vAlign w:val="center"/>
+          </w:tcPr>
+          <w:p>
+            <w:pPr>
+              <w:jc w:val="center"/>
+            </w:pPr>
+            <w:r>
+              <w:rPr>
+                <w:rFonts w:ascii="Arial" w:cs="Arial" w:eastAsia="Arial" w:hAnsi="Arial"/>
+                <w:color w:val="6B6B6B"/>
+                <w:sz w:val="15"/>
+                <w:szCs w:val="15"/>
+              </w:rPr>
+              <w:t xml:space="preserve">10 ea</w:t>
+            </w:r>
+          </w:p>
+        </w:tc>
+        <w:tc>
+          <w:tcPr>
+            <w:tcW w:type="dxa" w:w="680"/>
+            <w:tcBorders>
+              <w:top w:val="none" w:color="FFFFFF" w:sz="0"/>
+              <w:left w:val="none" w:color="FFFFFF" w:sz="0"/>
+              <w:bottom w:val="none" w:color="FFFFFF" w:sz="0"/>
+              <w:right w:val="none" w:color="FFFFFF" w:sz="0"/>
+            </w:tcBorders>
+            <w:shd w:fill="FAF3E0" w:color="auto" w:val="clear"/>
+            <w:tcMar>
+              <w:top w:type="dxa" w:w="40"/>
+              <w:left w:type="dxa" w:w="80"/>
+              <w:bottom w:type="dxa" w:w="40"/>
+              <w:right w:type="dxa" w:w="80"/>
+            </w:tcMar>
+            <w:vAlign w:val="center"/>
+          </w:tcPr>
+          <w:p>
+            <w:pPr>
+              <w:jc w:val="center"/>
+            </w:pPr>
+            <w:r>
+              <w:rPr>
+                <w:rFonts w:ascii="Arial" w:cs="Arial" w:eastAsia="Arial" w:hAnsi="Arial"/>
+                <w:color w:val="6B6B6B"/>
+                <w:sz w:val="15"/>
+                <w:szCs w:val="15"/>
+              </w:rPr>
+              <w:t xml:space="preserve">12―17 lbs/hand</w:t>
+            </w:r>
+          </w:p>
+        </w:tc>
+        <w:tc>
+          <w:tcPr>
+            <w:tcW w:type="dxa" w:w="540"/>
+            <w:tcBorders>
+              <w:top w:val="none" w:color="FFFFFF" w:sz="0"/>
+              <w:left w:val="none" w:color="FFFFFF" w:sz="0"/>
+              <w:bottom w:val="none" w:color="FFFFFF" w:sz="0"/>
+              <w:right w:val="none" w:color="FFFFFF" w:sz="0"/>
+            </w:tcBorders>
+            <w:shd w:fill="FAF3E0" w:color="auto" w:val="clear"/>
+            <w:tcMar>
+              <w:top w:type="dxa" w:w="40"/>
+              <w:left w:type="dxa" w:w="80"/>
+              <w:bottom w:type="dxa" w:w="40"/>
+              <w:right w:type="dxa" w:w="80"/>
+            </w:tcMar>
+            <w:vAlign w:val="center"/>
+          </w:tcPr>
+          <w:p>
+            <w:pPr>
+              <w:jc w:val="center"/>
+            </w:pPr>
+            <w:r>
+              <w:rPr>
+                <w:rFonts w:ascii="Arial" w:cs="Arial" w:eastAsia="Arial" w:hAnsi="Arial"/>
+                <w:color w:val="6B6B6B"/>
+                <w:sz w:val="15"/>
+                <w:szCs w:val="15"/>
+              </w:rPr>
+              <w:t xml:space="preserve">2-1-1</w:t>
+            </w:r>
+          </w:p>
+        </w:tc>
+        <w:tc>
+          <w:tcPr>
+            <w:tcW w:type="dxa" w:w="440"/>
+            <w:tcBorders>
+              <w:top w:val="none" w:color="FFFFFF" w:sz="0"/>
+              <w:left w:val="none" w:color="FFFFFF" w:sz="0"/>
+              <w:bottom w:val="none" w:color="FFFFFF" w:sz="0"/>
+              <w:right w:val="none" w:color="FFFFFF" w:sz="0"/>
+            </w:tcBorders>
+            <w:shd w:fill="FAF3E0" w:color="auto" w:val="clear"/>
+            <w:tcMar>
+              <w:top w:type="dxa" w:w="40"/>
+              <w:left w:type="dxa" w:w="80"/>
+              <w:bottom w:type="dxa" w:w="40"/>
+              <w:right w:type="dxa" w:w="80"/>
+            </w:tcMar>
+            <w:vAlign w:val="center"/>
+          </w:tcPr>
+          <w:p>
+            <w:pPr>
+              <w:jc w:val="center"/>
+            </w:pPr>
+            <w:r>
+              <w:rPr>
+                <w:rFonts w:ascii="Arial" w:cs="Arial" w:eastAsia="Arial" w:hAnsi="Arial"/>
+                <w:color w:val="6B6B6B"/>
+                <w:sz w:val="15"/>
+                <w:szCs w:val="15"/>
+              </w:rPr>
+              <w:t xml:space="preserve">60s</w:t>
+            </w:r>
+          </w:p>
+        </w:tc>
+        <w:tc>
+          <w:tcPr>
+            <w:tcW w:type="dxa" w:w="5580"/>
+            <w:tcBorders>
+              <w:top w:val="none" w:color="FFFFFF" w:sz="0"/>
+              <w:left w:val="none" w:color="FFFFFF" w:sz="0"/>
+              <w:bottom w:val="none" w:color="FFFFFF" w:sz="0"/>
+              <w:right w:val="none" w:color="FFFFFF" w:sz="0"/>
+            </w:tcBorders>
+            <w:shd w:fill="FAF3E0" w:color="auto" w:val="clear"/>
+            <w:tcMar>
+              <w:top w:type="dxa" w:w="40"/>
+              <w:left w:type="dxa" w:w="80"/>
+              <w:bottom w:type="dxa" w:w="40"/>
+              <w:right w:type="dxa" w:w="80"/>
+            </w:tcMar>
+            <w:vAlign w:val="center"/>
+          </w:tcPr>
+          <w:p>
+            <w:r>
+              <w:rPr>
+                <w:rFonts w:ascii="Arial" w:cs="Arial" w:eastAsia="Arial" w:hAnsi="Arial"/>
+                <w:color w:val="6B6B6B"/>
+                <w:sz w:val="17"/>
+                <w:szCs w:val="17"/>
+              </w:rPr>
+              <w:t xml:space="preserve">LEFT leg leads. Step wide, sit into the hip. Inner thigh of the standing leg lengthens under load.</w:t>
+            </w:r>
+            <w:r>
+              <w:rPr>
+                <w:rFonts w:ascii="Arial" w:cs="Arial" w:eastAsia="Arial" w:hAnsi="Arial"/>
+                <w:i/>
+                <w:iCs/>
+                <w:color w:val="00695C"/>
+                <w:sz w:val="14"/>
+                <w:szCs w:val="14"/>
+              </w:rPr>
+              <w:t xml:space="preserve">  2 RIR</w:t>
+            </w:r>
+          </w:p>
+        </w:tc>
+      </w:tr>
+      <w:tr>
+        <w:tc>
+          <w:tcPr>
+            <w:tcW w:type="dxa" w:w="2400"/>
+            <w:tcBorders>
+              <w:top w:val="none" w:color="FFFFFF" w:sz="0"/>
+              <w:left w:val="none" w:color="FFFFFF" w:sz="0"/>
+              <w:bottom w:val="none" w:color="FFFFFF" w:sz="0"/>
+              <w:right w:val="none" w:color="FFFFFF" w:sz="0"/>
+            </w:tcBorders>
+            <w:shd w:fill="FFFFFF" w:color="auto" w:val="clear"/>
+            <w:tcMar>
+              <w:top w:type="dxa" w:w="40"/>
+              <w:left w:type="dxa" w:w="80"/>
+              <w:bottom w:type="dxa" w:w="40"/>
+              <w:right w:type="dxa" w:w="80"/>
+            </w:tcMar>
+            <w:vAlign w:val="center"/>
+          </w:tcPr>
+          <w:p>
+            <w:r>
+              <w:rPr>
+                <w:rFonts w:ascii="Arial" w:cs="Arial" w:eastAsia="Arial" w:hAnsi="Arial"/>
+                <w:b/>
+                <w:bCs/>
+                <w:color w:val="2C2C2C"/>
+                <w:sz w:val="18"/>
+                <w:szCs w:val="18"/>
+              </w:rPr>
               <w:t xml:space="preserve">Single-Leg RDL (Left Lead)</w:t>
             </w:r>
           </w:p>
@@ -14837,7 +15394,7 @@
               <w:bottom w:val="none" w:color="FFFFFF" w:sz="0"/>
               <w:right w:val="none" w:color="FFFFFF" w:sz="0"/>
             </w:tcBorders>
-            <w:shd w:fill="FAF3E0" w:color="auto" w:val="clear"/>
+            <w:shd w:fill="FFFFFF" w:color="auto" w:val="clear"/>
             <w:tcMar>
               <w:top w:type="dxa" w:w="40"/>
               <w:left w:type="dxa" w:w="80"/>
@@ -14870,7 +15427,7 @@
               <w:bottom w:val="none" w:color="FFFFFF" w:sz="0"/>
               <w:right w:val="none" w:color="FFFFFF" w:sz="0"/>
             </w:tcBorders>
-            <w:shd w:fill="FAF3E0" w:color="auto" w:val="clear"/>
+            <w:shd w:fill="FFFFFF" w:color="auto" w:val="clear"/>
             <w:tcMar>
               <w:top w:type="dxa" w:w="40"/>
               <w:left w:type="dxa" w:w="80"/>
@@ -14903,7 +15460,7 @@
               <w:bottom w:val="none" w:color="FFFFFF" w:sz="0"/>
               <w:right w:val="none" w:color="FFFFFF" w:sz="0"/>
             </w:tcBorders>
-            <w:shd w:fill="FAF3E0" w:color="auto" w:val="clear"/>
+            <w:shd w:fill="FFFFFF" w:color="auto" w:val="clear"/>
             <w:tcMar>
               <w:top w:type="dxa" w:w="40"/>
               <w:left w:type="dxa" w:w="80"/>
@@ -14936,7 +15493,7 @@
               <w:bottom w:val="none" w:color="FFFFFF" w:sz="0"/>
               <w:right w:val="none" w:color="FFFFFF" w:sz="0"/>
             </w:tcBorders>
-            <w:shd w:fill="FAF3E0" w:color="auto" w:val="clear"/>
+            <w:shd w:fill="FFFFFF" w:color="auto" w:val="clear"/>
             <w:tcMar>
               <w:top w:type="dxa" w:w="40"/>
               <w:left w:type="dxa" w:w="80"/>
@@ -14969,7 +15526,7 @@
               <w:bottom w:val="none" w:color="FFFFFF" w:sz="0"/>
               <w:right w:val="none" w:color="FFFFFF" w:sz="0"/>
             </w:tcBorders>
-            <w:shd w:fill="FAF3E0" w:color="auto" w:val="clear"/>
+            <w:shd w:fill="FFFFFF" w:color="auto" w:val="clear"/>
             <w:tcMar>
               <w:top w:type="dxa" w:w="40"/>
               <w:left w:type="dxa" w:w="80"/>
@@ -15002,7 +15559,7 @@
               <w:bottom w:val="none" w:color="FFFFFF" w:sz="0"/>
               <w:right w:val="none" w:color="FFFFFF" w:sz="0"/>
             </w:tcBorders>
-            <w:shd w:fill="FAF3E0" w:color="auto" w:val="clear"/>
+            <w:shd w:fill="FFFFFF" w:color="auto" w:val="clear"/>
             <w:tcMar>
               <w:top w:type="dxa" w:w="40"/>
               <w:left w:type="dxa" w:w="80"/>
@@ -15054,7 +15611,7 @@
           <w:sz w:val="17"/>
           <w:szCs w:val="17"/>
         </w:rPr>
-        <w:t xml:space="preserve">D — SECONDARY COMPOUND — HIP THRUST</w:t>
+        <w:t xml:space="preserve">E — SECONDARY COMPOUND — HIP THRUST</w:t>
       </w:r>
     </w:p>
     <w:p>
@@ -15586,563 +16143,6 @@
                 <w:szCs w:val="14"/>
               </w:rPr>
               <w:t xml:space="preserve">  2 RIR</w:t>
-            </w:r>
-          </w:p>
-        </w:tc>
-      </w:tr>
-    </w:tbl>
-    <w:p>
-      <w:pPr>
-        <w:spacing w:after="100"/>
-      </w:pPr>
-    </w:p>
-    <w:p>
-      <w:pPr>
-        <w:spacing w:after="60" w:before="120"/>
-      </w:pPr>
-      <w:r>
-        <w:rPr>
-          <w:rFonts w:ascii="Arial" w:cs="Arial" w:eastAsia="Arial" w:hAnsi="Arial"/>
-          <w:b/>
-          <w:bCs/>
-          <w:color w:val="C9A227"/>
-          <w:sz w:val="17"/>
-          <w:szCs w:val="17"/>
-        </w:rPr>
-        <w:t xml:space="preserve">E — FULL-BODY INTEGRATION — FARMER CARRY (LIGHT)</w:t>
-      </w:r>
-    </w:p>
-    <w:p>
-      <w:pPr>
-        <w:spacing w:after="80"/>
-      </w:pPr>
-      <w:r>
-        <w:rPr>
-          <w:rFonts w:ascii="Arial" w:cs="Arial" w:eastAsia="Arial" w:hAnsi="Arial"/>
-          <w:b/>
-          <w:bCs/>
-          <w:color w:val="C9A227"/>
-          <w:sz w:val="17"/>
-          <w:szCs w:val="17"/>
-        </w:rPr>
-        <w:t xml:space="preserve">Why:  </w:t>
-      </w:r>
-      <w:r>
-        <w:rPr>
-          <w:rFonts w:ascii="Arial" w:cs="Arial" w:eastAsia="Arial" w:hAnsi="Arial"/>
-          <w:color w:val="2C2C2C"/>
-          <w:sz w:val="17"/>
-          <w:szCs w:val="17"/>
-        </w:rPr>
-        <w:t xml:space="preserve">The closing compound: a short, light farmer carry integrates the day's brace and hip work into upright gait — deliberately below Friday's working carry loads. The pickup is a hinge: the same stop-signal governs it, and the set ends there if the back speaks up. Tight floor space? March in place under the load for 30–40 seconds instead.</w:t>
-      </w:r>
-    </w:p>
-    <w:tbl>
-      <w:tblPr>
-        <w:tblW w:type="dxa" w:w="10440"/>
-        <w:tblBorders>
-          <w:top w:val="none" w:color="FFFFFF" w:sz="0"/>
-          <w:left w:val="none" w:color="FFFFFF" w:sz="0"/>
-          <w:bottom w:val="none" w:color="FFFFFF" w:sz="0"/>
-          <w:right w:val="none" w:color="FFFFFF" w:sz="0"/>
-          <w:insideH w:val="single" w:color="auto" w:sz="4"/>
-          <w:insideV w:val="single" w:color="auto" w:sz="4"/>
-        </w:tblBorders>
-      </w:tblPr>
-      <w:tblGrid>
-        <w:gridCol w:w="2400"/>
-        <w:gridCol w:w="380"/>
-        <w:gridCol w:w="420"/>
-        <w:gridCol w:w="680"/>
-        <w:gridCol w:w="540"/>
-        <w:gridCol w:w="440"/>
-        <w:gridCol w:w="5580"/>
-      </w:tblGrid>
-      <w:tr>
-        <w:tc>
-          <w:tcPr>
-            <w:tcW w:type="dxa" w:w="2400"/>
-            <w:tcBorders>
-              <w:top w:val="none" w:color="FFFFFF" w:sz="0"/>
-              <w:left w:val="none" w:color="FFFFFF" w:sz="0"/>
-              <w:bottom w:val="none" w:color="FFFFFF" w:sz="0"/>
-              <w:right w:val="none" w:color="FFFFFF" w:sz="0"/>
-            </w:tcBorders>
-            <w:shd w:fill="F5E8C0" w:color="auto" w:val="clear"/>
-            <w:tcMar>
-              <w:top w:type="dxa" w:w="40"/>
-              <w:left w:type="dxa" w:w="80"/>
-              <w:bottom w:type="dxa" w:w="40"/>
-              <w:right w:type="dxa" w:w="80"/>
-            </w:tcMar>
-            <w:vAlign w:val="center"/>
-          </w:tcPr>
-          <w:p>
-            <w:pPr>
-              <w:jc w:val="left"/>
-            </w:pPr>
-            <w:r>
-              <w:rPr>
-                <w:rFonts w:ascii="Arial" w:cs="Arial" w:eastAsia="Arial" w:hAnsi="Arial"/>
-                <w:b/>
-                <w:bCs/>
-                <w:color w:val="C9A227"/>
-                <w:sz w:val="15"/>
-                <w:szCs w:val="15"/>
-              </w:rPr>
-              <w:t xml:space="preserve">EXERCISE</w:t>
-            </w:r>
-          </w:p>
-        </w:tc>
-        <w:tc>
-          <w:tcPr>
-            <w:tcW w:type="dxa" w:w="380"/>
-            <w:tcBorders>
-              <w:top w:val="none" w:color="FFFFFF" w:sz="0"/>
-              <w:left w:val="none" w:color="FFFFFF" w:sz="0"/>
-              <w:bottom w:val="none" w:color="FFFFFF" w:sz="0"/>
-              <w:right w:val="none" w:color="FFFFFF" w:sz="0"/>
-            </w:tcBorders>
-            <w:shd w:fill="F5E8C0" w:color="auto" w:val="clear"/>
-            <w:tcMar>
-              <w:top w:type="dxa" w:w="40"/>
-              <w:left w:type="dxa" w:w="80"/>
-              <w:bottom w:type="dxa" w:w="40"/>
-              <w:right w:type="dxa" w:w="80"/>
-            </w:tcMar>
-            <w:vAlign w:val="center"/>
-          </w:tcPr>
-          <w:p>
-            <w:pPr>
-              <w:jc w:val="center"/>
-            </w:pPr>
-            <w:r>
-              <w:rPr>
-                <w:rFonts w:ascii="Arial" w:cs="Arial" w:eastAsia="Arial" w:hAnsi="Arial"/>
-                <w:b/>
-                <w:bCs/>
-                <w:color w:val="C9A227"/>
-                <w:sz w:val="13"/>
-                <w:szCs w:val="13"/>
-              </w:rPr>
-              <w:t xml:space="preserve">SETS</w:t>
-            </w:r>
-          </w:p>
-        </w:tc>
-        <w:tc>
-          <w:tcPr>
-            <w:tcW w:type="dxa" w:w="420"/>
-            <w:tcBorders>
-              <w:top w:val="none" w:color="FFFFFF" w:sz="0"/>
-              <w:left w:val="none" w:color="FFFFFF" w:sz="0"/>
-              <w:bottom w:val="none" w:color="FFFFFF" w:sz="0"/>
-              <w:right w:val="none" w:color="FFFFFF" w:sz="0"/>
-            </w:tcBorders>
-            <w:shd w:fill="F5E8C0" w:color="auto" w:val="clear"/>
-            <w:tcMar>
-              <w:top w:type="dxa" w:w="40"/>
-              <w:left w:type="dxa" w:w="80"/>
-              <w:bottom w:type="dxa" w:w="40"/>
-              <w:right w:type="dxa" w:w="80"/>
-            </w:tcMar>
-            <w:vAlign w:val="center"/>
-          </w:tcPr>
-          <w:p>
-            <w:pPr>
-              <w:jc w:val="center"/>
-            </w:pPr>
-            <w:r>
-              <w:rPr>
-                <w:rFonts w:ascii="Arial" w:cs="Arial" w:eastAsia="Arial" w:hAnsi="Arial"/>
-                <w:b/>
-                <w:bCs/>
-                <w:color w:val="C9A227"/>
-                <w:sz w:val="13"/>
-                <w:szCs w:val="13"/>
-              </w:rPr>
-              <w:t xml:space="preserve">REPS</w:t>
-            </w:r>
-          </w:p>
-        </w:tc>
-        <w:tc>
-          <w:tcPr>
-            <w:tcW w:type="dxa" w:w="680"/>
-            <w:tcBorders>
-              <w:top w:val="none" w:color="FFFFFF" w:sz="0"/>
-              <w:left w:val="none" w:color="FFFFFF" w:sz="0"/>
-              <w:bottom w:val="none" w:color="FFFFFF" w:sz="0"/>
-              <w:right w:val="none" w:color="FFFFFF" w:sz="0"/>
-            </w:tcBorders>
-            <w:shd w:fill="F5E8C0" w:color="auto" w:val="clear"/>
-            <w:tcMar>
-              <w:top w:type="dxa" w:w="40"/>
-              <w:left w:type="dxa" w:w="80"/>
-              <w:bottom w:type="dxa" w:w="40"/>
-              <w:right w:type="dxa" w:w="80"/>
-            </w:tcMar>
-            <w:vAlign w:val="center"/>
-          </w:tcPr>
-          <w:p>
-            <w:pPr>
-              <w:jc w:val="center"/>
-            </w:pPr>
-            <w:r>
-              <w:rPr>
-                <w:rFonts w:ascii="Arial" w:cs="Arial" w:eastAsia="Arial" w:hAnsi="Arial"/>
-                <w:b/>
-                <w:bCs/>
-                <w:color w:val="C9A227"/>
-                <w:sz w:val="13"/>
-                <w:szCs w:val="13"/>
-              </w:rPr>
-              <w:t xml:space="preserve">LOAD</w:t>
-            </w:r>
-          </w:p>
-        </w:tc>
-        <w:tc>
-          <w:tcPr>
-            <w:tcW w:type="dxa" w:w="540"/>
-            <w:tcBorders>
-              <w:top w:val="none" w:color="FFFFFF" w:sz="0"/>
-              <w:left w:val="none" w:color="FFFFFF" w:sz="0"/>
-              <w:bottom w:val="none" w:color="FFFFFF" w:sz="0"/>
-              <w:right w:val="none" w:color="FFFFFF" w:sz="0"/>
-            </w:tcBorders>
-            <w:shd w:fill="F5E8C0" w:color="auto" w:val="clear"/>
-            <w:tcMar>
-              <w:top w:type="dxa" w:w="40"/>
-              <w:left w:type="dxa" w:w="80"/>
-              <w:bottom w:type="dxa" w:w="40"/>
-              <w:right w:type="dxa" w:w="80"/>
-            </w:tcMar>
-            <w:vAlign w:val="center"/>
-          </w:tcPr>
-          <w:p>
-            <w:pPr>
-              <w:jc w:val="center"/>
-            </w:pPr>
-            <w:r>
-              <w:rPr>
-                <w:rFonts w:ascii="Arial" w:cs="Arial" w:eastAsia="Arial" w:hAnsi="Arial"/>
-                <w:b/>
-                <w:bCs/>
-                <w:color w:val="C9A227"/>
-                <w:sz w:val="13"/>
-                <w:szCs w:val="13"/>
-              </w:rPr>
-              <w:t xml:space="preserve">TEMPO</w:t>
-            </w:r>
-          </w:p>
-        </w:tc>
-        <w:tc>
-          <w:tcPr>
-            <w:tcW w:type="dxa" w:w="440"/>
-            <w:tcBorders>
-              <w:top w:val="none" w:color="FFFFFF" w:sz="0"/>
-              <w:left w:val="none" w:color="FFFFFF" w:sz="0"/>
-              <w:bottom w:val="none" w:color="FFFFFF" w:sz="0"/>
-              <w:right w:val="none" w:color="FFFFFF" w:sz="0"/>
-            </w:tcBorders>
-            <w:shd w:fill="F5E8C0" w:color="auto" w:val="clear"/>
-            <w:tcMar>
-              <w:top w:type="dxa" w:w="40"/>
-              <w:left w:type="dxa" w:w="80"/>
-              <w:bottom w:type="dxa" w:w="40"/>
-              <w:right w:type="dxa" w:w="80"/>
-            </w:tcMar>
-            <w:vAlign w:val="center"/>
-          </w:tcPr>
-          <w:p>
-            <w:pPr>
-              <w:jc w:val="center"/>
-            </w:pPr>
-            <w:r>
-              <w:rPr>
-                <w:rFonts w:ascii="Arial" w:cs="Arial" w:eastAsia="Arial" w:hAnsi="Arial"/>
-                <w:b/>
-                <w:bCs/>
-                <w:color w:val="C9A227"/>
-                <w:sz w:val="13"/>
-                <w:szCs w:val="13"/>
-              </w:rPr>
-              <w:t xml:space="preserve">REST</w:t>
-            </w:r>
-          </w:p>
-        </w:tc>
-        <w:tc>
-          <w:tcPr>
-            <w:tcW w:type="dxa" w:w="5580"/>
-            <w:tcBorders>
-              <w:top w:val="none" w:color="FFFFFF" w:sz="0"/>
-              <w:left w:val="none" w:color="FFFFFF" w:sz="0"/>
-              <w:bottom w:val="none" w:color="FFFFFF" w:sz="0"/>
-              <w:right w:val="none" w:color="FFFFFF" w:sz="0"/>
-            </w:tcBorders>
-            <w:shd w:fill="F5E8C0" w:color="auto" w:val="clear"/>
-            <w:tcMar>
-              <w:top w:type="dxa" w:w="40"/>
-              <w:left w:type="dxa" w:w="80"/>
-              <w:bottom w:type="dxa" w:w="40"/>
-              <w:right w:type="dxa" w:w="80"/>
-            </w:tcMar>
-            <w:vAlign w:val="center"/>
-          </w:tcPr>
-          <w:p>
-            <w:pPr>
-              <w:jc w:val="left"/>
-            </w:pPr>
-            <w:r>
-              <w:rPr>
-                <w:rFonts w:ascii="Arial" w:cs="Arial" w:eastAsia="Arial" w:hAnsi="Arial"/>
-                <w:b/>
-                <w:bCs/>
-                <w:color w:val="C9A227"/>
-                <w:sz w:val="15"/>
-                <w:szCs w:val="15"/>
-              </w:rPr>
-              <w:t xml:space="preserve">COACHING CUE</w:t>
-            </w:r>
-          </w:p>
-        </w:tc>
-      </w:tr>
-      <w:tr>
-        <w:tc>
-          <w:tcPr>
-            <w:tcW w:type="dxa" w:w="2400"/>
-            <w:tcBorders>
-              <w:top w:val="none" w:color="FFFFFF" w:sz="0"/>
-              <w:left w:val="none" w:color="FFFFFF" w:sz="0"/>
-              <w:bottom w:val="none" w:color="FFFFFF" w:sz="0"/>
-              <w:right w:val="none" w:color="FFFFFF" w:sz="0"/>
-            </w:tcBorders>
-            <w:shd w:fill="FAF3E0" w:color="auto" w:val="clear"/>
-            <w:tcMar>
-              <w:top w:type="dxa" w:w="40"/>
-              <w:left w:type="dxa" w:w="80"/>
-              <w:bottom w:type="dxa" w:w="40"/>
-              <w:right w:type="dxa" w:w="80"/>
-            </w:tcMar>
-            <w:vAlign w:val="center"/>
-          </w:tcPr>
-          <w:p>
-            <w:r>
-              <w:rPr>
-                <w:rFonts w:ascii="Arial" w:cs="Arial" w:eastAsia="Arial" w:hAnsi="Arial"/>
-                <w:b/>
-                <w:bCs/>
-                <w:color w:val="2C2C2C"/>
-                <w:sz w:val="18"/>
-                <w:szCs w:val="18"/>
-              </w:rPr>
-              <w:t xml:space="preserve">Farmer Carry (Light — Integration)</w:t>
-            </w:r>
-          </w:p>
-          <w:p>
-            <w:r>
-              <w:rPr>
-                <w:rFonts w:ascii="Arial" w:cs="Arial" w:eastAsia="Arial" w:hAnsi="Arial"/>
-                <w:i/>
-                <w:iCs/>
-                <w:color w:val="B71C1C"/>
-                <w:sz w:val="14"/>
-                <w:szCs w:val="14"/>
-              </w:rPr>
-              <w:t xml:space="preserve">Hinge stop-signal governs the pickup — back pain means STOP.</w:t>
-            </w:r>
-          </w:p>
-        </w:tc>
-        <w:tc>
-          <w:tcPr>
-            <w:tcW w:type="dxa" w:w="380"/>
-            <w:tcBorders>
-              <w:top w:val="none" w:color="FFFFFF" w:sz="0"/>
-              <w:left w:val="none" w:color="FFFFFF" w:sz="0"/>
-              <w:bottom w:val="none" w:color="FFFFFF" w:sz="0"/>
-              <w:right w:val="none" w:color="FFFFFF" w:sz="0"/>
-            </w:tcBorders>
-            <w:shd w:fill="FAF3E0" w:color="auto" w:val="clear"/>
-            <w:tcMar>
-              <w:top w:type="dxa" w:w="40"/>
-              <w:left w:type="dxa" w:w="80"/>
-              <w:bottom w:type="dxa" w:w="40"/>
-              <w:right w:type="dxa" w:w="80"/>
-            </w:tcMar>
-            <w:vAlign w:val="center"/>
-          </w:tcPr>
-          <w:p>
-            <w:pPr>
-              <w:jc w:val="center"/>
-            </w:pPr>
-            <w:r>
-              <w:rPr>
-                <w:rFonts w:ascii="Arial" w:cs="Arial" w:eastAsia="Arial" w:hAnsi="Arial"/>
-                <w:color w:val="6B6B6B"/>
-                <w:sz w:val="15"/>
-                <w:szCs w:val="15"/>
-              </w:rPr>
-              <w:t xml:space="preserve">2</w:t>
-            </w:r>
-          </w:p>
-        </w:tc>
-        <w:tc>
-          <w:tcPr>
-            <w:tcW w:type="dxa" w:w="420"/>
-            <w:tcBorders>
-              <w:top w:val="none" w:color="FFFFFF" w:sz="0"/>
-              <w:left w:val="none" w:color="FFFFFF" w:sz="0"/>
-              <w:bottom w:val="none" w:color="FFFFFF" w:sz="0"/>
-              <w:right w:val="none" w:color="FFFFFF" w:sz="0"/>
-            </w:tcBorders>
-            <w:shd w:fill="FAF3E0" w:color="auto" w:val="clear"/>
-            <w:tcMar>
-              <w:top w:type="dxa" w:w="40"/>
-              <w:left w:type="dxa" w:w="80"/>
-              <w:bottom w:type="dxa" w:w="40"/>
-              <w:right w:type="dxa" w:w="80"/>
-            </w:tcMar>
-            <w:vAlign w:val="center"/>
-          </w:tcPr>
-          <w:p>
-            <w:pPr>
-              <w:jc w:val="center"/>
-            </w:pPr>
-            <w:r>
-              <w:rPr>
-                <w:rFonts w:ascii="Arial" w:cs="Arial" w:eastAsia="Arial" w:hAnsi="Arial"/>
-                <w:color w:val="6B6B6B"/>
-                <w:sz w:val="15"/>
-                <w:szCs w:val="15"/>
-              </w:rPr>
-              <w:t xml:space="preserve">25–30 yds</w:t>
-            </w:r>
-          </w:p>
-        </w:tc>
-        <w:tc>
-          <w:tcPr>
-            <w:tcW w:type="dxa" w:w="680"/>
-            <w:tcBorders>
-              <w:top w:val="none" w:color="FFFFFF" w:sz="0"/>
-              <w:left w:val="none" w:color="FFFFFF" w:sz="0"/>
-              <w:bottom w:val="none" w:color="FFFFFF" w:sz="0"/>
-              <w:right w:val="none" w:color="FFFFFF" w:sz="0"/>
-            </w:tcBorders>
-            <w:shd w:fill="FAF3E0" w:color="auto" w:val="clear"/>
-            <w:tcMar>
-              <w:top w:type="dxa" w:w="40"/>
-              <w:left w:type="dxa" w:w="80"/>
-              <w:bottom w:type="dxa" w:w="40"/>
-              <w:right w:type="dxa" w:w="80"/>
-            </w:tcMar>
-            <w:vAlign w:val="center"/>
-          </w:tcPr>
-          <w:p>
-            <w:pPr>
-              <w:jc w:val="center"/>
-            </w:pPr>
-            <w:r>
-              <w:rPr>
-                <w:rFonts w:ascii="Arial" w:cs="Arial" w:eastAsia="Arial" w:hAnsi="Arial"/>
-                <w:color w:val="6B6B6B"/>
-                <w:sz w:val="15"/>
-                <w:szCs w:val="15"/>
-              </w:rPr>
-              <w:t xml:space="preserve">25–30 lbs/hand</w:t>
-            </w:r>
-          </w:p>
-        </w:tc>
-        <w:tc>
-          <w:tcPr>
-            <w:tcW w:type="dxa" w:w="540"/>
-            <w:tcBorders>
-              <w:top w:val="none" w:color="FFFFFF" w:sz="0"/>
-              <w:left w:val="none" w:color="FFFFFF" w:sz="0"/>
-              <w:bottom w:val="none" w:color="FFFFFF" w:sz="0"/>
-              <w:right w:val="none" w:color="FFFFFF" w:sz="0"/>
-            </w:tcBorders>
-            <w:shd w:fill="FAF3E0" w:color="auto" w:val="clear"/>
-            <w:tcMar>
-              <w:top w:type="dxa" w:w="40"/>
-              <w:left w:type="dxa" w:w="80"/>
-              <w:bottom w:type="dxa" w:w="40"/>
-              <w:right w:type="dxa" w:w="80"/>
-            </w:tcMar>
-            <w:vAlign w:val="center"/>
-          </w:tcPr>
-          <w:p>
-            <w:pPr>
-              <w:jc w:val="center"/>
-            </w:pPr>
-            <w:r>
-              <w:rPr>
-                <w:rFonts w:ascii="Arial" w:cs="Arial" w:eastAsia="Arial" w:hAnsi="Arial"/>
-                <w:color w:val="6B6B6B"/>
-                <w:sz w:val="15"/>
-                <w:szCs w:val="15"/>
-              </w:rPr>
-              <w:t xml:space="preserve">Controlled</w:t>
-            </w:r>
-          </w:p>
-        </w:tc>
-        <w:tc>
-          <w:tcPr>
-            <w:tcW w:type="dxa" w:w="440"/>
-            <w:tcBorders>
-              <w:top w:val="none" w:color="FFFFFF" w:sz="0"/>
-              <w:left w:val="none" w:color="FFFFFF" w:sz="0"/>
-              <w:bottom w:val="none" w:color="FFFFFF" w:sz="0"/>
-              <w:right w:val="none" w:color="FFFFFF" w:sz="0"/>
-            </w:tcBorders>
-            <w:shd w:fill="FAF3E0" w:color="auto" w:val="clear"/>
-            <w:tcMar>
-              <w:top w:type="dxa" w:w="40"/>
-              <w:left w:type="dxa" w:w="80"/>
-              <w:bottom w:type="dxa" w:w="40"/>
-              <w:right w:type="dxa" w:w="80"/>
-            </w:tcMar>
-            <w:vAlign w:val="center"/>
-          </w:tcPr>
-          <w:p>
-            <w:pPr>
-              <w:jc w:val="center"/>
-            </w:pPr>
-            <w:r>
-              <w:rPr>
-                <w:rFonts w:ascii="Arial" w:cs="Arial" w:eastAsia="Arial" w:hAnsi="Arial"/>
-                <w:color w:val="6B6B6B"/>
-                <w:sz w:val="15"/>
-                <w:szCs w:val="15"/>
-              </w:rPr>
-              <w:t xml:space="preserve">60s</w:t>
-            </w:r>
-          </w:p>
-        </w:tc>
-        <w:tc>
-          <w:tcPr>
-            <w:tcW w:type="dxa" w:w="5580"/>
-            <w:tcBorders>
-              <w:top w:val="none" w:color="FFFFFF" w:sz="0"/>
-              <w:left w:val="none" w:color="FFFFFF" w:sz="0"/>
-              <w:bottom w:val="none" w:color="FFFFFF" w:sz="0"/>
-              <w:right w:val="none" w:color="FFFFFF" w:sz="0"/>
-            </w:tcBorders>
-            <w:shd w:fill="FAF3E0" w:color="auto" w:val="clear"/>
-            <w:tcMar>
-              <w:top w:type="dxa" w:w="40"/>
-              <w:left w:type="dxa" w:w="80"/>
-              <w:bottom w:type="dxa" w:w="40"/>
-              <w:right w:type="dxa" w:w="80"/>
-            </w:tcMar>
-            <w:vAlign w:val="center"/>
-          </w:tcPr>
-          <w:p>
-            <w:r>
-              <w:rPr>
-                <w:rFonts w:ascii="Arial" w:cs="Arial" w:eastAsia="Arial" w:hAnsi="Arial"/>
-                <w:color w:val="6B6B6B"/>
-                <w:sz w:val="17"/>
-                <w:szCs w:val="17"/>
-              </w:rPr>
-              <w:t xml:space="preserve">Hinge cleanly to lift, walk tall, hinge cleanly to set down. Quality over load.</w:t>
             </w:r>
           </w:p>
         </w:tc>

--- a/clients/kelly_mulroy/Kelly_Mulroy_Travel_Plan.docx
+++ b/clients/kelly_mulroy/Kelly_Mulroy_Travel_Plan.docx
@@ -2022,7 +2022,7 @@
           <w:sz w:val="17"/>
           <w:szCs w:val="17"/>
         </w:rPr>
-        <w:t xml:space="preserve">~21g per meal (≈0.3 g/kg), across 4 meals spaced 3–4 hours apart.</w:t>
+        <w:t xml:space="preserve">~28g per meal (0.40 g/kg), across 4 meals spaced 3–4 hours apart.</w:t>
       </w:r>
     </w:p>
     <w:p>
